--- a/mokdong1/2mid/word/MDJ1_L5-L7_ByPart_Compact_Blank_A4.docx
+++ b/mokdong1/2mid/word/MDJ1_L5-L7_ByPart_Compact_Blank_A4.docx
@@ -6,10 +6,10 @@
     <w:bookmarkEnd w:id="0"/>
     <w:p>
       <w:pPr>
-        <w:spacing w:before="0" w:after="30"/>
         <w:pBdr>
           <w:bottom w:val="single" w:sz="12" w:space="2" w:color="1F3864"/>
         </w:pBdr>
+        <w:spacing w:before="0" w:after="30"/>
       </w:pPr>
       <w:r>
         <w:rPr>
@@ -31,10 +31,10 @@
     </w:p>
     <w:p>
       <w:pPr>
-        <w:spacing w:before="100" w:after="30"/>
         <w:pBdr>
           <w:bottom w:val="single" w:sz="12" w:space="2" w:color="7A1F33"/>
         </w:pBdr>
+        <w:spacing w:before="100" w:after="30"/>
       </w:pPr>
       <w:r>
         <w:rPr>
@@ -409,8 +409,8 @@
     </w:tbl>
     <w:p>
       <w:pPr>
+        <w:shd w:val="clear" w:color="auto" w:fill="FFF4D6"/>
         <w:spacing w:before="60" w:after="60"/>
-        <w:shd w:val="clear" w:color="auto" w:fill="FFF4D6"/>
       </w:pPr>
       <w:r>
         <w:rPr>
@@ -7433,8 +7433,8 @@
     </w:tbl>
     <w:p>
       <w:pPr>
+        <w:shd w:val="clear" w:color="auto" w:fill="FFF4D6"/>
         <w:spacing w:before="60" w:after="60"/>
-        <w:shd w:val="clear" w:color="auto" w:fill="FFF4D6"/>
       </w:pPr>
       <w:r>
         <w:rPr>
@@ -8698,8 +8698,8 @@
     </w:tbl>
     <w:p>
       <w:pPr>
+        <w:shd w:val="clear" w:color="auto" w:fill="FFF4D6"/>
         <w:spacing w:before="60" w:after="60"/>
-        <w:shd w:val="clear" w:color="auto" w:fill="FFF4D6"/>
       </w:pPr>
       <w:r>
         <w:rPr>
@@ -11034,10 +11034,10 @@
     </w:tbl>
     <w:p>
       <w:pPr>
-        <w:spacing w:before="100" w:after="30"/>
         <w:pBdr>
           <w:bottom w:val="single" w:sz="12" w:space="2" w:color="7A1F33"/>
         </w:pBdr>
+        <w:spacing w:before="100" w:after="30"/>
       </w:pPr>
       <w:r>
         <w:rPr>
@@ -11476,8 +11476,8 @@
     </w:tbl>
     <w:p>
       <w:pPr>
+        <w:shd w:val="clear" w:color="auto" w:fill="FFF4D6"/>
         <w:spacing w:before="60" w:after="60"/>
-        <w:shd w:val="clear" w:color="auto" w:fill="FFF4D6"/>
       </w:pPr>
       <w:r>
         <w:rPr>
@@ -15124,8 +15124,8 @@
     </w:tbl>
     <w:p>
       <w:pPr>
+        <w:shd w:val="clear" w:color="auto" w:fill="FFF4D6"/>
         <w:spacing w:before="60" w:after="60"/>
-        <w:shd w:val="clear" w:color="auto" w:fill="FFF4D6"/>
       </w:pPr>
       <w:r>
         <w:rPr>
@@ -15158,8 +15158,8 @@
       </w:tblGrid>
       <w:tr>
         <w:trPr>
+          <w:trHeight w:val="360" w:hRule="atLeast"/>
           <w:tblHeader/>
-          <w:trHeight w:val="360" w:hRule="atLeast"/>
         </w:trPr>
         <w:tc>
           <w:tcPr>
@@ -18363,8 +18363,8 @@
     </w:tbl>
     <w:p>
       <w:pPr>
+        <w:shd w:val="clear" w:color="auto" w:fill="FFF4D6"/>
         <w:spacing w:before="60" w:after="60"/>
-        <w:shd w:val="clear" w:color="auto" w:fill="FFF4D6"/>
       </w:pPr>
       <w:r>
         <w:rPr>
@@ -18397,8 +18397,8 @@
       </w:tblGrid>
       <w:tr>
         <w:trPr>
+          <w:trHeight w:val="360" w:hRule="atLeast"/>
           <w:tblHeader/>
-          <w:trHeight w:val="360" w:hRule="atLeast"/>
         </w:trPr>
         <w:tc>
           <w:tcPr>
@@ -21524,10 +21524,10 @@
     </w:p>
     <w:p>
       <w:pPr>
-        <w:spacing w:before="100" w:after="30"/>
         <w:pBdr>
           <w:bottom w:val="single" w:sz="12" w:space="2" w:color="7A1F33"/>
         </w:pBdr>
+        <w:spacing w:before="100" w:after="30"/>
       </w:pPr>
       <w:r>
         <w:rPr>
@@ -21966,8 +21966,8 @@
     </w:tbl>
     <w:p>
       <w:pPr>
+        <w:shd w:val="clear" w:color="auto" w:fill="FFF4D6"/>
         <w:spacing w:before="60" w:after="60"/>
-        <w:shd w:val="clear" w:color="auto" w:fill="FFF4D6"/>
       </w:pPr>
       <w:r>
         <w:rPr>
@@ -24274,8 +24274,8 @@
     </w:tbl>
     <w:p>
       <w:pPr>
+        <w:shd w:val="clear" w:color="auto" w:fill="FFF4D6"/>
         <w:spacing w:before="60" w:after="60"/>
-        <w:shd w:val="clear" w:color="auto" w:fill="FFF4D6"/>
       </w:pPr>
       <w:r>
         <w:rPr>
@@ -25535,10 +25535,10 @@
     </w:p>
     <w:p>
       <w:pPr>
-        <w:spacing w:before="100" w:after="30"/>
         <w:pBdr>
           <w:bottom w:val="single" w:sz="12" w:space="2" w:color="7A1F33"/>
         </w:pBdr>
+        <w:spacing w:before="100" w:after="30"/>
       </w:pPr>
       <w:r>
         <w:rPr>
@@ -25893,8 +25893,8 @@
     </w:tbl>
     <w:p>
       <w:pPr>
+        <w:shd w:val="clear" w:color="auto" w:fill="FFF4D6"/>
         <w:spacing w:before="60" w:after="60"/>
-        <w:shd w:val="clear" w:color="auto" w:fill="FFF4D6"/>
       </w:pPr>
       <w:r>
         <w:rPr>
@@ -27235,8 +27235,8 @@
     </w:tbl>
     <w:p>
       <w:pPr>
+        <w:shd w:val="clear" w:color="auto" w:fill="FFF4D6"/>
         <w:spacing w:before="60" w:after="60"/>
-        <w:shd w:val="clear" w:color="auto" w:fill="FFF4D6"/>
       </w:pPr>
       <w:r>
         <w:rPr>
@@ -32771,8 +32771,8 @@
     </w:tbl>
     <w:p>
       <w:pPr>
+        <w:shd w:val="clear" w:color="auto" w:fill="FFF4D6"/>
         <w:spacing w:before="60" w:after="60"/>
-        <w:shd w:val="clear" w:color="auto" w:fill="FFF4D6"/>
       </w:pPr>
       <w:r>
         <w:rPr>
@@ -34720,8 +34720,8 @@
     </w:tbl>
     <w:p>
       <w:pPr>
+        <w:shd w:val="clear" w:color="auto" w:fill="FFF4D6"/>
         <w:spacing w:before="60" w:after="60"/>
-        <w:shd w:val="clear" w:color="auto" w:fill="FFF4D6"/>
       </w:pPr>
       <w:r>
         <w:rPr>
@@ -37912,8 +37912,8 @@
     </w:tbl>
     <w:p>
       <w:pPr>
+        <w:shd w:val="clear" w:color="auto" w:fill="FFF4D6"/>
         <w:spacing w:before="60" w:after="60"/>
-        <w:shd w:val="clear" w:color="auto" w:fill="FFF4D6"/>
       </w:pPr>
       <w:r>
         <w:rPr>

--- a/mokdong1/2mid/word/MDJ1_L5-L7_ByPart_Compact_Blank_A4.docx
+++ b/mokdong1/2mid/word/MDJ1_L5-L7_ByPart_Compact_Blank_A4.docx
@@ -692,7 +692,10 @@
     </w:p>
     <w:p>
       <w:pPr>
-        <w:spacing w:before="20" w:after="0" w:line="276" w:lineRule="auto"/>
+        <w:tabs>
+          <w:tab w:val="right" w:leader="underscore" w:pos="10300"/>
+        </w:tabs>
+        <w:spacing w:before="20" w:after="0" w:line="384" w:lineRule="auto"/>
         <w:ind w:left="170"/>
       </w:pPr>
       <w:r>
@@ -711,12 +714,15 @@
           <w:color w:val="1F2430"/>
           <w:sz w:val="20"/>
         </w:rPr>
-        <w:t>________________________________________</w:t>
+        <w:tab/>
       </w:r>
     </w:p>
     <w:p>
       <w:pPr>
-        <w:spacing w:before="20" w:after="0" w:line="276" w:lineRule="auto"/>
+        <w:tabs>
+          <w:tab w:val="right" w:leader="underscore" w:pos="10300"/>
+        </w:tabs>
+        <w:spacing w:before="20" w:after="0" w:line="384" w:lineRule="auto"/>
         <w:ind w:left="170"/>
       </w:pPr>
       <w:r>
@@ -735,12 +741,15 @@
           <w:color w:val="1F2430"/>
           <w:sz w:val="20"/>
         </w:rPr>
-        <w:t>________________________________________</w:t>
+        <w:tab/>
       </w:r>
     </w:p>
     <w:p>
       <w:pPr>
-        <w:spacing w:before="20" w:after="0" w:line="276" w:lineRule="auto"/>
+        <w:tabs>
+          <w:tab w:val="right" w:leader="underscore" w:pos="10300"/>
+        </w:tabs>
+        <w:spacing w:before="20" w:after="0" w:line="384" w:lineRule="auto"/>
         <w:ind w:left="170"/>
       </w:pPr>
       <w:r>
@@ -759,7 +768,7 @@
           <w:color w:val="1F2430"/>
           <w:sz w:val="20"/>
         </w:rPr>
-        <w:t>________________________________________</w:t>
+        <w:tab/>
       </w:r>
     </w:p>
     <w:tbl>
@@ -1368,7 +1377,10 @@
     </w:p>
     <w:p>
       <w:pPr>
-        <w:spacing w:before="20" w:after="0" w:line="276" w:lineRule="auto"/>
+        <w:tabs>
+          <w:tab w:val="right" w:leader="underscore" w:pos="10300"/>
+        </w:tabs>
+        <w:spacing w:before="20" w:after="0" w:line="384" w:lineRule="auto"/>
         <w:ind w:left="170"/>
       </w:pPr>
       <w:r>
@@ -1387,12 +1399,15 @@
           <w:color w:val="1F2430"/>
           <w:sz w:val="20"/>
         </w:rPr>
-        <w:t>________________________________________</w:t>
+        <w:tab/>
       </w:r>
     </w:p>
     <w:p>
       <w:pPr>
-        <w:spacing w:before="20" w:after="0" w:line="276" w:lineRule="auto"/>
+        <w:tabs>
+          <w:tab w:val="right" w:leader="underscore" w:pos="10300"/>
+        </w:tabs>
+        <w:spacing w:before="20" w:after="0" w:line="384" w:lineRule="auto"/>
         <w:ind w:left="170"/>
       </w:pPr>
       <w:r>
@@ -1411,12 +1426,15 @@
           <w:color w:val="1F2430"/>
           <w:sz w:val="20"/>
         </w:rPr>
-        <w:t>________________________________________</w:t>
+        <w:tab/>
       </w:r>
     </w:p>
     <w:p>
       <w:pPr>
-        <w:spacing w:before="20" w:after="0" w:line="276" w:lineRule="auto"/>
+        <w:tabs>
+          <w:tab w:val="right" w:leader="underscore" w:pos="10300"/>
+        </w:tabs>
+        <w:spacing w:before="20" w:after="0" w:line="384" w:lineRule="auto"/>
         <w:ind w:left="170"/>
       </w:pPr>
       <w:r>
@@ -1435,7 +1453,7 @@
           <w:color w:val="1F2430"/>
           <w:sz w:val="20"/>
         </w:rPr>
-        <w:t>________________________________________</w:t>
+        <w:tab/>
       </w:r>
     </w:p>
     <w:p>
@@ -1497,6 +1515,89 @@
     </w:p>
     <w:p>
       <w:pPr>
+        <w:tabs>
+          <w:tab w:val="right" w:leader="underscore" w:pos="10300"/>
+        </w:tabs>
+        <w:spacing w:before="20" w:after="0" w:line="384" w:lineRule="auto"/>
+        <w:ind w:left="170"/>
+      </w:pPr>
+      <w:r>
+        <w:rPr>
+          <w:rFonts w:ascii="맑은 고딕" w:hAnsi="맑은 고딕" w:eastAsia="맑은 고딕"/>
+          <w:b w:val="0"/>
+          <w:color w:val="1F2430"/>
+          <w:sz w:val="20"/>
+        </w:rPr>
+        <w:t xml:space="preserve">1. 누가 '모나리자'에 케이크를 던졌나? → </w:t>
+      </w:r>
+      <w:r>
+        <w:rPr>
+          <w:rFonts w:ascii="맑은 고딕" w:hAnsi="맑은 고딕" w:eastAsia="맑은 고딕"/>
+          <w:b w:val="0"/>
+          <w:color w:val="1F2430"/>
+          <w:sz w:val="20"/>
+        </w:rPr>
+        <w:tab/>
+      </w:r>
+    </w:p>
+    <w:p>
+      <w:pPr>
+        <w:tabs>
+          <w:tab w:val="right" w:leader="underscore" w:pos="10300"/>
+        </w:tabs>
+        <w:spacing w:before="20" w:after="0" w:line="384" w:lineRule="auto"/>
+        <w:ind w:left="170"/>
+      </w:pPr>
+      <w:r>
+        <w:rPr>
+          <w:rFonts w:ascii="맑은 고딕" w:hAnsi="맑은 고딕" w:eastAsia="맑은 고딕"/>
+          <w:b w:val="0"/>
+          <w:color w:val="1F2430"/>
+          <w:sz w:val="20"/>
+        </w:rPr>
+        <w:t xml:space="preserve">2. 지난 토요일, 누군가가 콜롬비아 보고타에 있는 보테로 박물관의 '모나리자'에 케이크를 던졌다. → </w:t>
+      </w:r>
+      <w:r>
+        <w:rPr>
+          <w:rFonts w:ascii="맑은 고딕" w:hAnsi="맑은 고딕" w:eastAsia="맑은 고딕"/>
+          <w:b w:val="0"/>
+          <w:color w:val="1F2430"/>
+          <w:sz w:val="20"/>
+        </w:rPr>
+        <w:tab/>
+        <w:br/>
+        <w:tab/>
+      </w:r>
+    </w:p>
+    <w:p>
+      <w:pPr>
+        <w:tabs>
+          <w:tab w:val="right" w:leader="underscore" w:pos="10300"/>
+        </w:tabs>
+        <w:spacing w:before="20" w:after="0" w:line="384" w:lineRule="auto"/>
+        <w:ind w:left="170"/>
+      </w:pPr>
+      <w:r>
+        <w:rPr>
+          <w:rFonts w:ascii="맑은 고딕" w:hAnsi="맑은 고딕" w:eastAsia="맑은 고딕"/>
+          <w:b w:val="0"/>
+          <w:color w:val="1F2430"/>
+          <w:sz w:val="20"/>
+        </w:rPr>
+        <w:t xml:space="preserve">3. 네 명의 목격자가 있었다. → </w:t>
+      </w:r>
+      <w:r>
+        <w:rPr>
+          <w:rFonts w:ascii="맑은 고딕" w:hAnsi="맑은 고딕" w:eastAsia="맑은 고딕"/>
+          <w:b w:val="0"/>
+          <w:color w:val="1F2430"/>
+          <w:sz w:val="20"/>
+        </w:rPr>
+        <w:tab/>
+      </w:r>
+    </w:p>
+    <w:p>
+      <w:pPr>
         <w:spacing w:before="20" w:after="0" w:line="276" w:lineRule="auto"/>
         <w:ind w:left="170"/>
       </w:pPr>
@@ -1507,20 +1608,47 @@
           <w:color w:val="1F2430"/>
           <w:sz w:val="20"/>
         </w:rPr>
-        <w:t xml:space="preserve">1. 누가 '모나리자'에 케이크를 던졌나? → </w:t>
-      </w:r>
-      <w:r>
-        <w:rPr>
-          <w:rFonts w:ascii="맑은 고딕" w:hAnsi="맑은 고딕" w:eastAsia="맑은 고딕"/>
-          <w:b w:val="0"/>
-          <w:color w:val="1F2430"/>
-          <w:sz w:val="20"/>
-        </w:rPr>
-        <w:t>________________________________________</w:t>
+        <w:t xml:space="preserve">4. 그들이 뭐라고 말했을까? → </w:t>
+      </w:r>
+      <w:r>
+        <w:rPr>
+          <w:rFonts w:ascii="맑은 고딕" w:hAnsi="맑은 고딕" w:eastAsia="맑은 고딕"/>
+          <w:b w:val="0"/>
+          <w:color w:val="1F2430"/>
+          <w:sz w:val="20"/>
+        </w:rPr>
+        <w:t>____________________________</w:t>
       </w:r>
     </w:p>
     <w:p>
       <w:pPr>
+        <w:tabs>
+          <w:tab w:val="right" w:leader="underscore" w:pos="10300"/>
+        </w:tabs>
+        <w:spacing w:before="20" w:after="0" w:line="384" w:lineRule="auto"/>
+        <w:ind w:left="170"/>
+      </w:pPr>
+      <w:r>
+        <w:rPr>
+          <w:rFonts w:ascii="맑은 고딕" w:hAnsi="맑은 고딕" w:eastAsia="맑은 고딕"/>
+          <w:b w:val="0"/>
+          <w:color w:val="1F2430"/>
+          <w:sz w:val="20"/>
+        </w:rPr>
+        <w:t xml:space="preserve">5. 다음을 읽고, 범인을 찾아보자. → </w:t>
+      </w:r>
+      <w:r>
+        <w:rPr>
+          <w:rFonts w:ascii="맑은 고딕" w:hAnsi="맑은 고딕" w:eastAsia="맑은 고딕"/>
+          <w:b w:val="0"/>
+          <w:color w:val="1F2430"/>
+          <w:sz w:val="20"/>
+        </w:rPr>
+        <w:tab/>
+      </w:r>
+    </w:p>
+    <w:p>
+      <w:pPr>
         <w:spacing w:before="20" w:after="0" w:line="276" w:lineRule="auto"/>
         <w:ind w:left="170"/>
       </w:pPr>
@@ -1531,20 +1659,132 @@
           <w:color w:val="1F2430"/>
           <w:sz w:val="20"/>
         </w:rPr>
-        <w:t xml:space="preserve">2. 지난 토요일, 누군가가 콜롬비아 보고타에 있는 보테로 박물관의 '모나리자'에 케이크를 던졌다. → </w:t>
-      </w:r>
-      <w:r>
-        <w:rPr>
-          <w:rFonts w:ascii="맑은 고딕" w:hAnsi="맑은 고딕" w:eastAsia="맑은 고딕"/>
-          <w:b w:val="0"/>
-          <w:color w:val="1F2430"/>
-          <w:sz w:val="20"/>
-        </w:rPr>
-        <w:t>________________________________________</w:t>
+        <w:t xml:space="preserve">6. Ann Jones, 방문객 → </w:t>
+      </w:r>
+      <w:r>
+        <w:rPr>
+          <w:rFonts w:ascii="맑은 고딕" w:hAnsi="맑은 고딕" w:eastAsia="맑은 고딕"/>
+          <w:b w:val="0"/>
+          <w:color w:val="1F2430"/>
+          <w:sz w:val="20"/>
+        </w:rPr>
+        <w:t>________________________________</w:t>
       </w:r>
     </w:p>
     <w:p>
       <w:pPr>
+        <w:tabs>
+          <w:tab w:val="right" w:leader="underscore" w:pos="10300"/>
+        </w:tabs>
+        <w:spacing w:before="20" w:after="0" w:line="384" w:lineRule="auto"/>
+        <w:ind w:left="170"/>
+      </w:pPr>
+      <w:r>
+        <w:rPr>
+          <w:rFonts w:ascii="맑은 고딕" w:hAnsi="맑은 고딕" w:eastAsia="맑은 고딕"/>
+          <w:b w:val="0"/>
+          <w:color w:val="1F2430"/>
+          <w:sz w:val="20"/>
+        </w:rPr>
+        <w:t xml:space="preserve">7. 저는 '모나리자'를 보고 있었는데, 누군가가 그림을 향해 케이크를 던졌어요. → </w:t>
+      </w:r>
+      <w:r>
+        <w:rPr>
+          <w:rFonts w:ascii="맑은 고딕" w:hAnsi="맑은 고딕" w:eastAsia="맑은 고딕"/>
+          <w:b w:val="0"/>
+          <w:color w:val="1F2430"/>
+          <w:sz w:val="20"/>
+        </w:rPr>
+        <w:tab/>
+        <w:br/>
+        <w:tab/>
+      </w:r>
+    </w:p>
+    <w:p>
+      <w:pPr>
+        <w:tabs>
+          <w:tab w:val="right" w:leader="underscore" w:pos="10300"/>
+        </w:tabs>
+        <w:spacing w:before="20" w:after="0" w:line="384" w:lineRule="auto"/>
+        <w:ind w:left="170"/>
+      </w:pPr>
+      <w:r>
+        <w:rPr>
+          <w:rFonts w:ascii="맑은 고딕" w:hAnsi="맑은 고딕" w:eastAsia="맑은 고딕"/>
+          <w:b w:val="0"/>
+          <w:color w:val="1F2430"/>
+          <w:sz w:val="20"/>
+        </w:rPr>
+        <w:t xml:space="preserve">8. 저는 뒤를 돌아봤고 한 노인을 봤어요. → </w:t>
+      </w:r>
+      <w:r>
+        <w:rPr>
+          <w:rFonts w:ascii="맑은 고딕" w:hAnsi="맑은 고딕" w:eastAsia="맑은 고딕"/>
+          <w:b w:val="0"/>
+          <w:color w:val="1F2430"/>
+          <w:sz w:val="20"/>
+        </w:rPr>
+        <w:tab/>
+      </w:r>
+    </w:p>
+    <w:p>
+      <w:pPr>
+        <w:tabs>
+          <w:tab w:val="right" w:leader="underscore" w:pos="10300"/>
+        </w:tabs>
+        <w:spacing w:before="20" w:after="0" w:line="384" w:lineRule="auto"/>
+        <w:ind w:left="170"/>
+      </w:pPr>
+      <w:r>
+        <w:rPr>
+          <w:rFonts w:ascii="맑은 고딕" w:hAnsi="맑은 고딕" w:eastAsia="맑은 고딕"/>
+          <w:b w:val="0"/>
+          <w:color w:val="1F2430"/>
+          <w:sz w:val="20"/>
+        </w:rPr>
+        <w:t xml:space="preserve">9. 그는 휠체어 앞에 서 있었어요. → </w:t>
+      </w:r>
+      <w:r>
+        <w:rPr>
+          <w:rFonts w:ascii="맑은 고딕" w:hAnsi="맑은 고딕" w:eastAsia="맑은 고딕"/>
+          <w:b w:val="0"/>
+          <w:color w:val="1F2430"/>
+          <w:sz w:val="20"/>
+        </w:rPr>
+        <w:tab/>
+      </w:r>
+    </w:p>
+    <w:p>
+      <w:pPr>
+        <w:tabs>
+          <w:tab w:val="right" w:leader="underscore" w:pos="10300"/>
+        </w:tabs>
+        <w:spacing w:before="20" w:after="0" w:line="384" w:lineRule="auto"/>
+        <w:ind w:left="170"/>
+      </w:pPr>
+      <w:r>
+        <w:rPr>
+          <w:rFonts w:ascii="맑은 고딕" w:hAnsi="맑은 고딕" w:eastAsia="맑은 고딕"/>
+          <w:b w:val="0"/>
+          <w:color w:val="1F2430"/>
+          <w:sz w:val="20"/>
+        </w:rPr>
+        <w:t xml:space="preserve">10. 저는 키가 약 170cm 정도인데, 그는 저보다 조금 더 컸어요. → </w:t>
+      </w:r>
+      <w:r>
+        <w:rPr>
+          <w:rFonts w:ascii="맑은 고딕" w:hAnsi="맑은 고딕" w:eastAsia="맑은 고딕"/>
+          <w:b w:val="0"/>
+          <w:color w:val="1F2430"/>
+          <w:sz w:val="20"/>
+        </w:rPr>
+        <w:tab/>
+        <w:br/>
+        <w:tab/>
+      </w:r>
+    </w:p>
+    <w:p>
+      <w:pPr>
         <w:spacing w:before="20" w:after="0" w:line="276" w:lineRule="auto"/>
         <w:ind w:left="170"/>
       </w:pPr>
@@ -1555,20 +1795,49 @@
           <w:color w:val="1F2430"/>
           <w:sz w:val="20"/>
         </w:rPr>
-        <w:t xml:space="preserve">3. 네 명의 목격자가 있었다. → </w:t>
-      </w:r>
-      <w:r>
-        <w:rPr>
-          <w:rFonts w:ascii="맑은 고딕" w:hAnsi="맑은 고딕" w:eastAsia="맑은 고딕"/>
-          <w:b w:val="0"/>
-          <w:color w:val="1F2430"/>
-          <w:sz w:val="20"/>
-        </w:rPr>
-        <w:t>________________________________________</w:t>
+        <w:t xml:space="preserve">11. Carlos Diaz, 청소부 → </w:t>
+      </w:r>
+      <w:r>
+        <w:rPr>
+          <w:rFonts w:ascii="맑은 고딕" w:hAnsi="맑은 고딕" w:eastAsia="맑은 고딕"/>
+          <w:b w:val="0"/>
+          <w:color w:val="1F2430"/>
+          <w:sz w:val="20"/>
+        </w:rPr>
+        <w:t>___________________________________</w:t>
       </w:r>
     </w:p>
     <w:p>
       <w:pPr>
+        <w:tabs>
+          <w:tab w:val="right" w:leader="underscore" w:pos="10300"/>
+        </w:tabs>
+        <w:spacing w:before="20" w:after="0" w:line="384" w:lineRule="auto"/>
+        <w:ind w:left="170"/>
+      </w:pPr>
+      <w:r>
+        <w:rPr>
+          <w:rFonts w:ascii="맑은 고딕" w:hAnsi="맑은 고딕" w:eastAsia="맑은 고딕"/>
+          <w:b w:val="0"/>
+          <w:color w:val="1F2430"/>
+          <w:sz w:val="20"/>
+        </w:rPr>
+        <w:t xml:space="preserve">12. 회색 머리의 한 노인이 도망가고 있었고, 그의 머리에서 뭔가가 떨어졌어요. → </w:t>
+      </w:r>
+      <w:r>
+        <w:rPr>
+          <w:rFonts w:ascii="맑은 고딕" w:hAnsi="맑은 고딕" w:eastAsia="맑은 고딕"/>
+          <w:b w:val="0"/>
+          <w:color w:val="1F2430"/>
+          <w:sz w:val="20"/>
+        </w:rPr>
+        <w:tab/>
+        <w:br/>
+        <w:tab/>
+      </w:r>
+    </w:p>
+    <w:p>
+      <w:pPr>
         <w:spacing w:before="20" w:after="0" w:line="276" w:lineRule="auto"/>
         <w:ind w:left="170"/>
       </w:pPr>
@@ -1579,20 +1848,47 @@
           <w:color w:val="1F2430"/>
           <w:sz w:val="20"/>
         </w:rPr>
-        <w:t xml:space="preserve">4. 그들이 뭐라고 말했을까? → </w:t>
-      </w:r>
-      <w:r>
-        <w:rPr>
-          <w:rFonts w:ascii="맑은 고딕" w:hAnsi="맑은 고딕" w:eastAsia="맑은 고딕"/>
-          <w:b w:val="0"/>
-          <w:color w:val="1F2430"/>
-          <w:sz w:val="20"/>
-        </w:rPr>
-        <w:t>____________________________</w:t>
+        <w:t xml:space="preserve">13. 그것은 그의 가발이었어요. → </w:t>
+      </w:r>
+      <w:r>
+        <w:rPr>
+          <w:rFonts w:ascii="맑은 고딕" w:hAnsi="맑은 고딕" w:eastAsia="맑은 고딕"/>
+          <w:b w:val="0"/>
+          <w:color w:val="1F2430"/>
+          <w:sz w:val="20"/>
+        </w:rPr>
+        <w:t>________________________</w:t>
       </w:r>
     </w:p>
     <w:p>
       <w:pPr>
+        <w:tabs>
+          <w:tab w:val="right" w:leader="underscore" w:pos="10300"/>
+        </w:tabs>
+        <w:spacing w:before="20" w:after="0" w:line="384" w:lineRule="auto"/>
+        <w:ind w:left="170"/>
+      </w:pPr>
+      <w:r>
+        <w:rPr>
+          <w:rFonts w:ascii="맑은 고딕" w:hAnsi="맑은 고딕" w:eastAsia="맑은 고딕"/>
+          <w:b w:val="0"/>
+          <w:color w:val="1F2430"/>
+          <w:sz w:val="20"/>
+        </w:rPr>
+        <w:t xml:space="preserve">14. 저는 그를 뒤쫓았지만, 그를 잡지 못했어요. → </w:t>
+      </w:r>
+      <w:r>
+        <w:rPr>
+          <w:rFonts w:ascii="맑은 고딕" w:hAnsi="맑은 고딕" w:eastAsia="맑은 고딕"/>
+          <w:b w:val="0"/>
+          <w:color w:val="1F2430"/>
+          <w:sz w:val="20"/>
+        </w:rPr>
+        <w:tab/>
+      </w:r>
+    </w:p>
+    <w:p>
+      <w:pPr>
         <w:spacing w:before="20" w:after="0" w:line="276" w:lineRule="auto"/>
         <w:ind w:left="170"/>
       </w:pPr>
@@ -1603,20 +1899,74 @@
           <w:color w:val="1F2430"/>
           <w:sz w:val="20"/>
         </w:rPr>
-        <w:t xml:space="preserve">5. 다음을 읽고, 범인을 찾아보자. → </w:t>
-      </w:r>
-      <w:r>
-        <w:rPr>
-          <w:rFonts w:ascii="맑은 고딕" w:hAnsi="맑은 고딕" w:eastAsia="맑은 고딕"/>
-          <w:b w:val="0"/>
-          <w:color w:val="1F2430"/>
-          <w:sz w:val="20"/>
-        </w:rPr>
-        <w:t>________________________________________</w:t>
+        <w:t xml:space="preserve">15. 그는 저보다 더 빨랐어요. → </w:t>
+      </w:r>
+      <w:r>
+        <w:rPr>
+          <w:rFonts w:ascii="맑은 고딕" w:hAnsi="맑은 고딕" w:eastAsia="맑은 고딕"/>
+          <w:b w:val="0"/>
+          <w:color w:val="1F2430"/>
+          <w:sz w:val="20"/>
+        </w:rPr>
+        <w:t>___________________________________</w:t>
       </w:r>
     </w:p>
     <w:p>
       <w:pPr>
+        <w:tabs>
+          <w:tab w:val="right" w:leader="underscore" w:pos="10300"/>
+        </w:tabs>
+        <w:spacing w:before="20" w:after="0" w:line="384" w:lineRule="auto"/>
+        <w:ind w:left="170"/>
+      </w:pPr>
+      <w:r>
+        <w:rPr>
+          <w:rFonts w:ascii="맑은 고딕" w:hAnsi="맑은 고딕" w:eastAsia="맑은 고딕"/>
+          <w:b w:val="0"/>
+          <w:color w:val="1F2430"/>
+          <w:sz w:val="20"/>
+        </w:rPr>
+        <w:t xml:space="preserve">16. 사실, 그 노인은 나이 든 사람이 아니었어요. → </w:t>
+      </w:r>
+      <w:r>
+        <w:rPr>
+          <w:rFonts w:ascii="맑은 고딕" w:hAnsi="맑은 고딕" w:eastAsia="맑은 고딕"/>
+          <w:b w:val="0"/>
+          <w:color w:val="1F2430"/>
+          <w:sz w:val="20"/>
+        </w:rPr>
+        <w:tab/>
+      </w:r>
+    </w:p>
+    <w:p>
+      <w:pPr>
+        <w:tabs>
+          <w:tab w:val="right" w:leader="underscore" w:pos="10300"/>
+        </w:tabs>
+        <w:spacing w:before="20" w:after="0" w:line="384" w:lineRule="auto"/>
+        <w:ind w:left="170"/>
+      </w:pPr>
+      <w:r>
+        <w:rPr>
+          <w:rFonts w:ascii="맑은 고딕" w:hAnsi="맑은 고딕" w:eastAsia="맑은 고딕"/>
+          <w:b w:val="0"/>
+          <w:color w:val="1F2430"/>
+          <w:sz w:val="20"/>
+        </w:rPr>
+        <w:t xml:space="preserve">17. 그는 긴 갈색 머리의 젊은 남자였어요. → </w:t>
+      </w:r>
+      <w:r>
+        <w:rPr>
+          <w:rFonts w:ascii="맑은 고딕" w:hAnsi="맑은 고딕" w:eastAsia="맑은 고딕"/>
+          <w:b w:val="0"/>
+          <w:color w:val="1F2430"/>
+          <w:sz w:val="20"/>
+        </w:rPr>
+        <w:tab/>
+      </w:r>
+    </w:p>
+    <w:p>
+      <w:pPr>
         <w:spacing w:before="20" w:after="0" w:line="276" w:lineRule="auto"/>
         <w:ind w:left="170"/>
       </w:pPr>
@@ -1627,7 +1977,7 @@
           <w:color w:val="1F2430"/>
           <w:sz w:val="20"/>
         </w:rPr>
-        <w:t xml:space="preserve">6. Ann Jones, 방문객 → </w:t>
+        <w:t xml:space="preserve">18. Diego Perez, 경비원 → </w:t>
       </w:r>
       <w:r>
         <w:rPr>
@@ -1641,6 +1991,174 @@
     </w:p>
     <w:p>
       <w:pPr>
+        <w:tabs>
+          <w:tab w:val="right" w:leader="underscore" w:pos="10300"/>
+        </w:tabs>
+        <w:spacing w:before="20" w:after="0" w:line="384" w:lineRule="auto"/>
+        <w:ind w:left="170"/>
+      </w:pPr>
+      <w:r>
+        <w:rPr>
+          <w:rFonts w:ascii="맑은 고딕" w:hAnsi="맑은 고딕" w:eastAsia="맑은 고딕"/>
+          <w:b w:val="0"/>
+          <w:color w:val="1F2430"/>
+          <w:sz w:val="20"/>
+        </w:rPr>
+        <w:t xml:space="preserve">19. 저는 범죄 현장에 갔는데, 그림 곳곳에 케이크 조각들이 있었어요. → </w:t>
+      </w:r>
+      <w:r>
+        <w:rPr>
+          <w:rFonts w:ascii="맑은 고딕" w:hAnsi="맑은 고딕" w:eastAsia="맑은 고딕"/>
+          <w:b w:val="0"/>
+          <w:color w:val="1F2430"/>
+          <w:sz w:val="20"/>
+        </w:rPr>
+        <w:tab/>
+        <w:br/>
+        <w:tab/>
+      </w:r>
+    </w:p>
+    <w:p>
+      <w:pPr>
+        <w:tabs>
+          <w:tab w:val="right" w:leader="underscore" w:pos="10300"/>
+        </w:tabs>
+        <w:spacing w:before="20" w:after="0" w:line="384" w:lineRule="auto"/>
+        <w:ind w:left="170"/>
+      </w:pPr>
+      <w:r>
+        <w:rPr>
+          <w:rFonts w:ascii="맑은 고딕" w:hAnsi="맑은 고딕" w:eastAsia="맑은 고딕"/>
+          <w:b w:val="0"/>
+          <w:color w:val="1F2430"/>
+          <w:sz w:val="20"/>
+        </w:rPr>
+        <w:t xml:space="preserve">20. 그림 주변에는 휠체어도 있었고, 저는 휠체어 옆에 있는 케이크 상자를 발견했어요. → </w:t>
+      </w:r>
+      <w:r>
+        <w:rPr>
+          <w:rFonts w:ascii="맑은 고딕" w:hAnsi="맑은 고딕" w:eastAsia="맑은 고딕"/>
+          <w:b w:val="0"/>
+          <w:color w:val="1F2430"/>
+          <w:sz w:val="20"/>
+        </w:rPr>
+        <w:tab/>
+        <w:br/>
+        <w:tab/>
+      </w:r>
+    </w:p>
+    <w:p>
+      <w:pPr>
+        <w:tabs>
+          <w:tab w:val="right" w:leader="underscore" w:pos="10300"/>
+        </w:tabs>
+        <w:spacing w:before="20" w:after="0" w:line="384" w:lineRule="auto"/>
+        <w:ind w:left="170"/>
+      </w:pPr>
+      <w:r>
+        <w:rPr>
+          <w:rFonts w:ascii="맑은 고딕" w:hAnsi="맑은 고딕" w:eastAsia="맑은 고딕"/>
+          <w:b w:val="0"/>
+          <w:color w:val="1F2430"/>
+          <w:sz w:val="20"/>
+        </w:rPr>
+        <w:t xml:space="preserve">21. 그 상자는 카밀라 빵집의 상자였어요. → </w:t>
+      </w:r>
+      <w:r>
+        <w:rPr>
+          <w:rFonts w:ascii="맑은 고딕" w:hAnsi="맑은 고딕" w:eastAsia="맑은 고딕"/>
+          <w:b w:val="0"/>
+          <w:color w:val="1F2430"/>
+          <w:sz w:val="20"/>
+        </w:rPr>
+        <w:tab/>
+      </w:r>
+    </w:p>
+    <w:p>
+      <w:pPr>
+        <w:tabs>
+          <w:tab w:val="right" w:leader="underscore" w:pos="10300"/>
+        </w:tabs>
+        <w:spacing w:before="20" w:after="0" w:line="384" w:lineRule="auto"/>
+        <w:ind w:left="170"/>
+      </w:pPr>
+      <w:r>
+        <w:rPr>
+          <w:rFonts w:ascii="맑은 고딕" w:hAnsi="맑은 고딕" w:eastAsia="맑은 고딕"/>
+          <w:b w:val="0"/>
+          <w:color w:val="1F2430"/>
+          <w:sz w:val="20"/>
+        </w:rPr>
+        <w:t xml:space="preserve">22. Camila Santos, 카밀라 빵집의 주인 → </w:t>
+      </w:r>
+      <w:r>
+        <w:rPr>
+          <w:rFonts w:ascii="맑은 고딕" w:hAnsi="맑은 고딕" w:eastAsia="맑은 고딕"/>
+          <w:b w:val="0"/>
+          <w:color w:val="1F2430"/>
+          <w:sz w:val="20"/>
+        </w:rPr>
+        <w:tab/>
+      </w:r>
+    </w:p>
+    <w:p>
+      <w:pPr>
+        <w:tabs>
+          <w:tab w:val="right" w:leader="underscore" w:pos="10300"/>
+        </w:tabs>
+        <w:spacing w:before="20" w:after="0" w:line="384" w:lineRule="auto"/>
+        <w:ind w:left="170"/>
+      </w:pPr>
+      <w:r>
+        <w:rPr>
+          <w:rFonts w:ascii="맑은 고딕" w:hAnsi="맑은 고딕" w:eastAsia="맑은 고딕"/>
+          <w:b w:val="0"/>
+          <w:color w:val="1F2430"/>
+          <w:sz w:val="20"/>
+        </w:rPr>
+        <w:t xml:space="preserve">23. 지난 금요일, 한 젊은 남자가 들어 왔어요. → </w:t>
+      </w:r>
+      <w:r>
+        <w:rPr>
+          <w:rFonts w:ascii="맑은 고딕" w:hAnsi="맑은 고딕" w:eastAsia="맑은 고딕"/>
+          <w:b w:val="0"/>
+          <w:color w:val="1F2430"/>
+          <w:sz w:val="20"/>
+        </w:rPr>
+        <w:tab/>
+      </w:r>
+    </w:p>
+    <w:p>
+      <w:pPr>
+        <w:tabs>
+          <w:tab w:val="right" w:leader="underscore" w:pos="10300"/>
+        </w:tabs>
+        <w:spacing w:before="20" w:after="0" w:line="384" w:lineRule="auto"/>
+        <w:ind w:left="170"/>
+      </w:pPr>
+      <w:r>
+        <w:rPr>
+          <w:rFonts w:ascii="맑은 고딕" w:hAnsi="맑은 고딕" w:eastAsia="맑은 고딕"/>
+          <w:b w:val="0"/>
+          <w:color w:val="1F2430"/>
+          <w:sz w:val="20"/>
+        </w:rPr>
+        <w:t xml:space="preserve">24. 저는 그에게 스페인어로 말했지만, 그는 제 말을 이해하지 못했어요. → </w:t>
+      </w:r>
+      <w:r>
+        <w:rPr>
+          <w:rFonts w:ascii="맑은 고딕" w:hAnsi="맑은 고딕" w:eastAsia="맑은 고딕"/>
+          <w:b w:val="0"/>
+          <w:color w:val="1F2430"/>
+          <w:sz w:val="20"/>
+        </w:rPr>
+        <w:tab/>
+        <w:br/>
+        <w:tab/>
+      </w:r>
+    </w:p>
+    <w:p>
+      <w:pPr>
         <w:spacing w:before="20" w:after="0" w:line="276" w:lineRule="auto"/>
         <w:ind w:left="170"/>
       </w:pPr>
@@ -1651,20 +2169,78 @@
           <w:color w:val="1F2430"/>
           <w:sz w:val="20"/>
         </w:rPr>
-        <w:t xml:space="preserve">7. 저는 '모나리자'를 보고 있었는데, 누군가가 그림을 향해 케이크를 던졌어요. → </w:t>
-      </w:r>
-      <w:r>
-        <w:rPr>
-          <w:rFonts w:ascii="맑은 고딕" w:hAnsi="맑은 고딕" w:eastAsia="맑은 고딕"/>
-          <w:b w:val="0"/>
-          <w:color w:val="1F2430"/>
-          <w:sz w:val="20"/>
-        </w:rPr>
-        <w:t>________________________________________</w:t>
+        <w:t xml:space="preserve">25. 그는 영어로만 말했어요. → </w:t>
+      </w:r>
+      <w:r>
+        <w:rPr>
+          <w:rFonts w:ascii="맑은 고딕" w:hAnsi="맑은 고딕" w:eastAsia="맑은 고딕"/>
+          <w:b w:val="0"/>
+          <w:color w:val="1F2430"/>
+          <w:sz w:val="20"/>
+        </w:rPr>
+        <w:t>___________________________________</w:t>
       </w:r>
     </w:p>
     <w:p>
       <w:pPr>
+        <w:tabs>
+          <w:tab w:val="right" w:leader="underscore" w:pos="10300"/>
+        </w:tabs>
+        <w:spacing w:before="20" w:after="0" w:line="384" w:lineRule="auto"/>
+        <w:ind w:left="170"/>
+      </w:pPr>
+      <w:r>
+        <w:rPr>
+          <w:rFonts w:ascii="맑은 고딕" w:hAnsi="맑은 고딕" w:eastAsia="맑은 고딕"/>
+          <w:b w:val="0"/>
+          <w:color w:val="1F2430"/>
+          <w:sz w:val="20"/>
+        </w:rPr>
+        <w:t xml:space="preserve">26. 우리 가게에는 각각 다른 케이크들이 있었는데, 그는 그냥 가장 작은 것을 원했어요. → </w:t>
+      </w:r>
+      <w:r>
+        <w:rPr>
+          <w:rFonts w:ascii="맑은 고딕" w:hAnsi="맑은 고딕" w:eastAsia="맑은 고딕"/>
+          <w:b w:val="0"/>
+          <w:color w:val="1F2430"/>
+          <w:sz w:val="20"/>
+        </w:rPr>
+        <w:tab/>
+        <w:br/>
+        <w:tab/>
+      </w:r>
+    </w:p>
+    <w:p>
+      <w:pPr>
+        <w:tabs>
+          <w:tab w:val="right" w:leader="underscore" w:pos="10300"/>
+        </w:tabs>
+        <w:spacing w:before="20" w:after="0" w:line="384" w:lineRule="auto"/>
+        <w:ind w:left="170"/>
+      </w:pPr>
+      <w:r>
+        <w:rPr>
+          <w:rFonts w:ascii="맑은 고딕" w:hAnsi="맑은 고딕" w:eastAsia="맑은 고딕"/>
+          <w:b w:val="0"/>
+          <w:color w:val="1F2430"/>
+          <w:sz w:val="20"/>
+        </w:rPr>
+        <w:t xml:space="preserve">27. 우리는 그날 케이크를 딱 한 개 팔았어서, 저는 그를 똑똑히 기억해요. → </w:t>
+      </w:r>
+      <w:r>
+        <w:rPr>
+          <w:rFonts w:ascii="맑은 고딕" w:hAnsi="맑은 고딕" w:eastAsia="맑은 고딕"/>
+          <w:b w:val="0"/>
+          <w:color w:val="1F2430"/>
+          <w:sz w:val="20"/>
+        </w:rPr>
+        <w:tab/>
+        <w:br/>
+        <w:tab/>
+      </w:r>
+    </w:p>
+    <w:p>
+      <w:pPr>
         <w:spacing w:before="20" w:after="0" w:line="276" w:lineRule="auto"/>
         <w:ind w:left="170"/>
       </w:pPr>
@@ -1675,21 +2251,24 @@
           <w:color w:val="1F2430"/>
           <w:sz w:val="20"/>
         </w:rPr>
-        <w:t xml:space="preserve">8. 저는 뒤를 돌아봤고 한 노인을 봤어요. → </w:t>
-      </w:r>
-      <w:r>
-        <w:rPr>
-          <w:rFonts w:ascii="맑은 고딕" w:hAnsi="맑은 고딕" w:eastAsia="맑은 고딕"/>
-          <w:b w:val="0"/>
-          <w:color w:val="1F2430"/>
-          <w:sz w:val="20"/>
-        </w:rPr>
-        <w:t>________________________________________</w:t>
+        <w:t xml:space="preserve">28. 아, 그의 눈은 파란색이었어요. → </w:t>
+      </w:r>
+      <w:r>
+        <w:rPr>
+          <w:rFonts w:ascii="맑은 고딕" w:hAnsi="맑은 고딕" w:eastAsia="맑은 고딕"/>
+          <w:b w:val="0"/>
+          <w:color w:val="1F2430"/>
+          <w:sz w:val="20"/>
+        </w:rPr>
+        <w:t>_________________________________</w:t>
       </w:r>
     </w:p>
     <w:p>
       <w:pPr>
-        <w:spacing w:before="20" w:after="0" w:line="276" w:lineRule="auto"/>
+        <w:tabs>
+          <w:tab w:val="right" w:leader="underscore" w:pos="10300"/>
+        </w:tabs>
+        <w:spacing w:before="20" w:after="0" w:line="384" w:lineRule="auto"/>
         <w:ind w:left="170"/>
       </w:pPr>
       <w:r>
@@ -1699,21 +2278,24 @@
           <w:color w:val="1F2430"/>
           <w:sz w:val="20"/>
         </w:rPr>
-        <w:t xml:space="preserve">9. 그는 휠체어 앞에 서 있었어요. → </w:t>
-      </w:r>
-      <w:r>
-        <w:rPr>
-          <w:rFonts w:ascii="맑은 고딕" w:hAnsi="맑은 고딕" w:eastAsia="맑은 고딕"/>
-          <w:b w:val="0"/>
-          <w:color w:val="1F2430"/>
-          <w:sz w:val="20"/>
-        </w:rPr>
-        <w:t>________________________________________</w:t>
+        <w:t xml:space="preserve">29. 이제, 용의자들에 대한 정보를 보자. → </w:t>
+      </w:r>
+      <w:r>
+        <w:rPr>
+          <w:rFonts w:ascii="맑은 고딕" w:hAnsi="맑은 고딕" w:eastAsia="맑은 고딕"/>
+          <w:b w:val="0"/>
+          <w:color w:val="1F2430"/>
+          <w:sz w:val="20"/>
+        </w:rPr>
+        <w:tab/>
       </w:r>
     </w:p>
     <w:p>
       <w:pPr>
-        <w:spacing w:before="20" w:after="0" w:line="276" w:lineRule="auto"/>
+        <w:tabs>
+          <w:tab w:val="right" w:leader="underscore" w:pos="10300"/>
+        </w:tabs>
+        <w:spacing w:before="20" w:after="0" w:line="384" w:lineRule="auto"/>
         <w:ind w:left="170"/>
       </w:pPr>
       <w:r>
@@ -1723,486 +2305,6 @@
           <w:color w:val="1F2430"/>
           <w:sz w:val="20"/>
         </w:rPr>
-        <w:t xml:space="preserve">10. 저는 키가 약 170cm 정도인데, 그는 저보다 조금 더 컸어요. → </w:t>
-      </w:r>
-      <w:r>
-        <w:rPr>
-          <w:rFonts w:ascii="맑은 고딕" w:hAnsi="맑은 고딕" w:eastAsia="맑은 고딕"/>
-          <w:b w:val="0"/>
-          <w:color w:val="1F2430"/>
-          <w:sz w:val="20"/>
-        </w:rPr>
-        <w:t>________________________________________</w:t>
-      </w:r>
-    </w:p>
-    <w:p>
-      <w:pPr>
-        <w:spacing w:before="20" w:after="0" w:line="276" w:lineRule="auto"/>
-        <w:ind w:left="170"/>
-      </w:pPr>
-      <w:r>
-        <w:rPr>
-          <w:rFonts w:ascii="맑은 고딕" w:hAnsi="맑은 고딕" w:eastAsia="맑은 고딕"/>
-          <w:b w:val="0"/>
-          <w:color w:val="1F2430"/>
-          <w:sz w:val="20"/>
-        </w:rPr>
-        <w:t xml:space="preserve">11. Carlos Diaz, 청소부 → </w:t>
-      </w:r>
-      <w:r>
-        <w:rPr>
-          <w:rFonts w:ascii="맑은 고딕" w:hAnsi="맑은 고딕" w:eastAsia="맑은 고딕"/>
-          <w:b w:val="0"/>
-          <w:color w:val="1F2430"/>
-          <w:sz w:val="20"/>
-        </w:rPr>
-        <w:t>___________________________________</w:t>
-      </w:r>
-    </w:p>
-    <w:p>
-      <w:pPr>
-        <w:spacing w:before="20" w:after="0" w:line="276" w:lineRule="auto"/>
-        <w:ind w:left="170"/>
-      </w:pPr>
-      <w:r>
-        <w:rPr>
-          <w:rFonts w:ascii="맑은 고딕" w:hAnsi="맑은 고딕" w:eastAsia="맑은 고딕"/>
-          <w:b w:val="0"/>
-          <w:color w:val="1F2430"/>
-          <w:sz w:val="20"/>
-        </w:rPr>
-        <w:t xml:space="preserve">12. 회색 머리의 한 노인이 도망가고 있었고, 그의 머리에서 뭔가가 떨어졌어요. → </w:t>
-      </w:r>
-      <w:r>
-        <w:rPr>
-          <w:rFonts w:ascii="맑은 고딕" w:hAnsi="맑은 고딕" w:eastAsia="맑은 고딕"/>
-          <w:b w:val="0"/>
-          <w:color w:val="1F2430"/>
-          <w:sz w:val="20"/>
-        </w:rPr>
-        <w:t>________________________________________</w:t>
-      </w:r>
-    </w:p>
-    <w:p>
-      <w:pPr>
-        <w:spacing w:before="20" w:after="0" w:line="276" w:lineRule="auto"/>
-        <w:ind w:left="170"/>
-      </w:pPr>
-      <w:r>
-        <w:rPr>
-          <w:rFonts w:ascii="맑은 고딕" w:hAnsi="맑은 고딕" w:eastAsia="맑은 고딕"/>
-          <w:b w:val="0"/>
-          <w:color w:val="1F2430"/>
-          <w:sz w:val="20"/>
-        </w:rPr>
-        <w:t xml:space="preserve">13. 그것은 그의 가발이었어요. → </w:t>
-      </w:r>
-      <w:r>
-        <w:rPr>
-          <w:rFonts w:ascii="맑은 고딕" w:hAnsi="맑은 고딕" w:eastAsia="맑은 고딕"/>
-          <w:b w:val="0"/>
-          <w:color w:val="1F2430"/>
-          <w:sz w:val="20"/>
-        </w:rPr>
-        <w:t>________________________</w:t>
-      </w:r>
-    </w:p>
-    <w:p>
-      <w:pPr>
-        <w:spacing w:before="20" w:after="0" w:line="276" w:lineRule="auto"/>
-        <w:ind w:left="170"/>
-      </w:pPr>
-      <w:r>
-        <w:rPr>
-          <w:rFonts w:ascii="맑은 고딕" w:hAnsi="맑은 고딕" w:eastAsia="맑은 고딕"/>
-          <w:b w:val="0"/>
-          <w:color w:val="1F2430"/>
-          <w:sz w:val="20"/>
-        </w:rPr>
-        <w:t xml:space="preserve">14. 저는 그를 뒤쫓았지만, 그를 잡지 못했어요. → </w:t>
-      </w:r>
-      <w:r>
-        <w:rPr>
-          <w:rFonts w:ascii="맑은 고딕" w:hAnsi="맑은 고딕" w:eastAsia="맑은 고딕"/>
-          <w:b w:val="0"/>
-          <w:color w:val="1F2430"/>
-          <w:sz w:val="20"/>
-        </w:rPr>
-        <w:t>________________________________________</w:t>
-      </w:r>
-    </w:p>
-    <w:p>
-      <w:pPr>
-        <w:spacing w:before="20" w:after="0" w:line="276" w:lineRule="auto"/>
-        <w:ind w:left="170"/>
-      </w:pPr>
-      <w:r>
-        <w:rPr>
-          <w:rFonts w:ascii="맑은 고딕" w:hAnsi="맑은 고딕" w:eastAsia="맑은 고딕"/>
-          <w:b w:val="0"/>
-          <w:color w:val="1F2430"/>
-          <w:sz w:val="20"/>
-        </w:rPr>
-        <w:t xml:space="preserve">15. 그는 저보다 더 빨랐어요. → </w:t>
-      </w:r>
-      <w:r>
-        <w:rPr>
-          <w:rFonts w:ascii="맑은 고딕" w:hAnsi="맑은 고딕" w:eastAsia="맑은 고딕"/>
-          <w:b w:val="0"/>
-          <w:color w:val="1F2430"/>
-          <w:sz w:val="20"/>
-        </w:rPr>
-        <w:t>___________________________________</w:t>
-      </w:r>
-    </w:p>
-    <w:p>
-      <w:pPr>
-        <w:spacing w:before="20" w:after="0" w:line="276" w:lineRule="auto"/>
-        <w:ind w:left="170"/>
-      </w:pPr>
-      <w:r>
-        <w:rPr>
-          <w:rFonts w:ascii="맑은 고딕" w:hAnsi="맑은 고딕" w:eastAsia="맑은 고딕"/>
-          <w:b w:val="0"/>
-          <w:color w:val="1F2430"/>
-          <w:sz w:val="20"/>
-        </w:rPr>
-        <w:t xml:space="preserve">16. 사실, 그 노인은 나이 든 사람이 아니었어요. → </w:t>
-      </w:r>
-      <w:r>
-        <w:rPr>
-          <w:rFonts w:ascii="맑은 고딕" w:hAnsi="맑은 고딕" w:eastAsia="맑은 고딕"/>
-          <w:b w:val="0"/>
-          <w:color w:val="1F2430"/>
-          <w:sz w:val="20"/>
-        </w:rPr>
-        <w:t>________________________________________</w:t>
-      </w:r>
-    </w:p>
-    <w:p>
-      <w:pPr>
-        <w:spacing w:before="20" w:after="0" w:line="276" w:lineRule="auto"/>
-        <w:ind w:left="170"/>
-      </w:pPr>
-      <w:r>
-        <w:rPr>
-          <w:rFonts w:ascii="맑은 고딕" w:hAnsi="맑은 고딕" w:eastAsia="맑은 고딕"/>
-          <w:b w:val="0"/>
-          <w:color w:val="1F2430"/>
-          <w:sz w:val="20"/>
-        </w:rPr>
-        <w:t xml:space="preserve">17. 그는 긴 갈색 머리의 젊은 남자였어요. → </w:t>
-      </w:r>
-      <w:r>
-        <w:rPr>
-          <w:rFonts w:ascii="맑은 고딕" w:hAnsi="맑은 고딕" w:eastAsia="맑은 고딕"/>
-          <w:b w:val="0"/>
-          <w:color w:val="1F2430"/>
-          <w:sz w:val="20"/>
-        </w:rPr>
-        <w:t>________________________________________</w:t>
-      </w:r>
-    </w:p>
-    <w:p>
-      <w:pPr>
-        <w:spacing w:before="20" w:after="0" w:line="276" w:lineRule="auto"/>
-        <w:ind w:left="170"/>
-      </w:pPr>
-      <w:r>
-        <w:rPr>
-          <w:rFonts w:ascii="맑은 고딕" w:hAnsi="맑은 고딕" w:eastAsia="맑은 고딕"/>
-          <w:b w:val="0"/>
-          <w:color w:val="1F2430"/>
-          <w:sz w:val="20"/>
-        </w:rPr>
-        <w:t xml:space="preserve">18. Diego Perez, 경비원 → </w:t>
-      </w:r>
-      <w:r>
-        <w:rPr>
-          <w:rFonts w:ascii="맑은 고딕" w:hAnsi="맑은 고딕" w:eastAsia="맑은 고딕"/>
-          <w:b w:val="0"/>
-          <w:color w:val="1F2430"/>
-          <w:sz w:val="20"/>
-        </w:rPr>
-        <w:t>________________________________</w:t>
-      </w:r>
-    </w:p>
-    <w:p>
-      <w:pPr>
-        <w:spacing w:before="20" w:after="0" w:line="276" w:lineRule="auto"/>
-        <w:ind w:left="170"/>
-      </w:pPr>
-      <w:r>
-        <w:rPr>
-          <w:rFonts w:ascii="맑은 고딕" w:hAnsi="맑은 고딕" w:eastAsia="맑은 고딕"/>
-          <w:b w:val="0"/>
-          <w:color w:val="1F2430"/>
-          <w:sz w:val="20"/>
-        </w:rPr>
-        <w:t xml:space="preserve">19. 저는 범죄 현장에 갔는데, 그림 곳곳에 케이크 조각들이 있었어요. → </w:t>
-      </w:r>
-      <w:r>
-        <w:rPr>
-          <w:rFonts w:ascii="맑은 고딕" w:hAnsi="맑은 고딕" w:eastAsia="맑은 고딕"/>
-          <w:b w:val="0"/>
-          <w:color w:val="1F2430"/>
-          <w:sz w:val="20"/>
-        </w:rPr>
-        <w:t>________________________________________</w:t>
-      </w:r>
-    </w:p>
-    <w:p>
-      <w:pPr>
-        <w:spacing w:before="20" w:after="0" w:line="276" w:lineRule="auto"/>
-        <w:ind w:left="170"/>
-      </w:pPr>
-      <w:r>
-        <w:rPr>
-          <w:rFonts w:ascii="맑은 고딕" w:hAnsi="맑은 고딕" w:eastAsia="맑은 고딕"/>
-          <w:b w:val="0"/>
-          <w:color w:val="1F2430"/>
-          <w:sz w:val="20"/>
-        </w:rPr>
-        <w:t xml:space="preserve">20. 그림 주변에는 휠체어도 있었고, 저는 휠체어 옆에 있는 케이크 상자를 발견했어요. → </w:t>
-      </w:r>
-      <w:r>
-        <w:rPr>
-          <w:rFonts w:ascii="맑은 고딕" w:hAnsi="맑은 고딕" w:eastAsia="맑은 고딕"/>
-          <w:b w:val="0"/>
-          <w:color w:val="1F2430"/>
-          <w:sz w:val="20"/>
-        </w:rPr>
-        <w:t>________________________________________</w:t>
-      </w:r>
-    </w:p>
-    <w:p>
-      <w:pPr>
-        <w:spacing w:before="20" w:after="0" w:line="276" w:lineRule="auto"/>
-        <w:ind w:left="170"/>
-      </w:pPr>
-      <w:r>
-        <w:rPr>
-          <w:rFonts w:ascii="맑은 고딕" w:hAnsi="맑은 고딕" w:eastAsia="맑은 고딕"/>
-          <w:b w:val="0"/>
-          <w:color w:val="1F2430"/>
-          <w:sz w:val="20"/>
-        </w:rPr>
-        <w:t xml:space="preserve">21. 그 상자는 카밀라 빵집의 상자였어요. → </w:t>
-      </w:r>
-      <w:r>
-        <w:rPr>
-          <w:rFonts w:ascii="맑은 고딕" w:hAnsi="맑은 고딕" w:eastAsia="맑은 고딕"/>
-          <w:b w:val="0"/>
-          <w:color w:val="1F2430"/>
-          <w:sz w:val="20"/>
-        </w:rPr>
-        <w:t>________________________________________</w:t>
-      </w:r>
-    </w:p>
-    <w:p>
-      <w:pPr>
-        <w:spacing w:before="20" w:after="0" w:line="276" w:lineRule="auto"/>
-        <w:ind w:left="170"/>
-      </w:pPr>
-      <w:r>
-        <w:rPr>
-          <w:rFonts w:ascii="맑은 고딕" w:hAnsi="맑은 고딕" w:eastAsia="맑은 고딕"/>
-          <w:b w:val="0"/>
-          <w:color w:val="1F2430"/>
-          <w:sz w:val="20"/>
-        </w:rPr>
-        <w:t xml:space="preserve">22. Camila Santos, 카밀라 빵집의 주인 → </w:t>
-      </w:r>
-      <w:r>
-        <w:rPr>
-          <w:rFonts w:ascii="맑은 고딕" w:hAnsi="맑은 고딕" w:eastAsia="맑은 고딕"/>
-          <w:b w:val="0"/>
-          <w:color w:val="1F2430"/>
-          <w:sz w:val="20"/>
-        </w:rPr>
-        <w:t>________________________________________</w:t>
-      </w:r>
-    </w:p>
-    <w:p>
-      <w:pPr>
-        <w:spacing w:before="20" w:after="0" w:line="276" w:lineRule="auto"/>
-        <w:ind w:left="170"/>
-      </w:pPr>
-      <w:r>
-        <w:rPr>
-          <w:rFonts w:ascii="맑은 고딕" w:hAnsi="맑은 고딕" w:eastAsia="맑은 고딕"/>
-          <w:b w:val="0"/>
-          <w:color w:val="1F2430"/>
-          <w:sz w:val="20"/>
-        </w:rPr>
-        <w:t xml:space="preserve">23. 지난 금요일, 한 젊은 남자가 들어 왔어요. → </w:t>
-      </w:r>
-      <w:r>
-        <w:rPr>
-          <w:rFonts w:ascii="맑은 고딕" w:hAnsi="맑은 고딕" w:eastAsia="맑은 고딕"/>
-          <w:b w:val="0"/>
-          <w:color w:val="1F2430"/>
-          <w:sz w:val="20"/>
-        </w:rPr>
-        <w:t>________________________________________</w:t>
-      </w:r>
-    </w:p>
-    <w:p>
-      <w:pPr>
-        <w:spacing w:before="20" w:after="0" w:line="276" w:lineRule="auto"/>
-        <w:ind w:left="170"/>
-      </w:pPr>
-      <w:r>
-        <w:rPr>
-          <w:rFonts w:ascii="맑은 고딕" w:hAnsi="맑은 고딕" w:eastAsia="맑은 고딕"/>
-          <w:b w:val="0"/>
-          <w:color w:val="1F2430"/>
-          <w:sz w:val="20"/>
-        </w:rPr>
-        <w:t xml:space="preserve">24. 저는 그에게 스페인어로 말했지만, 그는 제 말을 이해하지 못했어요. → </w:t>
-      </w:r>
-      <w:r>
-        <w:rPr>
-          <w:rFonts w:ascii="맑은 고딕" w:hAnsi="맑은 고딕" w:eastAsia="맑은 고딕"/>
-          <w:b w:val="0"/>
-          <w:color w:val="1F2430"/>
-          <w:sz w:val="20"/>
-        </w:rPr>
-        <w:t>________________________________________</w:t>
-      </w:r>
-    </w:p>
-    <w:p>
-      <w:pPr>
-        <w:spacing w:before="20" w:after="0" w:line="276" w:lineRule="auto"/>
-        <w:ind w:left="170"/>
-      </w:pPr>
-      <w:r>
-        <w:rPr>
-          <w:rFonts w:ascii="맑은 고딕" w:hAnsi="맑은 고딕" w:eastAsia="맑은 고딕"/>
-          <w:b w:val="0"/>
-          <w:color w:val="1F2430"/>
-          <w:sz w:val="20"/>
-        </w:rPr>
-        <w:t xml:space="preserve">25. 그는 영어로만 말했어요. → </w:t>
-      </w:r>
-      <w:r>
-        <w:rPr>
-          <w:rFonts w:ascii="맑은 고딕" w:hAnsi="맑은 고딕" w:eastAsia="맑은 고딕"/>
-          <w:b w:val="0"/>
-          <w:color w:val="1F2430"/>
-          <w:sz w:val="20"/>
-        </w:rPr>
-        <w:t>___________________________________</w:t>
-      </w:r>
-    </w:p>
-    <w:p>
-      <w:pPr>
-        <w:spacing w:before="20" w:after="0" w:line="276" w:lineRule="auto"/>
-        <w:ind w:left="170"/>
-      </w:pPr>
-      <w:r>
-        <w:rPr>
-          <w:rFonts w:ascii="맑은 고딕" w:hAnsi="맑은 고딕" w:eastAsia="맑은 고딕"/>
-          <w:b w:val="0"/>
-          <w:color w:val="1F2430"/>
-          <w:sz w:val="20"/>
-        </w:rPr>
-        <w:t xml:space="preserve">26. 우리 가게에는 각각 다른 케이크들이 있었는데, 그는 그냥 가장 작은 것을 원했어요. → </w:t>
-      </w:r>
-      <w:r>
-        <w:rPr>
-          <w:rFonts w:ascii="맑은 고딕" w:hAnsi="맑은 고딕" w:eastAsia="맑은 고딕"/>
-          <w:b w:val="0"/>
-          <w:color w:val="1F2430"/>
-          <w:sz w:val="20"/>
-        </w:rPr>
-        <w:t>________________________________________</w:t>
-      </w:r>
-    </w:p>
-    <w:p>
-      <w:pPr>
-        <w:spacing w:before="20" w:after="0" w:line="276" w:lineRule="auto"/>
-        <w:ind w:left="170"/>
-      </w:pPr>
-      <w:r>
-        <w:rPr>
-          <w:rFonts w:ascii="맑은 고딕" w:hAnsi="맑은 고딕" w:eastAsia="맑은 고딕"/>
-          <w:b w:val="0"/>
-          <w:color w:val="1F2430"/>
-          <w:sz w:val="20"/>
-        </w:rPr>
-        <w:t xml:space="preserve">27. 우리는 그날 케이크를 딱 한 개 팔았어서, 저는 그를 똑똑히 기억해요. → </w:t>
-      </w:r>
-      <w:r>
-        <w:rPr>
-          <w:rFonts w:ascii="맑은 고딕" w:hAnsi="맑은 고딕" w:eastAsia="맑은 고딕"/>
-          <w:b w:val="0"/>
-          <w:color w:val="1F2430"/>
-          <w:sz w:val="20"/>
-        </w:rPr>
-        <w:t>________________________________________</w:t>
-      </w:r>
-    </w:p>
-    <w:p>
-      <w:pPr>
-        <w:spacing w:before="20" w:after="0" w:line="276" w:lineRule="auto"/>
-        <w:ind w:left="170"/>
-      </w:pPr>
-      <w:r>
-        <w:rPr>
-          <w:rFonts w:ascii="맑은 고딕" w:hAnsi="맑은 고딕" w:eastAsia="맑은 고딕"/>
-          <w:b w:val="0"/>
-          <w:color w:val="1F2430"/>
-          <w:sz w:val="20"/>
-        </w:rPr>
-        <w:t xml:space="preserve">28. 아, 그의 눈은 파란색이었어요. → </w:t>
-      </w:r>
-      <w:r>
-        <w:rPr>
-          <w:rFonts w:ascii="맑은 고딕" w:hAnsi="맑은 고딕" w:eastAsia="맑은 고딕"/>
-          <w:b w:val="0"/>
-          <w:color w:val="1F2430"/>
-          <w:sz w:val="20"/>
-        </w:rPr>
-        <w:t>_________________________________</w:t>
-      </w:r>
-    </w:p>
-    <w:p>
-      <w:pPr>
-        <w:spacing w:before="20" w:after="0" w:line="276" w:lineRule="auto"/>
-        <w:ind w:left="170"/>
-      </w:pPr>
-      <w:r>
-        <w:rPr>
-          <w:rFonts w:ascii="맑은 고딕" w:hAnsi="맑은 고딕" w:eastAsia="맑은 고딕"/>
-          <w:b w:val="0"/>
-          <w:color w:val="1F2430"/>
-          <w:sz w:val="20"/>
-        </w:rPr>
-        <w:t xml:space="preserve">29. 이제, 용의자들에 대한 정보를 보자. → </w:t>
-      </w:r>
-      <w:r>
-        <w:rPr>
-          <w:rFonts w:ascii="맑은 고딕" w:hAnsi="맑은 고딕" w:eastAsia="맑은 고딕"/>
-          <w:b w:val="0"/>
-          <w:color w:val="1F2430"/>
-          <w:sz w:val="20"/>
-        </w:rPr>
-        <w:t>________________________________________</w:t>
-      </w:r>
-    </w:p>
-    <w:p>
-      <w:pPr>
-        <w:spacing w:before="20" w:after="0" w:line="276" w:lineRule="auto"/>
-        <w:ind w:left="170"/>
-      </w:pPr>
-      <w:r>
-        <w:rPr>
-          <w:rFonts w:ascii="맑은 고딕" w:hAnsi="맑은 고딕" w:eastAsia="맑은 고딕"/>
-          <w:b w:val="0"/>
-          <w:color w:val="1F2430"/>
-          <w:sz w:val="20"/>
-        </w:rPr>
         <w:t xml:space="preserve">30. 누가 '모나리자'에 케이크를 던졌을까? → </w:t>
       </w:r>
       <w:r>
@@ -2212,7 +2314,7 @@
           <w:color w:val="1F2430"/>
           <w:sz w:val="20"/>
         </w:rPr>
-        <w:t>________________________________________</w:t>
+        <w:tab/>
       </w:r>
     </w:p>
     <w:p>
@@ -2350,6 +2452,12 @@
             <w:tcW w:type="dxa" w:w="6009"/>
           </w:tcPr>
           <w:p>
+            <w:pPr>
+              <w:tabs>
+                <w:tab w:val="right" w:leader="underscore" w:pos="10300"/>
+              </w:tabs>
+              <w:spacing w:line="384" w:lineRule="auto"/>
+            </w:pPr>
             <w:r>
               <w:rPr>
                 <w:rFonts w:ascii="맑은 고딕" w:hAnsi="맑은 고딕" w:eastAsia="맑은 고딕"/>
@@ -2357,7 +2465,9 @@
                 <w:color w:val="1F2430"/>
                 <w:sz w:val="18"/>
               </w:rPr>
-              <w:t>________________________________________</w:t>
+              <w:tab/>
+              <w:br/>
+              <w:tab/>
             </w:r>
           </w:p>
         </w:tc>
@@ -2400,6 +2510,12 @@
             <w:tcW w:type="dxa" w:w="6009"/>
           </w:tcPr>
           <w:p>
+            <w:pPr>
+              <w:tabs>
+                <w:tab w:val="right" w:leader="underscore" w:pos="10300"/>
+              </w:tabs>
+              <w:spacing w:line="384" w:lineRule="auto"/>
+            </w:pPr>
             <w:r>
               <w:rPr>
                 <w:rFonts w:ascii="맑은 고딕" w:hAnsi="맑은 고딕" w:eastAsia="맑은 고딕"/>
@@ -2407,7 +2523,9 @@
                 <w:color w:val="1F2430"/>
                 <w:sz w:val="18"/>
               </w:rPr>
-              <w:t>________________________________________</w:t>
+              <w:tab/>
+              <w:br/>
+              <w:tab/>
             </w:r>
           </w:p>
         </w:tc>
@@ -2450,6 +2568,12 @@
             <w:tcW w:type="dxa" w:w="6009"/>
           </w:tcPr>
           <w:p>
+            <w:pPr>
+              <w:tabs>
+                <w:tab w:val="right" w:leader="underscore" w:pos="10300"/>
+              </w:tabs>
+              <w:spacing w:line="384" w:lineRule="auto"/>
+            </w:pPr>
             <w:r>
               <w:rPr>
                 <w:rFonts w:ascii="맑은 고딕" w:hAnsi="맑은 고딕" w:eastAsia="맑은 고딕"/>
@@ -2457,7 +2581,7 @@
                 <w:color w:val="1F2430"/>
                 <w:sz w:val="18"/>
               </w:rPr>
-              <w:t>________________________________________</w:t>
+              <w:tab/>
             </w:r>
           </w:p>
         </w:tc>
@@ -2500,6 +2624,12 @@
             <w:tcW w:type="dxa" w:w="6009"/>
           </w:tcPr>
           <w:p>
+            <w:pPr>
+              <w:tabs>
+                <w:tab w:val="right" w:leader="underscore" w:pos="10300"/>
+              </w:tabs>
+              <w:spacing w:line="384" w:lineRule="auto"/>
+            </w:pPr>
             <w:r>
               <w:rPr>
                 <w:rFonts w:ascii="맑은 고딕" w:hAnsi="맑은 고딕" w:eastAsia="맑은 고딕"/>
@@ -2507,7 +2637,7 @@
                 <w:color w:val="1F2430"/>
                 <w:sz w:val="18"/>
               </w:rPr>
-              <w:t>________________________________________</w:t>
+              <w:tab/>
             </w:r>
           </w:p>
         </w:tc>
@@ -2979,6 +3109,168 @@
     </w:p>
     <w:p>
       <w:pPr>
+        <w:tabs>
+          <w:tab w:val="right" w:leader="underscore" w:pos="10300"/>
+        </w:tabs>
+        <w:spacing w:before="20" w:after="0" w:line="384" w:lineRule="auto"/>
+        <w:ind w:left="170"/>
+      </w:pPr>
+      <w:r>
+        <w:rPr>
+          <w:rFonts w:ascii="맑은 고딕" w:hAnsi="맑은 고딕" w:eastAsia="맑은 고딕"/>
+          <w:b w:val="0"/>
+          <w:color w:val="1F2430"/>
+          <w:sz w:val="20"/>
+        </w:rPr>
+        <w:t xml:space="preserve">1. What happened at the Botero Museum last Saturday? → </w:t>
+      </w:r>
+      <w:r>
+        <w:rPr>
+          <w:rFonts w:ascii="맑은 고딕" w:hAnsi="맑은 고딕" w:eastAsia="맑은 고딕"/>
+          <w:b w:val="0"/>
+          <w:color w:val="1F2430"/>
+          <w:sz w:val="20"/>
+        </w:rPr>
+        <w:tab/>
+      </w:r>
+    </w:p>
+    <w:p>
+      <w:pPr>
+        <w:tabs>
+          <w:tab w:val="right" w:leader="underscore" w:pos="10300"/>
+        </w:tabs>
+        <w:spacing w:before="20" w:after="0" w:line="384" w:lineRule="auto"/>
+        <w:ind w:left="170"/>
+      </w:pPr>
+      <w:r>
+        <w:rPr>
+          <w:rFonts w:ascii="맑은 고딕" w:hAnsi="맑은 고딕" w:eastAsia="맑은 고딕"/>
+          <w:b w:val="0"/>
+          <w:color w:val="1F2430"/>
+          <w:sz w:val="20"/>
+        </w:rPr>
+        <w:t xml:space="preserve">2. How many eyewitnesses were there? → </w:t>
+      </w:r>
+      <w:r>
+        <w:rPr>
+          <w:rFonts w:ascii="맑은 고딕" w:hAnsi="맑은 고딕" w:eastAsia="맑은 고딕"/>
+          <w:b w:val="0"/>
+          <w:color w:val="1F2430"/>
+          <w:sz w:val="20"/>
+        </w:rPr>
+        <w:tab/>
+      </w:r>
+    </w:p>
+    <w:p>
+      <w:pPr>
+        <w:tabs>
+          <w:tab w:val="right" w:leader="underscore" w:pos="10300"/>
+        </w:tabs>
+        <w:spacing w:before="20" w:after="0" w:line="384" w:lineRule="auto"/>
+        <w:ind w:left="170"/>
+      </w:pPr>
+      <w:r>
+        <w:rPr>
+          <w:rFonts w:ascii="맑은 고딕" w:hAnsi="맑은 고딕" w:eastAsia="맑은 고딕"/>
+          <w:b w:val="0"/>
+          <w:color w:val="1F2430"/>
+          <w:sz w:val="20"/>
+        </w:rPr>
+        <w:t xml:space="preserve">3. How tall is Ann Jones? → </w:t>
+      </w:r>
+      <w:r>
+        <w:rPr>
+          <w:rFonts w:ascii="맑은 고딕" w:hAnsi="맑은 고딕" w:eastAsia="맑은 고딕"/>
+          <w:b w:val="0"/>
+          <w:color w:val="1F2430"/>
+          <w:sz w:val="20"/>
+        </w:rPr>
+        <w:tab/>
+      </w:r>
+    </w:p>
+    <w:p>
+      <w:pPr>
+        <w:tabs>
+          <w:tab w:val="right" w:leader="underscore" w:pos="10300"/>
+        </w:tabs>
+        <w:spacing w:before="20" w:after="0" w:line="384" w:lineRule="auto"/>
+        <w:ind w:left="170"/>
+      </w:pPr>
+      <w:r>
+        <w:rPr>
+          <w:rFonts w:ascii="맑은 고딕" w:hAnsi="맑은 고딕" w:eastAsia="맑은 고딕"/>
+          <w:b w:val="0"/>
+          <w:color w:val="1F2430"/>
+          <w:sz w:val="20"/>
+        </w:rPr>
+        <w:t xml:space="preserve">4. Why couldn't Carlos catch the man? → </w:t>
+      </w:r>
+      <w:r>
+        <w:rPr>
+          <w:rFonts w:ascii="맑은 고딕" w:hAnsi="맑은 고딕" w:eastAsia="맑은 고딕"/>
+          <w:b w:val="0"/>
+          <w:color w:val="1F2430"/>
+          <w:sz w:val="20"/>
+        </w:rPr>
+        <w:tab/>
+      </w:r>
+    </w:p>
+    <w:p>
+      <w:pPr>
+        <w:tabs>
+          <w:tab w:val="right" w:leader="underscore" w:pos="10300"/>
+        </w:tabs>
+        <w:spacing w:before="20" w:after="0" w:line="384" w:lineRule="auto"/>
+        <w:ind w:left="170"/>
+      </w:pPr>
+      <w:r>
+        <w:rPr>
+          <w:rFonts w:ascii="맑은 고딕" w:hAnsi="맑은 고딕" w:eastAsia="맑은 고딕"/>
+          <w:b w:val="0"/>
+          <w:color w:val="1F2430"/>
+          <w:sz w:val="20"/>
+        </w:rPr>
+        <w:t xml:space="preserve">5. Where did Diego find the cake box? → </w:t>
+      </w:r>
+      <w:r>
+        <w:rPr>
+          <w:rFonts w:ascii="맑은 고딕" w:hAnsi="맑은 고딕" w:eastAsia="맑은 고딕"/>
+          <w:b w:val="0"/>
+          <w:color w:val="1F2430"/>
+          <w:sz w:val="20"/>
+        </w:rPr>
+        <w:tab/>
+      </w:r>
+    </w:p>
+    <w:p>
+      <w:pPr>
+        <w:tabs>
+          <w:tab w:val="right" w:leader="underscore" w:pos="10300"/>
+        </w:tabs>
+        <w:spacing w:before="20" w:after="0" w:line="384" w:lineRule="auto"/>
+        <w:ind w:left="170"/>
+      </w:pPr>
+      <w:r>
+        <w:rPr>
+          <w:rFonts w:ascii="맑은 고딕" w:hAnsi="맑은 고딕" w:eastAsia="맑은 고딕"/>
+          <w:b w:val="0"/>
+          <w:color w:val="1F2430"/>
+          <w:sz w:val="20"/>
+        </w:rPr>
+        <w:t xml:space="preserve">6. Which bakery was the cake box from? → </w:t>
+      </w:r>
+      <w:r>
+        <w:rPr>
+          <w:rFonts w:ascii="맑은 고딕" w:hAnsi="맑은 고딕" w:eastAsia="맑은 고딕"/>
+          <w:b w:val="0"/>
+          <w:color w:val="1F2430"/>
+          <w:sz w:val="20"/>
+        </w:rPr>
+        <w:tab/>
+      </w:r>
+    </w:p>
+    <w:p>
+      <w:pPr>
         <w:spacing w:before="20" w:after="0" w:line="276" w:lineRule="auto"/>
         <w:ind w:left="170"/>
       </w:pPr>
@@ -2989,20 +3281,101 @@
           <w:color w:val="1F2430"/>
           <w:sz w:val="20"/>
         </w:rPr>
-        <w:t xml:space="preserve">1. What happened at the Botero Museum last Saturday? → </w:t>
-      </w:r>
-      <w:r>
-        <w:rPr>
-          <w:rFonts w:ascii="맑은 고딕" w:hAnsi="맑은 고딕" w:eastAsia="맑은 고딕"/>
-          <w:b w:val="0"/>
-          <w:color w:val="1F2430"/>
-          <w:sz w:val="20"/>
-        </w:rPr>
-        <w:t>________________________________________</w:t>
+        <w:t xml:space="preserve">7. What language did the young man speak? → </w:t>
+      </w:r>
+      <w:r>
+        <w:rPr>
+          <w:rFonts w:ascii="맑은 고딕" w:hAnsi="맑은 고딕" w:eastAsia="맑은 고딕"/>
+          <w:b w:val="0"/>
+          <w:color w:val="1F2430"/>
+          <w:sz w:val="20"/>
+        </w:rPr>
+        <w:t>___________________________________</w:t>
       </w:r>
     </w:p>
     <w:p>
       <w:pPr>
+        <w:tabs>
+          <w:tab w:val="right" w:leader="underscore" w:pos="10300"/>
+        </w:tabs>
+        <w:spacing w:before="20" w:after="0" w:line="384" w:lineRule="auto"/>
+        <w:ind w:left="170"/>
+      </w:pPr>
+      <w:r>
+        <w:rPr>
+          <w:rFonts w:ascii="맑은 고딕" w:hAnsi="맑은 고딕" w:eastAsia="맑은 고딕"/>
+          <w:b w:val="0"/>
+          <w:color w:val="1F2430"/>
+          <w:sz w:val="20"/>
+        </w:rPr>
+        <w:t xml:space="preserve">8. What did the young man want at the bakery? → </w:t>
+      </w:r>
+      <w:r>
+        <w:rPr>
+          <w:rFonts w:ascii="맑은 고딕" w:hAnsi="맑은 고딕" w:eastAsia="맑은 고딕"/>
+          <w:b w:val="0"/>
+          <w:color w:val="1F2430"/>
+          <w:sz w:val="20"/>
+        </w:rPr>
+        <w:tab/>
+      </w:r>
+    </w:p>
+    <w:p>
+      <w:pPr>
+        <w:tabs>
+          <w:tab w:val="right" w:leader="underscore" w:pos="10300"/>
+        </w:tabs>
+        <w:spacing w:before="20" w:after="0" w:line="384" w:lineRule="auto"/>
+        <w:ind w:left="170"/>
+      </w:pPr>
+      <w:r>
+        <w:rPr>
+          <w:rFonts w:ascii="맑은 고딕" w:hAnsi="맑은 고딕" w:eastAsia="맑은 고딕"/>
+          <w:b w:val="0"/>
+          <w:color w:val="1F2430"/>
+          <w:sz w:val="20"/>
+        </w:rPr>
+        <w:t xml:space="preserve">9. What languages does Andres Lozano speak? → </w:t>
+      </w:r>
+      <w:r>
+        <w:rPr>
+          <w:rFonts w:ascii="맑은 고딕" w:hAnsi="맑은 고딕" w:eastAsia="맑은 고딕"/>
+          <w:b w:val="0"/>
+          <w:color w:val="1F2430"/>
+          <w:sz w:val="20"/>
+        </w:rPr>
+        <w:tab/>
+      </w:r>
+    </w:p>
+    <w:p>
+      <w:pPr>
+        <w:tabs>
+          <w:tab w:val="right" w:leader="underscore" w:pos="10300"/>
+        </w:tabs>
+        <w:spacing w:before="20" w:after="0" w:line="384" w:lineRule="auto"/>
+        <w:ind w:left="170"/>
+      </w:pPr>
+      <w:r>
+        <w:rPr>
+          <w:rFonts w:ascii="맑은 고딕" w:hAnsi="맑은 고딕" w:eastAsia="맑은 고딕"/>
+          <w:b w:val="0"/>
+          <w:color w:val="1F2430"/>
+          <w:sz w:val="20"/>
+        </w:rPr>
+        <w:t xml:space="preserve">10. Which suspects have long brown hair? → </w:t>
+      </w:r>
+      <w:r>
+        <w:rPr>
+          <w:rFonts w:ascii="맑은 고딕" w:hAnsi="맑은 고딕" w:eastAsia="맑은 고딕"/>
+          <w:b w:val="0"/>
+          <w:color w:val="1F2430"/>
+          <w:sz w:val="20"/>
+        </w:rPr>
+        <w:tab/>
+      </w:r>
+    </w:p>
+    <w:p>
+      <w:pPr>
         <w:spacing w:before="20" w:after="0" w:line="276" w:lineRule="auto"/>
         <w:ind w:left="170"/>
       </w:pPr>
@@ -3013,21 +3386,24 @@
           <w:color w:val="1F2430"/>
           <w:sz w:val="20"/>
         </w:rPr>
-        <w:t xml:space="preserve">2. How many eyewitnesses were there? → </w:t>
-      </w:r>
-      <w:r>
-        <w:rPr>
-          <w:rFonts w:ascii="맑은 고딕" w:hAnsi="맑은 고딕" w:eastAsia="맑은 고딕"/>
-          <w:b w:val="0"/>
-          <w:color w:val="1F2430"/>
-          <w:sz w:val="20"/>
-        </w:rPr>
-        <w:t>________________________________________</w:t>
+        <w:t xml:space="preserve">11. How tall is Tim Baker? → </w:t>
+      </w:r>
+      <w:r>
+        <w:rPr>
+          <w:rFonts w:ascii="맑은 고딕" w:hAnsi="맑은 고딕" w:eastAsia="맑은 고딕"/>
+          <w:b w:val="0"/>
+          <w:color w:val="1F2430"/>
+          <w:sz w:val="20"/>
+        </w:rPr>
+        <w:t>____________________________</w:t>
       </w:r>
     </w:p>
     <w:p>
       <w:pPr>
-        <w:spacing w:before="20" w:after="0" w:line="276" w:lineRule="auto"/>
+        <w:tabs>
+          <w:tab w:val="right" w:leader="underscore" w:pos="10300"/>
+        </w:tabs>
+        <w:spacing w:before="20" w:after="0" w:line="384" w:lineRule="auto"/>
         <w:ind w:left="170"/>
       </w:pPr>
       <w:r>
@@ -3037,222 +3413,6 @@
           <w:color w:val="1F2430"/>
           <w:sz w:val="20"/>
         </w:rPr>
-        <w:t xml:space="preserve">3. How tall is Ann Jones? → </w:t>
-      </w:r>
-      <w:r>
-        <w:rPr>
-          <w:rFonts w:ascii="맑은 고딕" w:hAnsi="맑은 고딕" w:eastAsia="맑은 고딕"/>
-          <w:b w:val="0"/>
-          <w:color w:val="1F2430"/>
-          <w:sz w:val="20"/>
-        </w:rPr>
-        <w:t>________________________________________</w:t>
-      </w:r>
-    </w:p>
-    <w:p>
-      <w:pPr>
-        <w:spacing w:before="20" w:after="0" w:line="276" w:lineRule="auto"/>
-        <w:ind w:left="170"/>
-      </w:pPr>
-      <w:r>
-        <w:rPr>
-          <w:rFonts w:ascii="맑은 고딕" w:hAnsi="맑은 고딕" w:eastAsia="맑은 고딕"/>
-          <w:b w:val="0"/>
-          <w:color w:val="1F2430"/>
-          <w:sz w:val="20"/>
-        </w:rPr>
-        <w:t xml:space="preserve">4. Why couldn't Carlos catch the man? → </w:t>
-      </w:r>
-      <w:r>
-        <w:rPr>
-          <w:rFonts w:ascii="맑은 고딕" w:hAnsi="맑은 고딕" w:eastAsia="맑은 고딕"/>
-          <w:b w:val="0"/>
-          <w:color w:val="1F2430"/>
-          <w:sz w:val="20"/>
-        </w:rPr>
-        <w:t>________________________________________</w:t>
-      </w:r>
-    </w:p>
-    <w:p>
-      <w:pPr>
-        <w:spacing w:before="20" w:after="0" w:line="276" w:lineRule="auto"/>
-        <w:ind w:left="170"/>
-      </w:pPr>
-      <w:r>
-        <w:rPr>
-          <w:rFonts w:ascii="맑은 고딕" w:hAnsi="맑은 고딕" w:eastAsia="맑은 고딕"/>
-          <w:b w:val="0"/>
-          <w:color w:val="1F2430"/>
-          <w:sz w:val="20"/>
-        </w:rPr>
-        <w:t xml:space="preserve">5. Where did Diego find the cake box? → </w:t>
-      </w:r>
-      <w:r>
-        <w:rPr>
-          <w:rFonts w:ascii="맑은 고딕" w:hAnsi="맑은 고딕" w:eastAsia="맑은 고딕"/>
-          <w:b w:val="0"/>
-          <w:color w:val="1F2430"/>
-          <w:sz w:val="20"/>
-        </w:rPr>
-        <w:t>________________________________________</w:t>
-      </w:r>
-    </w:p>
-    <w:p>
-      <w:pPr>
-        <w:spacing w:before="20" w:after="0" w:line="276" w:lineRule="auto"/>
-        <w:ind w:left="170"/>
-      </w:pPr>
-      <w:r>
-        <w:rPr>
-          <w:rFonts w:ascii="맑은 고딕" w:hAnsi="맑은 고딕" w:eastAsia="맑은 고딕"/>
-          <w:b w:val="0"/>
-          <w:color w:val="1F2430"/>
-          <w:sz w:val="20"/>
-        </w:rPr>
-        <w:t xml:space="preserve">6. Which bakery was the cake box from? → </w:t>
-      </w:r>
-      <w:r>
-        <w:rPr>
-          <w:rFonts w:ascii="맑은 고딕" w:hAnsi="맑은 고딕" w:eastAsia="맑은 고딕"/>
-          <w:b w:val="0"/>
-          <w:color w:val="1F2430"/>
-          <w:sz w:val="20"/>
-        </w:rPr>
-        <w:t>________________________________________</w:t>
-      </w:r>
-    </w:p>
-    <w:p>
-      <w:pPr>
-        <w:spacing w:before="20" w:after="0" w:line="276" w:lineRule="auto"/>
-        <w:ind w:left="170"/>
-      </w:pPr>
-      <w:r>
-        <w:rPr>
-          <w:rFonts w:ascii="맑은 고딕" w:hAnsi="맑은 고딕" w:eastAsia="맑은 고딕"/>
-          <w:b w:val="0"/>
-          <w:color w:val="1F2430"/>
-          <w:sz w:val="20"/>
-        </w:rPr>
-        <w:t xml:space="preserve">7. What language did the young man speak? → </w:t>
-      </w:r>
-      <w:r>
-        <w:rPr>
-          <w:rFonts w:ascii="맑은 고딕" w:hAnsi="맑은 고딕" w:eastAsia="맑은 고딕"/>
-          <w:b w:val="0"/>
-          <w:color w:val="1F2430"/>
-          <w:sz w:val="20"/>
-        </w:rPr>
-        <w:t>___________________________________</w:t>
-      </w:r>
-    </w:p>
-    <w:p>
-      <w:pPr>
-        <w:spacing w:before="20" w:after="0" w:line="276" w:lineRule="auto"/>
-        <w:ind w:left="170"/>
-      </w:pPr>
-      <w:r>
-        <w:rPr>
-          <w:rFonts w:ascii="맑은 고딕" w:hAnsi="맑은 고딕" w:eastAsia="맑은 고딕"/>
-          <w:b w:val="0"/>
-          <w:color w:val="1F2430"/>
-          <w:sz w:val="20"/>
-        </w:rPr>
-        <w:t xml:space="preserve">8. What did the young man want at the bakery? → </w:t>
-      </w:r>
-      <w:r>
-        <w:rPr>
-          <w:rFonts w:ascii="맑은 고딕" w:hAnsi="맑은 고딕" w:eastAsia="맑은 고딕"/>
-          <w:b w:val="0"/>
-          <w:color w:val="1F2430"/>
-          <w:sz w:val="20"/>
-        </w:rPr>
-        <w:t>________________________________________</w:t>
-      </w:r>
-    </w:p>
-    <w:p>
-      <w:pPr>
-        <w:spacing w:before="20" w:after="0" w:line="276" w:lineRule="auto"/>
-        <w:ind w:left="170"/>
-      </w:pPr>
-      <w:r>
-        <w:rPr>
-          <w:rFonts w:ascii="맑은 고딕" w:hAnsi="맑은 고딕" w:eastAsia="맑은 고딕"/>
-          <w:b w:val="0"/>
-          <w:color w:val="1F2430"/>
-          <w:sz w:val="20"/>
-        </w:rPr>
-        <w:t xml:space="preserve">9. What languages does Andres Lozano speak? → </w:t>
-      </w:r>
-      <w:r>
-        <w:rPr>
-          <w:rFonts w:ascii="맑은 고딕" w:hAnsi="맑은 고딕" w:eastAsia="맑은 고딕"/>
-          <w:b w:val="0"/>
-          <w:color w:val="1F2430"/>
-          <w:sz w:val="20"/>
-        </w:rPr>
-        <w:t>________________________________________</w:t>
-      </w:r>
-    </w:p>
-    <w:p>
-      <w:pPr>
-        <w:spacing w:before="20" w:after="0" w:line="276" w:lineRule="auto"/>
-        <w:ind w:left="170"/>
-      </w:pPr>
-      <w:r>
-        <w:rPr>
-          <w:rFonts w:ascii="맑은 고딕" w:hAnsi="맑은 고딕" w:eastAsia="맑은 고딕"/>
-          <w:b w:val="0"/>
-          <w:color w:val="1F2430"/>
-          <w:sz w:val="20"/>
-        </w:rPr>
-        <w:t xml:space="preserve">10. Which suspects have long brown hair? → </w:t>
-      </w:r>
-      <w:r>
-        <w:rPr>
-          <w:rFonts w:ascii="맑은 고딕" w:hAnsi="맑은 고딕" w:eastAsia="맑은 고딕"/>
-          <w:b w:val="0"/>
-          <w:color w:val="1F2430"/>
-          <w:sz w:val="20"/>
-        </w:rPr>
-        <w:t>________________________________________</w:t>
-      </w:r>
-    </w:p>
-    <w:p>
-      <w:pPr>
-        <w:spacing w:before="20" w:after="0" w:line="276" w:lineRule="auto"/>
-        <w:ind w:left="170"/>
-      </w:pPr>
-      <w:r>
-        <w:rPr>
-          <w:rFonts w:ascii="맑은 고딕" w:hAnsi="맑은 고딕" w:eastAsia="맑은 고딕"/>
-          <w:b w:val="0"/>
-          <w:color w:val="1F2430"/>
-          <w:sz w:val="20"/>
-        </w:rPr>
-        <w:t xml:space="preserve">11. How tall is Tim Baker? → </w:t>
-      </w:r>
-      <w:r>
-        <w:rPr>
-          <w:rFonts w:ascii="맑은 고딕" w:hAnsi="맑은 고딕" w:eastAsia="맑은 고딕"/>
-          <w:b w:val="0"/>
-          <w:color w:val="1F2430"/>
-          <w:sz w:val="20"/>
-        </w:rPr>
-        <w:t>____________________________</w:t>
-      </w:r>
-    </w:p>
-    <w:p>
-      <w:pPr>
-        <w:spacing w:before="20" w:after="0" w:line="276" w:lineRule="auto"/>
-        <w:ind w:left="170"/>
-      </w:pPr>
-      <w:r>
-        <w:rPr>
-          <w:rFonts w:ascii="맑은 고딕" w:hAnsi="맑은 고딕" w:eastAsia="맑은 고딕"/>
-          <w:b w:val="0"/>
-          <w:color w:val="1F2430"/>
-          <w:sz w:val="20"/>
-        </w:rPr>
         <w:t xml:space="preserve">12. What color are Luca Ferez's eyes? → </w:t>
       </w:r>
       <w:r>
@@ -3262,7 +3422,9 @@
           <w:color w:val="1F2430"/>
           <w:sz w:val="20"/>
         </w:rPr>
-        <w:t>________________________________________</w:t>
+        <w:tab/>
+        <w:br/>
+        <w:tab/>
       </w:r>
     </w:p>
     <w:p>
@@ -4543,6 +4705,87 @@
     </w:p>
     <w:p>
       <w:pPr>
+        <w:tabs>
+          <w:tab w:val="right" w:leader="underscore" w:pos="10300"/>
+        </w:tabs>
+        <w:spacing w:before="20" w:after="0" w:line="384" w:lineRule="auto"/>
+        <w:ind w:left="170"/>
+      </w:pPr>
+      <w:r>
+        <w:rPr>
+          <w:rFonts w:ascii="맑은 고딕" w:hAnsi="맑은 고딕" w:eastAsia="맑은 고딕"/>
+          <w:b w:val="0"/>
+          <w:color w:val="1F2430"/>
+          <w:sz w:val="20"/>
+        </w:rPr>
+        <w:t xml:space="preserve">1. What did Olivia and her family do on her birthday? → </w:t>
+      </w:r>
+      <w:r>
+        <w:rPr>
+          <w:rFonts w:ascii="맑은 고딕" w:hAnsi="맑은 고딕" w:eastAsia="맑은 고딕"/>
+          <w:b w:val="0"/>
+          <w:color w:val="1F2430"/>
+          <w:sz w:val="20"/>
+        </w:rPr>
+        <w:tab/>
+      </w:r>
+    </w:p>
+    <w:p>
+      <w:pPr>
+        <w:tabs>
+          <w:tab w:val="right" w:leader="underscore" w:pos="10300"/>
+        </w:tabs>
+        <w:spacing w:before="20" w:after="0" w:line="384" w:lineRule="auto"/>
+        <w:ind w:left="170"/>
+      </w:pPr>
+      <w:r>
+        <w:rPr>
+          <w:rFonts w:ascii="맑은 고딕" w:hAnsi="맑은 고딕" w:eastAsia="맑은 고딕"/>
+          <w:b w:val="0"/>
+          <w:color w:val="1F2430"/>
+          <w:sz w:val="20"/>
+        </w:rPr>
+        <w:t xml:space="preserve">2. What did Olivia do with the leftovers the next day? → </w:t>
+      </w:r>
+      <w:r>
+        <w:rPr>
+          <w:rFonts w:ascii="맑은 고딕" w:hAnsi="맑은 고딕" w:eastAsia="맑은 고딕"/>
+          <w:b w:val="0"/>
+          <w:color w:val="1F2430"/>
+          <w:sz w:val="20"/>
+        </w:rPr>
+        <w:tab/>
+      </w:r>
+    </w:p>
+    <w:p>
+      <w:pPr>
+        <w:tabs>
+          <w:tab w:val="right" w:leader="underscore" w:pos="10300"/>
+        </w:tabs>
+        <w:spacing w:before="20" w:after="0" w:line="384" w:lineRule="auto"/>
+        <w:ind w:left="170"/>
+      </w:pPr>
+      <w:r>
+        <w:rPr>
+          <w:rFonts w:ascii="맑은 고딕" w:hAnsi="맑은 고딕" w:eastAsia="맑은 고딕"/>
+          <w:b w:val="0"/>
+          <w:color w:val="1F2430"/>
+          <w:sz w:val="20"/>
+        </w:rPr>
+        <w:t xml:space="preserve">3. Where we can find great cooking ideas for leftovers? → </w:t>
+      </w:r>
+      <w:r>
+        <w:rPr>
+          <w:rFonts w:ascii="맑은 고딕" w:hAnsi="맑은 고딕" w:eastAsia="맑은 고딕"/>
+          <w:b w:val="0"/>
+          <w:color w:val="1F2430"/>
+          <w:sz w:val="20"/>
+        </w:rPr>
+        <w:tab/>
+      </w:r>
+    </w:p>
+    <w:p>
+      <w:pPr>
         <w:spacing w:before="20" w:after="0" w:line="276" w:lineRule="auto"/>
         <w:ind w:left="170"/>
       </w:pPr>
@@ -4553,21 +4796,24 @@
           <w:color w:val="1F2430"/>
           <w:sz w:val="20"/>
         </w:rPr>
-        <w:t xml:space="preserve">1. What did Olivia and her family do on her birthday? → </w:t>
-      </w:r>
-      <w:r>
-        <w:rPr>
-          <w:rFonts w:ascii="맑은 고딕" w:hAnsi="맑은 고딕" w:eastAsia="맑은 고딕"/>
-          <w:b w:val="0"/>
-          <w:color w:val="1F2430"/>
-          <w:sz w:val="20"/>
-        </w:rPr>
-        <w:t>________________________________________</w:t>
+        <w:t xml:space="preserve">4. Who tore Domingo's bag? → </w:t>
+      </w:r>
+      <w:r>
+        <w:rPr>
+          <w:rFonts w:ascii="맑은 고딕" w:hAnsi="맑은 고딕" w:eastAsia="맑은 고딕"/>
+          <w:b w:val="0"/>
+          <w:color w:val="1F2430"/>
+          <w:sz w:val="20"/>
+        </w:rPr>
+        <w:t>_________________________________</w:t>
       </w:r>
     </w:p>
     <w:p>
       <w:pPr>
-        <w:spacing w:before="20" w:after="0" w:line="276" w:lineRule="auto"/>
+        <w:tabs>
+          <w:tab w:val="right" w:leader="underscore" w:pos="10300"/>
+        </w:tabs>
+        <w:spacing w:before="20" w:after="0" w:line="384" w:lineRule="auto"/>
         <w:ind w:left="170"/>
       </w:pPr>
       <w:r>
@@ -4577,21 +4823,26 @@
           <w:color w:val="1F2430"/>
           <w:sz w:val="20"/>
         </w:rPr>
-        <w:t xml:space="preserve">2. What did Olivia do with the leftovers the next day? → </w:t>
-      </w:r>
-      <w:r>
-        <w:rPr>
-          <w:rFonts w:ascii="맑은 고딕" w:hAnsi="맑은 고딕" w:eastAsia="맑은 고딕"/>
-          <w:b w:val="0"/>
-          <w:color w:val="1F2430"/>
-          <w:sz w:val="20"/>
-        </w:rPr>
-        <w:t>________________________________________</w:t>
+        <w:t xml:space="preserve">5. What did Domingo learn about zero-waste living? → </w:t>
+      </w:r>
+      <w:r>
+        <w:rPr>
+          <w:rFonts w:ascii="맑은 고딕" w:hAnsi="맑은 고딕" w:eastAsia="맑은 고딕"/>
+          <w:b w:val="0"/>
+          <w:color w:val="1F2430"/>
+          <w:sz w:val="20"/>
+        </w:rPr>
+        <w:tab/>
+        <w:br/>
+        <w:tab/>
       </w:r>
     </w:p>
     <w:p>
       <w:pPr>
-        <w:spacing w:before="20" w:after="0" w:line="276" w:lineRule="auto"/>
+        <w:tabs>
+          <w:tab w:val="right" w:leader="underscore" w:pos="10300"/>
+        </w:tabs>
+        <w:spacing w:before="20" w:after="0" w:line="384" w:lineRule="auto"/>
         <w:ind w:left="170"/>
       </w:pPr>
       <w:r>
@@ -4601,21 +4852,24 @@
           <w:color w:val="1F2430"/>
           <w:sz w:val="20"/>
         </w:rPr>
-        <w:t xml:space="preserve">3. Where we can find great cooking ideas for leftovers? → </w:t>
-      </w:r>
-      <w:r>
-        <w:rPr>
-          <w:rFonts w:ascii="맑은 고딕" w:hAnsi="맑은 고딕" w:eastAsia="맑은 고딕"/>
-          <w:b w:val="0"/>
-          <w:color w:val="1F2430"/>
-          <w:sz w:val="20"/>
-        </w:rPr>
-        <w:t>________________________________________</w:t>
+        <w:t xml:space="preserve">6. What did Domingo decide to do with his bag? → </w:t>
+      </w:r>
+      <w:r>
+        <w:rPr>
+          <w:rFonts w:ascii="맑은 고딕" w:hAnsi="맑은 고딕" w:eastAsia="맑은 고딕"/>
+          <w:b w:val="0"/>
+          <w:color w:val="1F2430"/>
+          <w:sz w:val="20"/>
+        </w:rPr>
+        <w:tab/>
       </w:r>
     </w:p>
     <w:p>
       <w:pPr>
-        <w:spacing w:before="20" w:after="0" w:line="276" w:lineRule="auto"/>
+        <w:tabs>
+          <w:tab w:val="right" w:leader="underscore" w:pos="10300"/>
+        </w:tabs>
+        <w:spacing w:before="20" w:after="0" w:line="384" w:lineRule="auto"/>
         <w:ind w:left="170"/>
       </w:pPr>
       <w:r>
@@ -4625,21 +4879,24 @@
           <w:color w:val="1F2430"/>
           <w:sz w:val="20"/>
         </w:rPr>
-        <w:t xml:space="preserve">4. Who tore Domingo's bag? → </w:t>
-      </w:r>
-      <w:r>
-        <w:rPr>
-          <w:rFonts w:ascii="맑은 고딕" w:hAnsi="맑은 고딕" w:eastAsia="맑은 고딕"/>
-          <w:b w:val="0"/>
-          <w:color w:val="1F2430"/>
-          <w:sz w:val="20"/>
-        </w:rPr>
-        <w:t>_________________________________</w:t>
+        <w:t xml:space="preserve">7. What services does Emma often use? → </w:t>
+      </w:r>
+      <w:r>
+        <w:rPr>
+          <w:rFonts w:ascii="맑은 고딕" w:hAnsi="맑은 고딕" w:eastAsia="맑은 고딕"/>
+          <w:b w:val="0"/>
+          <w:color w:val="1F2430"/>
+          <w:sz w:val="20"/>
+        </w:rPr>
+        <w:tab/>
       </w:r>
     </w:p>
     <w:p>
       <w:pPr>
-        <w:spacing w:before="20" w:after="0" w:line="276" w:lineRule="auto"/>
+        <w:tabs>
+          <w:tab w:val="right" w:leader="underscore" w:pos="10300"/>
+        </w:tabs>
+        <w:spacing w:before="20" w:after="0" w:line="384" w:lineRule="auto"/>
         <w:ind w:left="170"/>
       </w:pPr>
       <w:r>
@@ -4649,21 +4906,24 @@
           <w:color w:val="1F2430"/>
           <w:sz w:val="20"/>
         </w:rPr>
-        <w:t xml:space="preserve">5. What did Domingo learn about zero-waste living? → </w:t>
-      </w:r>
-      <w:r>
-        <w:rPr>
-          <w:rFonts w:ascii="맑은 고딕" w:hAnsi="맑은 고딕" w:eastAsia="맑은 고딕"/>
-          <w:b w:val="0"/>
-          <w:color w:val="1F2430"/>
-          <w:sz w:val="20"/>
-        </w:rPr>
-        <w:t>________________________________________</w:t>
+        <w:t xml:space="preserve">8. What did Emma hear about plastic? → </w:t>
+      </w:r>
+      <w:r>
+        <w:rPr>
+          <w:rFonts w:ascii="맑은 고딕" w:hAnsi="맑은 고딕" w:eastAsia="맑은 고딕"/>
+          <w:b w:val="0"/>
+          <w:color w:val="1F2430"/>
+          <w:sz w:val="20"/>
+        </w:rPr>
+        <w:tab/>
       </w:r>
     </w:p>
     <w:p>
       <w:pPr>
-        <w:spacing w:before="20" w:after="0" w:line="276" w:lineRule="auto"/>
+        <w:tabs>
+          <w:tab w:val="right" w:leader="underscore" w:pos="10300"/>
+        </w:tabs>
+        <w:spacing w:before="20" w:after="0" w:line="384" w:lineRule="auto"/>
         <w:ind w:left="170"/>
       </w:pPr>
       <w:r>
@@ -4673,21 +4933,24 @@
           <w:color w:val="1F2430"/>
           <w:sz w:val="20"/>
         </w:rPr>
-        <w:t xml:space="preserve">6. What did Domingo decide to do with his bag? → </w:t>
-      </w:r>
-      <w:r>
-        <w:rPr>
-          <w:rFonts w:ascii="맑은 고딕" w:hAnsi="맑은 고딕" w:eastAsia="맑은 고딕"/>
-          <w:b w:val="0"/>
-          <w:color w:val="1F2430"/>
-          <w:sz w:val="20"/>
-        </w:rPr>
-        <w:t>________________________________________</w:t>
+        <w:t xml:space="preserve">9. Why did Emma feel good today? → </w:t>
+      </w:r>
+      <w:r>
+        <w:rPr>
+          <w:rFonts w:ascii="맑은 고딕" w:hAnsi="맑은 고딕" w:eastAsia="맑은 고딕"/>
+          <w:b w:val="0"/>
+          <w:color w:val="1F2430"/>
+          <w:sz w:val="20"/>
+        </w:rPr>
+        <w:tab/>
       </w:r>
     </w:p>
     <w:p>
       <w:pPr>
-        <w:spacing w:before="20" w:after="0" w:line="276" w:lineRule="auto"/>
+        <w:tabs>
+          <w:tab w:val="right" w:leader="underscore" w:pos="10300"/>
+        </w:tabs>
+        <w:spacing w:before="20" w:after="0" w:line="384" w:lineRule="auto"/>
         <w:ind w:left="170"/>
       </w:pPr>
       <w:r>
@@ -4697,21 +4960,24 @@
           <w:color w:val="1F2430"/>
           <w:sz w:val="20"/>
         </w:rPr>
-        <w:t xml:space="preserve">7. What services does Emma often use? → </w:t>
-      </w:r>
-      <w:r>
-        <w:rPr>
-          <w:rFonts w:ascii="맑은 고딕" w:hAnsi="맑은 고딕" w:eastAsia="맑은 고딕"/>
-          <w:b w:val="0"/>
-          <w:color w:val="1F2430"/>
-          <w:sz w:val="20"/>
-        </w:rPr>
-        <w:t>________________________________________</w:t>
+        <w:t xml:space="preserve">10. What did Minsu take to the recycling machine? → </w:t>
+      </w:r>
+      <w:r>
+        <w:rPr>
+          <w:rFonts w:ascii="맑은 고딕" w:hAnsi="맑은 고딕" w:eastAsia="맑은 고딕"/>
+          <w:b w:val="0"/>
+          <w:color w:val="1F2430"/>
+          <w:sz w:val="20"/>
+        </w:rPr>
+        <w:tab/>
       </w:r>
     </w:p>
     <w:p>
       <w:pPr>
-        <w:spacing w:before="20" w:after="0" w:line="276" w:lineRule="auto"/>
+        <w:tabs>
+          <w:tab w:val="right" w:leader="underscore" w:pos="10300"/>
+        </w:tabs>
+        <w:spacing w:before="20" w:after="0" w:line="384" w:lineRule="auto"/>
         <w:ind w:left="170"/>
       </w:pPr>
       <w:r>
@@ -4721,78 +4987,6 @@
           <w:color w:val="1F2430"/>
           <w:sz w:val="20"/>
         </w:rPr>
-        <w:t xml:space="preserve">8. What did Emma hear about plastic? → </w:t>
-      </w:r>
-      <w:r>
-        <w:rPr>
-          <w:rFonts w:ascii="맑은 고딕" w:hAnsi="맑은 고딕" w:eastAsia="맑은 고딕"/>
-          <w:b w:val="0"/>
-          <w:color w:val="1F2430"/>
-          <w:sz w:val="20"/>
-        </w:rPr>
-        <w:t>________________________________________</w:t>
-      </w:r>
-    </w:p>
-    <w:p>
-      <w:pPr>
-        <w:spacing w:before="20" w:after="0" w:line="276" w:lineRule="auto"/>
-        <w:ind w:left="170"/>
-      </w:pPr>
-      <w:r>
-        <w:rPr>
-          <w:rFonts w:ascii="맑은 고딕" w:hAnsi="맑은 고딕" w:eastAsia="맑은 고딕"/>
-          <w:b w:val="0"/>
-          <w:color w:val="1F2430"/>
-          <w:sz w:val="20"/>
-        </w:rPr>
-        <w:t xml:space="preserve">9. Why did Emma feel good today? → </w:t>
-      </w:r>
-      <w:r>
-        <w:rPr>
-          <w:rFonts w:ascii="맑은 고딕" w:hAnsi="맑은 고딕" w:eastAsia="맑은 고딕"/>
-          <w:b w:val="0"/>
-          <w:color w:val="1F2430"/>
-          <w:sz w:val="20"/>
-        </w:rPr>
-        <w:t>________________________________________</w:t>
-      </w:r>
-    </w:p>
-    <w:p>
-      <w:pPr>
-        <w:spacing w:before="20" w:after="0" w:line="276" w:lineRule="auto"/>
-        <w:ind w:left="170"/>
-      </w:pPr>
-      <w:r>
-        <w:rPr>
-          <w:rFonts w:ascii="맑은 고딕" w:hAnsi="맑은 고딕" w:eastAsia="맑은 고딕"/>
-          <w:b w:val="0"/>
-          <w:color w:val="1F2430"/>
-          <w:sz w:val="20"/>
-        </w:rPr>
-        <w:t xml:space="preserve">10. What did Minsu take to the recycling machine? → </w:t>
-      </w:r>
-      <w:r>
-        <w:rPr>
-          <w:rFonts w:ascii="맑은 고딕" w:hAnsi="맑은 고딕" w:eastAsia="맑은 고딕"/>
-          <w:b w:val="0"/>
-          <w:color w:val="1F2430"/>
-          <w:sz w:val="20"/>
-        </w:rPr>
-        <w:t>________________________________________</w:t>
-      </w:r>
-    </w:p>
-    <w:p>
-      <w:pPr>
-        <w:spacing w:before="20" w:after="0" w:line="276" w:lineRule="auto"/>
-        <w:ind w:left="170"/>
-      </w:pPr>
-      <w:r>
-        <w:rPr>
-          <w:rFonts w:ascii="맑은 고딕" w:hAnsi="맑은 고딕" w:eastAsia="맑은 고딕"/>
-          <w:b w:val="0"/>
-          <w:color w:val="1F2430"/>
-          <w:sz w:val="20"/>
-        </w:rPr>
         <w:t xml:space="preserve">11. How can Minsu use the points? → </w:t>
       </w:r>
       <w:r>
@@ -4802,7 +4996,7 @@
           <w:color w:val="1F2430"/>
           <w:sz w:val="20"/>
         </w:rPr>
-        <w:t>________________________________________</w:t>
+        <w:tab/>
       </w:r>
     </w:p>
     <w:p>
@@ -5606,6 +5800,259 @@
     </w:p>
     <w:p>
       <w:pPr>
+        <w:tabs>
+          <w:tab w:val="right" w:leader="underscore" w:pos="10300"/>
+        </w:tabs>
+        <w:spacing w:before="20" w:after="0" w:line="384" w:lineRule="auto"/>
+        <w:ind w:left="170"/>
+      </w:pPr>
+      <w:r>
+        <w:rPr>
+          <w:rFonts w:ascii="맑은 고딕" w:hAnsi="맑은 고딕" w:eastAsia="맑은 고딕"/>
+          <w:b w:val="0"/>
+          <w:color w:val="1F2430"/>
+          <w:sz w:val="20"/>
+        </w:rPr>
+        <w:t xml:space="preserve">1. 제로 웨이스트 챌린지에 동참하세요 → </w:t>
+      </w:r>
+      <w:r>
+        <w:rPr>
+          <w:rFonts w:ascii="맑은 고딕" w:hAnsi="맑은 고딕" w:eastAsia="맑은 고딕"/>
+          <w:b w:val="0"/>
+          <w:color w:val="1F2430"/>
+          <w:sz w:val="20"/>
+        </w:rPr>
+        <w:tab/>
+      </w:r>
+    </w:p>
+    <w:p>
+      <w:pPr>
+        <w:tabs>
+          <w:tab w:val="right" w:leader="underscore" w:pos="10300"/>
+        </w:tabs>
+        <w:spacing w:before="20" w:after="0" w:line="384" w:lineRule="auto"/>
+        <w:ind w:left="170"/>
+      </w:pPr>
+      <w:r>
+        <w:rPr>
+          <w:rFonts w:ascii="맑은 고딕" w:hAnsi="맑은 고딕" w:eastAsia="맑은 고딕"/>
+          <w:b w:val="0"/>
+          <w:color w:val="1F2430"/>
+          <w:sz w:val="20"/>
+        </w:rPr>
+        <w:t xml:space="preserve">2. 매일 우리는 많은 양의 쓰레기를 생산하고, 지구는 점점 더 병들고 있습니다. → </w:t>
+      </w:r>
+      <w:r>
+        <w:rPr>
+          <w:rFonts w:ascii="맑은 고딕" w:hAnsi="맑은 고딕" w:eastAsia="맑은 고딕"/>
+          <w:b w:val="0"/>
+          <w:color w:val="1F2430"/>
+          <w:sz w:val="20"/>
+        </w:rPr>
+        <w:tab/>
+        <w:br/>
+        <w:tab/>
+      </w:r>
+    </w:p>
+    <w:p>
+      <w:pPr>
+        <w:tabs>
+          <w:tab w:val="right" w:leader="underscore" w:pos="10300"/>
+        </w:tabs>
+        <w:spacing w:before="20" w:after="0" w:line="384" w:lineRule="auto"/>
+        <w:ind w:left="170"/>
+      </w:pPr>
+      <w:r>
+        <w:rPr>
+          <w:rFonts w:ascii="맑은 고딕" w:hAnsi="맑은 고딕" w:eastAsia="맑은 고딕"/>
+          <w:b w:val="0"/>
+          <w:color w:val="1F2430"/>
+          <w:sz w:val="20"/>
+        </w:rPr>
+        <w:t xml:space="preserve">3. 지구를 구하고 싶나요? → </w:t>
+      </w:r>
+      <w:r>
+        <w:rPr>
+          <w:rFonts w:ascii="맑은 고딕" w:hAnsi="맑은 고딕" w:eastAsia="맑은 고딕"/>
+          <w:b w:val="0"/>
+          <w:color w:val="1F2430"/>
+          <w:sz w:val="20"/>
+        </w:rPr>
+        <w:tab/>
+      </w:r>
+    </w:p>
+    <w:p>
+      <w:pPr>
+        <w:tabs>
+          <w:tab w:val="right" w:leader="underscore" w:pos="10300"/>
+        </w:tabs>
+        <w:spacing w:before="20" w:after="0" w:line="384" w:lineRule="auto"/>
+        <w:ind w:left="170"/>
+      </w:pPr>
+      <w:r>
+        <w:rPr>
+          <w:rFonts w:ascii="맑은 고딕" w:hAnsi="맑은 고딕" w:eastAsia="맑은 고딕"/>
+          <w:b w:val="0"/>
+          <w:color w:val="1F2430"/>
+          <w:sz w:val="20"/>
+        </w:rPr>
+        <w:t xml:space="preserve">4. 그렇다면 제로 웨이스트 챌린지에 동참하고 당신의 이야기를 공유해 주세요. → </w:t>
+      </w:r>
+      <w:r>
+        <w:rPr>
+          <w:rFonts w:ascii="맑은 고딕" w:hAnsi="맑은 고딕" w:eastAsia="맑은 고딕"/>
+          <w:b w:val="0"/>
+          <w:color w:val="1F2430"/>
+          <w:sz w:val="20"/>
+        </w:rPr>
+        <w:tab/>
+        <w:br/>
+        <w:tab/>
+      </w:r>
+    </w:p>
+    <w:p>
+      <w:pPr>
+        <w:tabs>
+          <w:tab w:val="right" w:leader="underscore" w:pos="10300"/>
+        </w:tabs>
+        <w:spacing w:before="20" w:after="0" w:line="384" w:lineRule="auto"/>
+        <w:ind w:left="170"/>
+      </w:pPr>
+      <w:r>
+        <w:rPr>
+          <w:rFonts w:ascii="맑은 고딕" w:hAnsi="맑은 고딕" w:eastAsia="맑은 고딕"/>
+          <w:b w:val="0"/>
+          <w:color w:val="1F2430"/>
+          <w:sz w:val="20"/>
+        </w:rPr>
+        <w:t xml:space="preserve">5. 챌린지 01 음식물 쓰레기를 줄여라. → </w:t>
+      </w:r>
+      <w:r>
+        <w:rPr>
+          <w:rFonts w:ascii="맑은 고딕" w:hAnsi="맑은 고딕" w:eastAsia="맑은 고딕"/>
+          <w:b w:val="0"/>
+          <w:color w:val="1F2430"/>
+          <w:sz w:val="20"/>
+        </w:rPr>
+        <w:tab/>
+      </w:r>
+    </w:p>
+    <w:p>
+      <w:pPr>
+        <w:tabs>
+          <w:tab w:val="right" w:leader="underscore" w:pos="10300"/>
+        </w:tabs>
+        <w:spacing w:before="20" w:after="0" w:line="384" w:lineRule="auto"/>
+        <w:ind w:left="170"/>
+      </w:pPr>
+      <w:r>
+        <w:rPr>
+          <w:rFonts w:ascii="맑은 고딕" w:hAnsi="맑은 고딕" w:eastAsia="맑은 고딕"/>
+          <w:b w:val="0"/>
+          <w:color w:val="1F2430"/>
+          <w:sz w:val="20"/>
+        </w:rPr>
+        <w:t xml:space="preserve">6. Olivia: 내 생일은 지난주 토요일이었고, 우리 가족과 나는 외식을 했어. → </w:t>
+      </w:r>
+      <w:r>
+        <w:rPr>
+          <w:rFonts w:ascii="맑은 고딕" w:hAnsi="맑은 고딕" w:eastAsia="맑은 고딕"/>
+          <w:b w:val="0"/>
+          <w:color w:val="1F2430"/>
+          <w:sz w:val="20"/>
+        </w:rPr>
+        <w:tab/>
+        <w:br/>
+        <w:tab/>
+      </w:r>
+    </w:p>
+    <w:p>
+      <w:pPr>
+        <w:tabs>
+          <w:tab w:val="right" w:leader="underscore" w:pos="10300"/>
+        </w:tabs>
+        <w:spacing w:before="20" w:after="0" w:line="384" w:lineRule="auto"/>
+        <w:ind w:left="170"/>
+      </w:pPr>
+      <w:r>
+        <w:rPr>
+          <w:rFonts w:ascii="맑은 고딕" w:hAnsi="맑은 고딕" w:eastAsia="맑은 고딕"/>
+          <w:b w:val="0"/>
+          <w:color w:val="1F2430"/>
+          <w:sz w:val="20"/>
+        </w:rPr>
+        <w:t xml:space="preserve">7. 남은 음식이 많았지만, 우리는 그것들을 집으로 가져왔어. → </w:t>
+      </w:r>
+      <w:r>
+        <w:rPr>
+          <w:rFonts w:ascii="맑은 고딕" w:hAnsi="맑은 고딕" w:eastAsia="맑은 고딕"/>
+          <w:b w:val="0"/>
+          <w:color w:val="1F2430"/>
+          <w:sz w:val="20"/>
+        </w:rPr>
+        <w:tab/>
+        <w:br/>
+        <w:tab/>
+      </w:r>
+    </w:p>
+    <w:p>
+      <w:pPr>
+        <w:tabs>
+          <w:tab w:val="right" w:leader="underscore" w:pos="10300"/>
+        </w:tabs>
+        <w:spacing w:before="20" w:after="0" w:line="384" w:lineRule="auto"/>
+        <w:ind w:left="170"/>
+      </w:pPr>
+      <w:r>
+        <w:rPr>
+          <w:rFonts w:ascii="맑은 고딕" w:hAnsi="맑은 고딕" w:eastAsia="맑은 고딕"/>
+          <w:b w:val="0"/>
+          <w:color w:val="1F2430"/>
+          <w:sz w:val="20"/>
+        </w:rPr>
+        <w:t xml:space="preserve">8. 그다음 날, 나는 그것들로 맛있는 점심을 만들었어. → </w:t>
+      </w:r>
+      <w:r>
+        <w:rPr>
+          <w:rFonts w:ascii="맑은 고딕" w:hAnsi="맑은 고딕" w:eastAsia="맑은 고딕"/>
+          <w:b w:val="0"/>
+          <w:color w:val="1F2430"/>
+          <w:sz w:val="20"/>
+        </w:rPr>
+        <w:tab/>
+      </w:r>
+    </w:p>
+    <w:p>
+      <w:pPr>
+        <w:tabs>
+          <w:tab w:val="right" w:leader="underscore" w:pos="10300"/>
+        </w:tabs>
+        <w:spacing w:before="20" w:after="0" w:line="384" w:lineRule="auto"/>
+        <w:ind w:left="170"/>
+      </w:pPr>
+      <w:r>
+        <w:rPr>
+          <w:rFonts w:ascii="맑은 고딕" w:hAnsi="맑은 고딕" w:eastAsia="맑은 고딕"/>
+          <w:b w:val="0"/>
+          <w:color w:val="1F2430"/>
+          <w:sz w:val="20"/>
+        </w:rPr>
+        <w:t xml:space="preserve">9. 참고로, 남은 음식을 활용하는 멋진 요리 아이디어는 인터넷에서 찾을 수 있어. → </w:t>
+      </w:r>
+      <w:r>
+        <w:rPr>
+          <w:rFonts w:ascii="맑은 고딕" w:hAnsi="맑은 고딕" w:eastAsia="맑은 고딕"/>
+          <w:b w:val="0"/>
+          <w:color w:val="1F2430"/>
+          <w:sz w:val="20"/>
+        </w:rPr>
+        <w:tab/>
+        <w:br/>
+        <w:tab/>
+      </w:r>
+    </w:p>
+    <w:p>
+      <w:pPr>
         <w:spacing w:before="20" w:after="0" w:line="276" w:lineRule="auto"/>
         <w:ind w:left="170"/>
       </w:pPr>
@@ -5616,20 +6063,159 @@
           <w:color w:val="1F2430"/>
           <w:sz w:val="20"/>
         </w:rPr>
-        <w:t xml:space="preserve">1. 제로 웨이스트 챌린지에 동참하세요 → </w:t>
-      </w:r>
-      <w:r>
-        <w:rPr>
-          <w:rFonts w:ascii="맑은 고딕" w:hAnsi="맑은 고딕" w:eastAsia="맑은 고딕"/>
-          <w:b w:val="0"/>
-          <w:color w:val="1F2430"/>
-          <w:sz w:val="20"/>
-        </w:rPr>
-        <w:t>________________________________________</w:t>
+        <w:t xml:space="preserve">10. 챌린지 02 재사용해라. → </w:t>
+      </w:r>
+      <w:r>
+        <w:rPr>
+          <w:rFonts w:ascii="맑은 고딕" w:hAnsi="맑은 고딕" w:eastAsia="맑은 고딕"/>
+          <w:b w:val="0"/>
+          <w:color w:val="1F2430"/>
+          <w:sz w:val="20"/>
+        </w:rPr>
+        <w:t>____________________________</w:t>
       </w:r>
     </w:p>
     <w:p>
       <w:pPr>
+        <w:tabs>
+          <w:tab w:val="right" w:leader="underscore" w:pos="10300"/>
+        </w:tabs>
+        <w:spacing w:before="20" w:after="0" w:line="384" w:lineRule="auto"/>
+        <w:ind w:left="170"/>
+      </w:pPr>
+      <w:r>
+        <w:rPr>
+          <w:rFonts w:ascii="맑은 고딕" w:hAnsi="맑은 고딕" w:eastAsia="맑은 고딕"/>
+          <w:b w:val="0"/>
+          <w:color w:val="1F2430"/>
+          <w:sz w:val="20"/>
+        </w:rPr>
+        <w:t xml:space="preserve">11. Domingo: 내 강아지가 내 가방을 찢어 버렸어. → </w:t>
+      </w:r>
+      <w:r>
+        <w:rPr>
+          <w:rFonts w:ascii="맑은 고딕" w:hAnsi="맑은 고딕" w:eastAsia="맑은 고딕"/>
+          <w:b w:val="0"/>
+          <w:color w:val="1F2430"/>
+          <w:sz w:val="20"/>
+        </w:rPr>
+        <w:tab/>
+      </w:r>
+    </w:p>
+    <w:p>
+      <w:pPr>
+        <w:tabs>
+          <w:tab w:val="right" w:leader="underscore" w:pos="10300"/>
+        </w:tabs>
+        <w:spacing w:before="20" w:after="0" w:line="384" w:lineRule="auto"/>
+        <w:ind w:left="170"/>
+      </w:pPr>
+      <w:r>
+        <w:rPr>
+          <w:rFonts w:ascii="맑은 고딕" w:hAnsi="맑은 고딕" w:eastAsia="맑은 고딕"/>
+          <w:b w:val="0"/>
+          <w:color w:val="1F2430"/>
+          <w:sz w:val="20"/>
+        </w:rPr>
+        <w:t xml:space="preserve">12. 나는 새것을 사고 싶었지만, 다시 생각해 봤어. → </w:t>
+      </w:r>
+      <w:r>
+        <w:rPr>
+          <w:rFonts w:ascii="맑은 고딕" w:hAnsi="맑은 고딕" w:eastAsia="맑은 고딕"/>
+          <w:b w:val="0"/>
+          <w:color w:val="1F2430"/>
+          <w:sz w:val="20"/>
+        </w:rPr>
+        <w:tab/>
+      </w:r>
+    </w:p>
+    <w:p>
+      <w:pPr>
+        <w:tabs>
+          <w:tab w:val="right" w:leader="underscore" w:pos="10300"/>
+        </w:tabs>
+        <w:spacing w:before="20" w:after="0" w:line="384" w:lineRule="auto"/>
+        <w:ind w:left="170"/>
+      </w:pPr>
+      <w:r>
+        <w:rPr>
+          <w:rFonts w:ascii="맑은 고딕" w:hAnsi="맑은 고딕" w:eastAsia="맑은 고딕"/>
+          <w:b w:val="0"/>
+          <w:color w:val="1F2430"/>
+          <w:sz w:val="20"/>
+        </w:rPr>
+        <w:t xml:space="preserve">13. 나는 재사용하는 것은 제로 웨이스트 생활에 중요하다고 배웠어. → </w:t>
+      </w:r>
+      <w:r>
+        <w:rPr>
+          <w:rFonts w:ascii="맑은 고딕" w:hAnsi="맑은 고딕" w:eastAsia="맑은 고딕"/>
+          <w:b w:val="0"/>
+          <w:color w:val="1F2430"/>
+          <w:sz w:val="20"/>
+        </w:rPr>
+        <w:tab/>
+        <w:br/>
+        <w:tab/>
+      </w:r>
+    </w:p>
+    <w:p>
+      <w:pPr>
+        <w:tabs>
+          <w:tab w:val="right" w:leader="underscore" w:pos="10300"/>
+        </w:tabs>
+        <w:spacing w:before="20" w:after="0" w:line="384" w:lineRule="auto"/>
+        <w:ind w:left="170"/>
+      </w:pPr>
+      <w:r>
+        <w:rPr>
+          <w:rFonts w:ascii="맑은 고딕" w:hAnsi="맑은 고딕" w:eastAsia="맑은 고딕"/>
+          <w:b w:val="0"/>
+          <w:color w:val="1F2430"/>
+          <w:sz w:val="20"/>
+        </w:rPr>
+        <w:t xml:space="preserve">14. 그래서 나는 그것을 고쳐서 다시 사용하기로 결심했어. → </w:t>
+      </w:r>
+      <w:r>
+        <w:rPr>
+          <w:rFonts w:ascii="맑은 고딕" w:hAnsi="맑은 고딕" w:eastAsia="맑은 고딕"/>
+          <w:b w:val="0"/>
+          <w:color w:val="1F2430"/>
+          <w:sz w:val="20"/>
+        </w:rPr>
+        <w:tab/>
+      </w:r>
+    </w:p>
+    <w:p>
+      <w:pPr>
+        <w:tabs>
+          <w:tab w:val="right" w:leader="underscore" w:pos="10300"/>
+        </w:tabs>
+        <w:spacing w:before="20" w:after="0" w:line="384" w:lineRule="auto"/>
+        <w:ind w:left="170"/>
+      </w:pPr>
+      <w:r>
+        <w:rPr>
+          <w:rFonts w:ascii="맑은 고딕" w:hAnsi="맑은 고딕" w:eastAsia="맑은 고딕"/>
+          <w:b w:val="0"/>
+          <w:color w:val="1F2430"/>
+          <w:sz w:val="20"/>
+        </w:rPr>
+        <w:t xml:space="preserve">15. 나는 바느질을 잘하지 못해서, 가방이 완벽해 보인다고 생각하진 않아. → </w:t>
+      </w:r>
+      <w:r>
+        <w:rPr>
+          <w:rFonts w:ascii="맑은 고딕" w:hAnsi="맑은 고딕" w:eastAsia="맑은 고딕"/>
+          <w:b w:val="0"/>
+          <w:color w:val="1F2430"/>
+          <w:sz w:val="20"/>
+        </w:rPr>
+        <w:tab/>
+        <w:br/>
+        <w:tab/>
+      </w:r>
+    </w:p>
+    <w:p>
+      <w:pPr>
         <w:spacing w:before="20" w:after="0" w:line="276" w:lineRule="auto"/>
         <w:ind w:left="170"/>
       </w:pPr>
@@ -5640,20 +6226,159 @@
           <w:color w:val="1F2430"/>
           <w:sz w:val="20"/>
         </w:rPr>
-        <w:t xml:space="preserve">2. 매일 우리는 많은 양의 쓰레기를 생산하고, 지구는 점점 더 병들고 있습니다. → </w:t>
-      </w:r>
-      <w:r>
-        <w:rPr>
-          <w:rFonts w:ascii="맑은 고딕" w:hAnsi="맑은 고딕" w:eastAsia="맑은 고딕"/>
-          <w:b w:val="0"/>
-          <w:color w:val="1F2430"/>
-          <w:sz w:val="20"/>
-        </w:rPr>
-        <w:t>________________________________________</w:t>
+        <w:t xml:space="preserve">16. 그래도 괜찮은 것 같아. → </w:t>
+      </w:r>
+      <w:r>
+        <w:rPr>
+          <w:rFonts w:ascii="맑은 고딕" w:hAnsi="맑은 고딕" w:eastAsia="맑은 고딕"/>
+          <w:b w:val="0"/>
+          <w:color w:val="1F2430"/>
+          <w:sz w:val="20"/>
+        </w:rPr>
+        <w:t>____________________________________</w:t>
       </w:r>
     </w:p>
     <w:p>
       <w:pPr>
+        <w:tabs>
+          <w:tab w:val="right" w:leader="underscore" w:pos="10300"/>
+        </w:tabs>
+        <w:spacing w:before="20" w:after="0" w:line="384" w:lineRule="auto"/>
+        <w:ind w:left="170"/>
+      </w:pPr>
+      <w:r>
+        <w:rPr>
+          <w:rFonts w:ascii="맑은 고딕" w:hAnsi="맑은 고딕" w:eastAsia="맑은 고딕"/>
+          <w:b w:val="0"/>
+          <w:color w:val="1F2430"/>
+          <w:sz w:val="20"/>
+        </w:rPr>
+        <w:t xml:space="preserve">17. 챌린지 03 일회용 플라스틱 사용에 반대해라. → </w:t>
+      </w:r>
+      <w:r>
+        <w:rPr>
+          <w:rFonts w:ascii="맑은 고딕" w:hAnsi="맑은 고딕" w:eastAsia="맑은 고딕"/>
+          <w:b w:val="0"/>
+          <w:color w:val="1F2430"/>
+          <w:sz w:val="20"/>
+        </w:rPr>
+        <w:tab/>
+      </w:r>
+    </w:p>
+    <w:p>
+      <w:pPr>
+        <w:tabs>
+          <w:tab w:val="right" w:leader="underscore" w:pos="10300"/>
+        </w:tabs>
+        <w:spacing w:before="20" w:after="0" w:line="384" w:lineRule="auto"/>
+        <w:ind w:left="170"/>
+      </w:pPr>
+      <w:r>
+        <w:rPr>
+          <w:rFonts w:ascii="맑은 고딕" w:hAnsi="맑은 고딕" w:eastAsia="맑은 고딕"/>
+          <w:b w:val="0"/>
+          <w:color w:val="1F2430"/>
+          <w:sz w:val="20"/>
+        </w:rPr>
+        <w:t xml:space="preserve">18. Emma: 나는 음식 배달 서비스를 자주 이용하는데, 오늘은 이용하지 않았어. → </w:t>
+      </w:r>
+      <w:r>
+        <w:rPr>
+          <w:rFonts w:ascii="맑은 고딕" w:hAnsi="맑은 고딕" w:eastAsia="맑은 고딕"/>
+          <w:b w:val="0"/>
+          <w:color w:val="1F2430"/>
+          <w:sz w:val="20"/>
+        </w:rPr>
+        <w:tab/>
+        <w:br/>
+        <w:tab/>
+      </w:r>
+    </w:p>
+    <w:p>
+      <w:pPr>
+        <w:tabs>
+          <w:tab w:val="right" w:leader="underscore" w:pos="10300"/>
+        </w:tabs>
+        <w:spacing w:before="20" w:after="0" w:line="384" w:lineRule="auto"/>
+        <w:ind w:left="170"/>
+      </w:pPr>
+      <w:r>
+        <w:rPr>
+          <w:rFonts w:ascii="맑은 고딕" w:hAnsi="맑은 고딕" w:eastAsia="맑은 고딕"/>
+          <w:b w:val="0"/>
+          <w:color w:val="1F2430"/>
+          <w:sz w:val="20"/>
+        </w:rPr>
+        <w:t xml:space="preserve">19. 대신에, 재사용 가능한 용기를 가지고 내가 가장 좋아하는 식당으로 걸어가서 음식을 가져왔어. → </w:t>
+      </w:r>
+      <w:r>
+        <w:rPr>
+          <w:rFonts w:ascii="맑은 고딕" w:hAnsi="맑은 고딕" w:eastAsia="맑은 고딕"/>
+          <w:b w:val="0"/>
+          <w:color w:val="1F2430"/>
+          <w:sz w:val="20"/>
+        </w:rPr>
+        <w:tab/>
+        <w:br/>
+        <w:tab/>
+      </w:r>
+    </w:p>
+    <w:p>
+      <w:pPr>
+        <w:tabs>
+          <w:tab w:val="right" w:leader="underscore" w:pos="10300"/>
+        </w:tabs>
+        <w:spacing w:before="20" w:after="0" w:line="384" w:lineRule="auto"/>
+        <w:ind w:left="170"/>
+      </w:pPr>
+      <w:r>
+        <w:rPr>
+          <w:rFonts w:ascii="맑은 고딕" w:hAnsi="맑은 고딕" w:eastAsia="맑은 고딕"/>
+          <w:b w:val="0"/>
+          <w:color w:val="1F2430"/>
+          <w:sz w:val="20"/>
+        </w:rPr>
+        <w:t xml:space="preserve">20. 나는 플라스틱은 절대로 완전히 없어지지 않는다고 들었어. → </w:t>
+      </w:r>
+      <w:r>
+        <w:rPr>
+          <w:rFonts w:ascii="맑은 고딕" w:hAnsi="맑은 고딕" w:eastAsia="맑은 고딕"/>
+          <w:b w:val="0"/>
+          <w:color w:val="1F2430"/>
+          <w:sz w:val="20"/>
+        </w:rPr>
+        <w:tab/>
+      </w:r>
+    </w:p>
+    <w:p>
+      <w:pPr>
+        <w:tabs>
+          <w:tab w:val="right" w:leader="underscore" w:pos="10300"/>
+        </w:tabs>
+        <w:spacing w:before="20" w:after="0" w:line="384" w:lineRule="auto"/>
+        <w:ind w:left="170"/>
+      </w:pPr>
+      <w:r>
+        <w:rPr>
+          <w:rFonts w:ascii="맑은 고딕" w:hAnsi="맑은 고딕" w:eastAsia="맑은 고딕"/>
+          <w:b w:val="0"/>
+          <w:color w:val="1F2430"/>
+          <w:sz w:val="20"/>
+        </w:rPr>
+        <w:t xml:space="preserve">21. 나는 오늘 어떠한 일회용 플라스틱도 사용하지 않았어. → </w:t>
+      </w:r>
+      <w:r>
+        <w:rPr>
+          <w:rFonts w:ascii="맑은 고딕" w:hAnsi="맑은 고딕" w:eastAsia="맑은 고딕"/>
+          <w:b w:val="0"/>
+          <w:color w:val="1F2430"/>
+          <w:sz w:val="20"/>
+        </w:rPr>
+        <w:tab/>
+      </w:r>
+    </w:p>
+    <w:p>
+      <w:pPr>
         <w:spacing w:before="20" w:after="0" w:line="276" w:lineRule="auto"/>
         <w:ind w:left="170"/>
       </w:pPr>
@@ -5664,16 +6389,16 @@
           <w:color w:val="1F2430"/>
           <w:sz w:val="20"/>
         </w:rPr>
-        <w:t xml:space="preserve">3. 지구를 구하고 싶나요? → </w:t>
-      </w:r>
-      <w:r>
-        <w:rPr>
-          <w:rFonts w:ascii="맑은 고딕" w:hAnsi="맑은 고딕" w:eastAsia="맑은 고딕"/>
-          <w:b w:val="0"/>
-          <w:color w:val="1F2430"/>
-          <w:sz w:val="20"/>
-        </w:rPr>
-        <w:t>________________________________________</w:t>
+        <w:t xml:space="preserve">22. 기분이 좋았어! → </w:t>
+      </w:r>
+      <w:r>
+        <w:rPr>
+          <w:rFonts w:ascii="맑은 고딕" w:hAnsi="맑은 고딕" w:eastAsia="맑은 고딕"/>
+          <w:b w:val="0"/>
+          <w:color w:val="1F2430"/>
+          <w:sz w:val="20"/>
+        </w:rPr>
+        <w:t>___________________</w:t>
       </w:r>
     </w:p>
     <w:p>
@@ -5688,21 +6413,24 @@
           <w:color w:val="1F2430"/>
           <w:sz w:val="20"/>
         </w:rPr>
-        <w:t xml:space="preserve">4. 그렇다면 제로 웨이스트 챌린지에 동참하고 당신의 이야기를 공유해 주세요. → </w:t>
-      </w:r>
-      <w:r>
-        <w:rPr>
-          <w:rFonts w:ascii="맑은 고딕" w:hAnsi="맑은 고딕" w:eastAsia="맑은 고딕"/>
-          <w:b w:val="0"/>
-          <w:color w:val="1F2430"/>
-          <w:sz w:val="20"/>
-        </w:rPr>
-        <w:t>________________________________________</w:t>
+        <w:t xml:space="preserve">23. 챌린지 04 재활용해라. → </w:t>
+      </w:r>
+      <w:r>
+        <w:rPr>
+          <w:rFonts w:ascii="맑은 고딕" w:hAnsi="맑은 고딕" w:eastAsia="맑은 고딕"/>
+          <w:b w:val="0"/>
+          <w:color w:val="1F2430"/>
+          <w:sz w:val="20"/>
+        </w:rPr>
+        <w:t>________________________________</w:t>
       </w:r>
     </w:p>
     <w:p>
       <w:pPr>
-        <w:spacing w:before="20" w:after="0" w:line="276" w:lineRule="auto"/>
+        <w:tabs>
+          <w:tab w:val="right" w:leader="underscore" w:pos="10300"/>
+        </w:tabs>
+        <w:spacing w:before="20" w:after="0" w:line="384" w:lineRule="auto"/>
         <w:ind w:left="170"/>
       </w:pPr>
       <w:r>
@@ -5712,21 +6440,26 @@
           <w:color w:val="1F2430"/>
           <w:sz w:val="20"/>
         </w:rPr>
-        <w:t xml:space="preserve">5. 챌린지 01 음식물 쓰레기를 줄여라. → </w:t>
-      </w:r>
-      <w:r>
-        <w:rPr>
-          <w:rFonts w:ascii="맑은 고딕" w:hAnsi="맑은 고딕" w:eastAsia="맑은 고딕"/>
-          <w:b w:val="0"/>
-          <w:color w:val="1F2430"/>
-          <w:sz w:val="20"/>
-        </w:rPr>
-        <w:t>________________________________________</w:t>
+        <w:t xml:space="preserve">24. 민수: 어제 나는 플라스틱병과 유리병 몇 개를 우리 집 근처에 있는 재활용 기계로 가져갔어. → </w:t>
+      </w:r>
+      <w:r>
+        <w:rPr>
+          <w:rFonts w:ascii="맑은 고딕" w:hAnsi="맑은 고딕" w:eastAsia="맑은 고딕"/>
+          <w:b w:val="0"/>
+          <w:color w:val="1F2430"/>
+          <w:sz w:val="20"/>
+        </w:rPr>
+        <w:tab/>
+        <w:br/>
+        <w:tab/>
       </w:r>
     </w:p>
     <w:p>
       <w:pPr>
-        <w:spacing w:before="20" w:after="0" w:line="276" w:lineRule="auto"/>
+        <w:tabs>
+          <w:tab w:val="right" w:leader="underscore" w:pos="10300"/>
+        </w:tabs>
+        <w:spacing w:before="20" w:after="0" w:line="384" w:lineRule="auto"/>
         <w:ind w:left="170"/>
       </w:pPr>
       <w:r>
@@ -5736,21 +6469,26 @@
           <w:color w:val="1F2430"/>
           <w:sz w:val="20"/>
         </w:rPr>
-        <w:t xml:space="preserve">6. Olivia: 내 생일은 지난주 토요일이었고, 우리 가족과 나는 외식을 했어. → </w:t>
-      </w:r>
-      <w:r>
-        <w:rPr>
-          <w:rFonts w:ascii="맑은 고딕" w:hAnsi="맑은 고딕" w:eastAsia="맑은 고딕"/>
-          <w:b w:val="0"/>
-          <w:color w:val="1F2430"/>
-          <w:sz w:val="20"/>
-        </w:rPr>
-        <w:t>________________________________________</w:t>
+        <w:t xml:space="preserve">25. 나는 그것들을 하나씩 기계에 집어넣었고, 대가로 포인트를 얻었어. → </w:t>
+      </w:r>
+      <w:r>
+        <w:rPr>
+          <w:rFonts w:ascii="맑은 고딕" w:hAnsi="맑은 고딕" w:eastAsia="맑은 고딕"/>
+          <w:b w:val="0"/>
+          <w:color w:val="1F2430"/>
+          <w:sz w:val="20"/>
+        </w:rPr>
+        <w:tab/>
+        <w:br/>
+        <w:tab/>
       </w:r>
     </w:p>
     <w:p>
       <w:pPr>
-        <w:spacing w:before="20" w:after="0" w:line="276" w:lineRule="auto"/>
+        <w:tabs>
+          <w:tab w:val="right" w:leader="underscore" w:pos="10300"/>
+        </w:tabs>
+        <w:spacing w:before="20" w:after="0" w:line="384" w:lineRule="auto"/>
         <w:ind w:left="170"/>
       </w:pPr>
       <w:r>
@@ -5760,21 +6498,24 @@
           <w:color w:val="1F2430"/>
           <w:sz w:val="20"/>
         </w:rPr>
-        <w:t xml:space="preserve">7. 남은 음식이 많았지만, 우리는 그것들을 집으로 가져왔어. → </w:t>
-      </w:r>
-      <w:r>
-        <w:rPr>
-          <w:rFonts w:ascii="맑은 고딕" w:hAnsi="맑은 고딕" w:eastAsia="맑은 고딕"/>
-          <w:b w:val="0"/>
-          <w:color w:val="1F2430"/>
-          <w:sz w:val="20"/>
-        </w:rPr>
-        <w:t>________________________________________</w:t>
+        <w:t xml:space="preserve">26. 그 포인트로 뭘 할 수 있냐고? → </w:t>
+      </w:r>
+      <w:r>
+        <w:rPr>
+          <w:rFonts w:ascii="맑은 고딕" w:hAnsi="맑은 고딕" w:eastAsia="맑은 고딕"/>
+          <w:b w:val="0"/>
+          <w:color w:val="1F2430"/>
+          <w:sz w:val="20"/>
+        </w:rPr>
+        <w:tab/>
       </w:r>
     </w:p>
     <w:p>
       <w:pPr>
-        <w:spacing w:before="20" w:after="0" w:line="276" w:lineRule="auto"/>
+        <w:tabs>
+          <w:tab w:val="right" w:leader="underscore" w:pos="10300"/>
+        </w:tabs>
+        <w:spacing w:before="20" w:after="0" w:line="384" w:lineRule="auto"/>
         <w:ind w:left="170"/>
       </w:pPr>
       <w:r>
@@ -5784,21 +6525,24 @@
           <w:color w:val="1F2430"/>
           <w:sz w:val="20"/>
         </w:rPr>
-        <w:t xml:space="preserve">8. 그다음 날, 나는 그것들로 맛있는 점심을 만들었어. → </w:t>
-      </w:r>
-      <w:r>
-        <w:rPr>
-          <w:rFonts w:ascii="맑은 고딕" w:hAnsi="맑은 고딕" w:eastAsia="맑은 고딕"/>
-          <w:b w:val="0"/>
-          <w:color w:val="1F2430"/>
-          <w:sz w:val="20"/>
-        </w:rPr>
-        <w:t>________________________________________</w:t>
+        <w:t xml:space="preserve">27. 음, 나는 포인트를 돈처럼 사용할 수 있어. → </w:t>
+      </w:r>
+      <w:r>
+        <w:rPr>
+          <w:rFonts w:ascii="맑은 고딕" w:hAnsi="맑은 고딕" w:eastAsia="맑은 고딕"/>
+          <w:b w:val="0"/>
+          <w:color w:val="1F2430"/>
+          <w:sz w:val="20"/>
+        </w:rPr>
+        <w:tab/>
       </w:r>
     </w:p>
     <w:p>
       <w:pPr>
-        <w:spacing w:before="20" w:after="0" w:line="276" w:lineRule="auto"/>
+        <w:tabs>
+          <w:tab w:val="right" w:leader="underscore" w:pos="10300"/>
+        </w:tabs>
+        <w:spacing w:before="20" w:after="0" w:line="384" w:lineRule="auto"/>
         <w:ind w:left="170"/>
       </w:pPr>
       <w:r>
@@ -5808,462 +6552,6 @@
           <w:color w:val="1F2430"/>
           <w:sz w:val="20"/>
         </w:rPr>
-        <w:t xml:space="preserve">9. 참고로, 남은 음식을 활용하는 멋진 요리 아이디어는 인터넷에서 찾을 수 있어. → </w:t>
-      </w:r>
-      <w:r>
-        <w:rPr>
-          <w:rFonts w:ascii="맑은 고딕" w:hAnsi="맑은 고딕" w:eastAsia="맑은 고딕"/>
-          <w:b w:val="0"/>
-          <w:color w:val="1F2430"/>
-          <w:sz w:val="20"/>
-        </w:rPr>
-        <w:t>________________________________________</w:t>
-      </w:r>
-    </w:p>
-    <w:p>
-      <w:pPr>
-        <w:spacing w:before="20" w:after="0" w:line="276" w:lineRule="auto"/>
-        <w:ind w:left="170"/>
-      </w:pPr>
-      <w:r>
-        <w:rPr>
-          <w:rFonts w:ascii="맑은 고딕" w:hAnsi="맑은 고딕" w:eastAsia="맑은 고딕"/>
-          <w:b w:val="0"/>
-          <w:color w:val="1F2430"/>
-          <w:sz w:val="20"/>
-        </w:rPr>
-        <w:t xml:space="preserve">10. 챌린지 02 재사용해라. → </w:t>
-      </w:r>
-      <w:r>
-        <w:rPr>
-          <w:rFonts w:ascii="맑은 고딕" w:hAnsi="맑은 고딕" w:eastAsia="맑은 고딕"/>
-          <w:b w:val="0"/>
-          <w:color w:val="1F2430"/>
-          <w:sz w:val="20"/>
-        </w:rPr>
-        <w:t>____________________________</w:t>
-      </w:r>
-    </w:p>
-    <w:p>
-      <w:pPr>
-        <w:spacing w:before="20" w:after="0" w:line="276" w:lineRule="auto"/>
-        <w:ind w:left="170"/>
-      </w:pPr>
-      <w:r>
-        <w:rPr>
-          <w:rFonts w:ascii="맑은 고딕" w:hAnsi="맑은 고딕" w:eastAsia="맑은 고딕"/>
-          <w:b w:val="0"/>
-          <w:color w:val="1F2430"/>
-          <w:sz w:val="20"/>
-        </w:rPr>
-        <w:t xml:space="preserve">11. Domingo: 내 강아지가 내 가방을 찢어 버렸어. → </w:t>
-      </w:r>
-      <w:r>
-        <w:rPr>
-          <w:rFonts w:ascii="맑은 고딕" w:hAnsi="맑은 고딕" w:eastAsia="맑은 고딕"/>
-          <w:b w:val="0"/>
-          <w:color w:val="1F2430"/>
-          <w:sz w:val="20"/>
-        </w:rPr>
-        <w:t>________________________________________</w:t>
-      </w:r>
-    </w:p>
-    <w:p>
-      <w:pPr>
-        <w:spacing w:before="20" w:after="0" w:line="276" w:lineRule="auto"/>
-        <w:ind w:left="170"/>
-      </w:pPr>
-      <w:r>
-        <w:rPr>
-          <w:rFonts w:ascii="맑은 고딕" w:hAnsi="맑은 고딕" w:eastAsia="맑은 고딕"/>
-          <w:b w:val="0"/>
-          <w:color w:val="1F2430"/>
-          <w:sz w:val="20"/>
-        </w:rPr>
-        <w:t xml:space="preserve">12. 나는 새것을 사고 싶었지만, 다시 생각해 봤어. → </w:t>
-      </w:r>
-      <w:r>
-        <w:rPr>
-          <w:rFonts w:ascii="맑은 고딕" w:hAnsi="맑은 고딕" w:eastAsia="맑은 고딕"/>
-          <w:b w:val="0"/>
-          <w:color w:val="1F2430"/>
-          <w:sz w:val="20"/>
-        </w:rPr>
-        <w:t>________________________________________</w:t>
-      </w:r>
-    </w:p>
-    <w:p>
-      <w:pPr>
-        <w:spacing w:before="20" w:after="0" w:line="276" w:lineRule="auto"/>
-        <w:ind w:left="170"/>
-      </w:pPr>
-      <w:r>
-        <w:rPr>
-          <w:rFonts w:ascii="맑은 고딕" w:hAnsi="맑은 고딕" w:eastAsia="맑은 고딕"/>
-          <w:b w:val="0"/>
-          <w:color w:val="1F2430"/>
-          <w:sz w:val="20"/>
-        </w:rPr>
-        <w:t xml:space="preserve">13. 나는 재사용하는 것은 제로 웨이스트 생활에 중요하다고 배웠어. → </w:t>
-      </w:r>
-      <w:r>
-        <w:rPr>
-          <w:rFonts w:ascii="맑은 고딕" w:hAnsi="맑은 고딕" w:eastAsia="맑은 고딕"/>
-          <w:b w:val="0"/>
-          <w:color w:val="1F2430"/>
-          <w:sz w:val="20"/>
-        </w:rPr>
-        <w:t>________________________________________</w:t>
-      </w:r>
-    </w:p>
-    <w:p>
-      <w:pPr>
-        <w:spacing w:before="20" w:after="0" w:line="276" w:lineRule="auto"/>
-        <w:ind w:left="170"/>
-      </w:pPr>
-      <w:r>
-        <w:rPr>
-          <w:rFonts w:ascii="맑은 고딕" w:hAnsi="맑은 고딕" w:eastAsia="맑은 고딕"/>
-          <w:b w:val="0"/>
-          <w:color w:val="1F2430"/>
-          <w:sz w:val="20"/>
-        </w:rPr>
-        <w:t xml:space="preserve">14. 그래서 나는 그것을 고쳐서 다시 사용하기로 결심했어. → </w:t>
-      </w:r>
-      <w:r>
-        <w:rPr>
-          <w:rFonts w:ascii="맑은 고딕" w:hAnsi="맑은 고딕" w:eastAsia="맑은 고딕"/>
-          <w:b w:val="0"/>
-          <w:color w:val="1F2430"/>
-          <w:sz w:val="20"/>
-        </w:rPr>
-        <w:t>________________________________________</w:t>
-      </w:r>
-    </w:p>
-    <w:p>
-      <w:pPr>
-        <w:spacing w:before="20" w:after="0" w:line="276" w:lineRule="auto"/>
-        <w:ind w:left="170"/>
-      </w:pPr>
-      <w:r>
-        <w:rPr>
-          <w:rFonts w:ascii="맑은 고딕" w:hAnsi="맑은 고딕" w:eastAsia="맑은 고딕"/>
-          <w:b w:val="0"/>
-          <w:color w:val="1F2430"/>
-          <w:sz w:val="20"/>
-        </w:rPr>
-        <w:t xml:space="preserve">15. 나는 바느질을 잘하지 못해서, 가방이 완벽해 보인다고 생각하진 않아. → </w:t>
-      </w:r>
-      <w:r>
-        <w:rPr>
-          <w:rFonts w:ascii="맑은 고딕" w:hAnsi="맑은 고딕" w:eastAsia="맑은 고딕"/>
-          <w:b w:val="0"/>
-          <w:color w:val="1F2430"/>
-          <w:sz w:val="20"/>
-        </w:rPr>
-        <w:t>________________________________________</w:t>
-      </w:r>
-    </w:p>
-    <w:p>
-      <w:pPr>
-        <w:spacing w:before="20" w:after="0" w:line="276" w:lineRule="auto"/>
-        <w:ind w:left="170"/>
-      </w:pPr>
-      <w:r>
-        <w:rPr>
-          <w:rFonts w:ascii="맑은 고딕" w:hAnsi="맑은 고딕" w:eastAsia="맑은 고딕"/>
-          <w:b w:val="0"/>
-          <w:color w:val="1F2430"/>
-          <w:sz w:val="20"/>
-        </w:rPr>
-        <w:t xml:space="preserve">16. 그래도 괜찮은 것 같아. → </w:t>
-      </w:r>
-      <w:r>
-        <w:rPr>
-          <w:rFonts w:ascii="맑은 고딕" w:hAnsi="맑은 고딕" w:eastAsia="맑은 고딕"/>
-          <w:b w:val="0"/>
-          <w:color w:val="1F2430"/>
-          <w:sz w:val="20"/>
-        </w:rPr>
-        <w:t>____________________________________</w:t>
-      </w:r>
-    </w:p>
-    <w:p>
-      <w:pPr>
-        <w:spacing w:before="20" w:after="0" w:line="276" w:lineRule="auto"/>
-        <w:ind w:left="170"/>
-      </w:pPr>
-      <w:r>
-        <w:rPr>
-          <w:rFonts w:ascii="맑은 고딕" w:hAnsi="맑은 고딕" w:eastAsia="맑은 고딕"/>
-          <w:b w:val="0"/>
-          <w:color w:val="1F2430"/>
-          <w:sz w:val="20"/>
-        </w:rPr>
-        <w:t xml:space="preserve">17. 챌린지 03 일회용 플라스틱 사용에 반대해라. → </w:t>
-      </w:r>
-      <w:r>
-        <w:rPr>
-          <w:rFonts w:ascii="맑은 고딕" w:hAnsi="맑은 고딕" w:eastAsia="맑은 고딕"/>
-          <w:b w:val="0"/>
-          <w:color w:val="1F2430"/>
-          <w:sz w:val="20"/>
-        </w:rPr>
-        <w:t>________________________________________</w:t>
-      </w:r>
-    </w:p>
-    <w:p>
-      <w:pPr>
-        <w:spacing w:before="20" w:after="0" w:line="276" w:lineRule="auto"/>
-        <w:ind w:left="170"/>
-      </w:pPr>
-      <w:r>
-        <w:rPr>
-          <w:rFonts w:ascii="맑은 고딕" w:hAnsi="맑은 고딕" w:eastAsia="맑은 고딕"/>
-          <w:b w:val="0"/>
-          <w:color w:val="1F2430"/>
-          <w:sz w:val="20"/>
-        </w:rPr>
-        <w:t xml:space="preserve">18. Emma: 나는 음식 배달 서비스를 자주 이용하는데, 오늘은 이용하지 않았어. → </w:t>
-      </w:r>
-      <w:r>
-        <w:rPr>
-          <w:rFonts w:ascii="맑은 고딕" w:hAnsi="맑은 고딕" w:eastAsia="맑은 고딕"/>
-          <w:b w:val="0"/>
-          <w:color w:val="1F2430"/>
-          <w:sz w:val="20"/>
-        </w:rPr>
-        <w:t>________________________________________</w:t>
-      </w:r>
-    </w:p>
-    <w:p>
-      <w:pPr>
-        <w:spacing w:before="20" w:after="0" w:line="276" w:lineRule="auto"/>
-        <w:ind w:left="170"/>
-      </w:pPr>
-      <w:r>
-        <w:rPr>
-          <w:rFonts w:ascii="맑은 고딕" w:hAnsi="맑은 고딕" w:eastAsia="맑은 고딕"/>
-          <w:b w:val="0"/>
-          <w:color w:val="1F2430"/>
-          <w:sz w:val="20"/>
-        </w:rPr>
-        <w:t xml:space="preserve">19. 대신에, 재사용 가능한 용기를 가지고 내가 가장 좋아하는 식당으로 걸어가서 음식을 가져왔어. → </w:t>
-      </w:r>
-      <w:r>
-        <w:rPr>
-          <w:rFonts w:ascii="맑은 고딕" w:hAnsi="맑은 고딕" w:eastAsia="맑은 고딕"/>
-          <w:b w:val="0"/>
-          <w:color w:val="1F2430"/>
-          <w:sz w:val="20"/>
-        </w:rPr>
-        <w:t>________________________________________</w:t>
-      </w:r>
-    </w:p>
-    <w:p>
-      <w:pPr>
-        <w:spacing w:before="20" w:after="0" w:line="276" w:lineRule="auto"/>
-        <w:ind w:left="170"/>
-      </w:pPr>
-      <w:r>
-        <w:rPr>
-          <w:rFonts w:ascii="맑은 고딕" w:hAnsi="맑은 고딕" w:eastAsia="맑은 고딕"/>
-          <w:b w:val="0"/>
-          <w:color w:val="1F2430"/>
-          <w:sz w:val="20"/>
-        </w:rPr>
-        <w:t xml:space="preserve">20. 나는 플라스틱은 절대로 완전히 없어지지 않는다고 들었어. → </w:t>
-      </w:r>
-      <w:r>
-        <w:rPr>
-          <w:rFonts w:ascii="맑은 고딕" w:hAnsi="맑은 고딕" w:eastAsia="맑은 고딕"/>
-          <w:b w:val="0"/>
-          <w:color w:val="1F2430"/>
-          <w:sz w:val="20"/>
-        </w:rPr>
-        <w:t>________________________________________</w:t>
-      </w:r>
-    </w:p>
-    <w:p>
-      <w:pPr>
-        <w:spacing w:before="20" w:after="0" w:line="276" w:lineRule="auto"/>
-        <w:ind w:left="170"/>
-      </w:pPr>
-      <w:r>
-        <w:rPr>
-          <w:rFonts w:ascii="맑은 고딕" w:hAnsi="맑은 고딕" w:eastAsia="맑은 고딕"/>
-          <w:b w:val="0"/>
-          <w:color w:val="1F2430"/>
-          <w:sz w:val="20"/>
-        </w:rPr>
-        <w:t xml:space="preserve">21. 나는 오늘 어떠한 일회용 플라스틱도 사용하지 않았어. → </w:t>
-      </w:r>
-      <w:r>
-        <w:rPr>
-          <w:rFonts w:ascii="맑은 고딕" w:hAnsi="맑은 고딕" w:eastAsia="맑은 고딕"/>
-          <w:b w:val="0"/>
-          <w:color w:val="1F2430"/>
-          <w:sz w:val="20"/>
-        </w:rPr>
-        <w:t>________________________________________</w:t>
-      </w:r>
-    </w:p>
-    <w:p>
-      <w:pPr>
-        <w:spacing w:before="20" w:after="0" w:line="276" w:lineRule="auto"/>
-        <w:ind w:left="170"/>
-      </w:pPr>
-      <w:r>
-        <w:rPr>
-          <w:rFonts w:ascii="맑은 고딕" w:hAnsi="맑은 고딕" w:eastAsia="맑은 고딕"/>
-          <w:b w:val="0"/>
-          <w:color w:val="1F2430"/>
-          <w:sz w:val="20"/>
-        </w:rPr>
-        <w:t xml:space="preserve">22. 기분이 좋았어! → </w:t>
-      </w:r>
-      <w:r>
-        <w:rPr>
-          <w:rFonts w:ascii="맑은 고딕" w:hAnsi="맑은 고딕" w:eastAsia="맑은 고딕"/>
-          <w:b w:val="0"/>
-          <w:color w:val="1F2430"/>
-          <w:sz w:val="20"/>
-        </w:rPr>
-        <w:t>___________________</w:t>
-      </w:r>
-    </w:p>
-    <w:p>
-      <w:pPr>
-        <w:spacing w:before="20" w:after="0" w:line="276" w:lineRule="auto"/>
-        <w:ind w:left="170"/>
-      </w:pPr>
-      <w:r>
-        <w:rPr>
-          <w:rFonts w:ascii="맑은 고딕" w:hAnsi="맑은 고딕" w:eastAsia="맑은 고딕"/>
-          <w:b w:val="0"/>
-          <w:color w:val="1F2430"/>
-          <w:sz w:val="20"/>
-        </w:rPr>
-        <w:t xml:space="preserve">23. 챌린지 04 재활용해라. → </w:t>
-      </w:r>
-      <w:r>
-        <w:rPr>
-          <w:rFonts w:ascii="맑은 고딕" w:hAnsi="맑은 고딕" w:eastAsia="맑은 고딕"/>
-          <w:b w:val="0"/>
-          <w:color w:val="1F2430"/>
-          <w:sz w:val="20"/>
-        </w:rPr>
-        <w:t>________________________________</w:t>
-      </w:r>
-    </w:p>
-    <w:p>
-      <w:pPr>
-        <w:spacing w:before="20" w:after="0" w:line="276" w:lineRule="auto"/>
-        <w:ind w:left="170"/>
-      </w:pPr>
-      <w:r>
-        <w:rPr>
-          <w:rFonts w:ascii="맑은 고딕" w:hAnsi="맑은 고딕" w:eastAsia="맑은 고딕"/>
-          <w:b w:val="0"/>
-          <w:color w:val="1F2430"/>
-          <w:sz w:val="20"/>
-        </w:rPr>
-        <w:t xml:space="preserve">24. 민수: 어제 나는 플라스틱병과 유리병 몇 개를 우리 집 근처에 있는 재활용 기계로 가져갔어. → </w:t>
-      </w:r>
-      <w:r>
-        <w:rPr>
-          <w:rFonts w:ascii="맑은 고딕" w:hAnsi="맑은 고딕" w:eastAsia="맑은 고딕"/>
-          <w:b w:val="0"/>
-          <w:color w:val="1F2430"/>
-          <w:sz w:val="20"/>
-        </w:rPr>
-        <w:t>________________________________________</w:t>
-      </w:r>
-    </w:p>
-    <w:p>
-      <w:pPr>
-        <w:spacing w:before="20" w:after="0" w:line="276" w:lineRule="auto"/>
-        <w:ind w:left="170"/>
-      </w:pPr>
-      <w:r>
-        <w:rPr>
-          <w:rFonts w:ascii="맑은 고딕" w:hAnsi="맑은 고딕" w:eastAsia="맑은 고딕"/>
-          <w:b w:val="0"/>
-          <w:color w:val="1F2430"/>
-          <w:sz w:val="20"/>
-        </w:rPr>
-        <w:t xml:space="preserve">25. 나는 그것들을 하나씩 기계에 집어넣었고, 대가로 포인트를 얻었어. → </w:t>
-      </w:r>
-      <w:r>
-        <w:rPr>
-          <w:rFonts w:ascii="맑은 고딕" w:hAnsi="맑은 고딕" w:eastAsia="맑은 고딕"/>
-          <w:b w:val="0"/>
-          <w:color w:val="1F2430"/>
-          <w:sz w:val="20"/>
-        </w:rPr>
-        <w:t>________________________________________</w:t>
-      </w:r>
-    </w:p>
-    <w:p>
-      <w:pPr>
-        <w:spacing w:before="20" w:after="0" w:line="276" w:lineRule="auto"/>
-        <w:ind w:left="170"/>
-      </w:pPr>
-      <w:r>
-        <w:rPr>
-          <w:rFonts w:ascii="맑은 고딕" w:hAnsi="맑은 고딕" w:eastAsia="맑은 고딕"/>
-          <w:b w:val="0"/>
-          <w:color w:val="1F2430"/>
-          <w:sz w:val="20"/>
-        </w:rPr>
-        <w:t xml:space="preserve">26. 그 포인트로 뭘 할 수 있냐고? → </w:t>
-      </w:r>
-      <w:r>
-        <w:rPr>
-          <w:rFonts w:ascii="맑은 고딕" w:hAnsi="맑은 고딕" w:eastAsia="맑은 고딕"/>
-          <w:b w:val="0"/>
-          <w:color w:val="1F2430"/>
-          <w:sz w:val="20"/>
-        </w:rPr>
-        <w:t>________________________________________</w:t>
-      </w:r>
-    </w:p>
-    <w:p>
-      <w:pPr>
-        <w:spacing w:before="20" w:after="0" w:line="276" w:lineRule="auto"/>
-        <w:ind w:left="170"/>
-      </w:pPr>
-      <w:r>
-        <w:rPr>
-          <w:rFonts w:ascii="맑은 고딕" w:hAnsi="맑은 고딕" w:eastAsia="맑은 고딕"/>
-          <w:b w:val="0"/>
-          <w:color w:val="1F2430"/>
-          <w:sz w:val="20"/>
-        </w:rPr>
-        <w:t xml:space="preserve">27. 음, 나는 포인트를 돈처럼 사용할 수 있어. → </w:t>
-      </w:r>
-      <w:r>
-        <w:rPr>
-          <w:rFonts w:ascii="맑은 고딕" w:hAnsi="맑은 고딕" w:eastAsia="맑은 고딕"/>
-          <w:b w:val="0"/>
-          <w:color w:val="1F2430"/>
-          <w:sz w:val="20"/>
-        </w:rPr>
-        <w:t>________________________________________</w:t>
-      </w:r>
-    </w:p>
-    <w:p>
-      <w:pPr>
-        <w:spacing w:before="20" w:after="0" w:line="276" w:lineRule="auto"/>
-        <w:ind w:left="170"/>
-      </w:pPr>
-      <w:r>
-        <w:rPr>
-          <w:rFonts w:ascii="맑은 고딕" w:hAnsi="맑은 고딕" w:eastAsia="맑은 고딕"/>
-          <w:b w:val="0"/>
-          <w:color w:val="1F2430"/>
-          <w:sz w:val="20"/>
-        </w:rPr>
         <w:t xml:space="preserve">28. 멋지다고 생각하지 않니? → </w:t>
       </w:r>
       <w:r>
@@ -6273,7 +6561,7 @@
           <w:color w:val="1F2430"/>
           <w:sz w:val="20"/>
         </w:rPr>
-        <w:t>________________________________________</w:t>
+        <w:tab/>
       </w:r>
     </w:p>
     <w:tbl>
@@ -14235,6 +14523,33 @@
     </w:p>
     <w:p>
       <w:pPr>
+        <w:tabs>
+          <w:tab w:val="right" w:leader="underscore" w:pos="10300"/>
+        </w:tabs>
+        <w:spacing w:before="20" w:after="0" w:line="384" w:lineRule="auto"/>
+        <w:ind w:left="170"/>
+      </w:pPr>
+      <w:r>
+        <w:rPr>
+          <w:rFonts w:ascii="맑은 고딕" w:hAnsi="맑은 고딕" w:eastAsia="맑은 고딕"/>
+          <w:b w:val="0"/>
+          <w:color w:val="1F2430"/>
+          <w:sz w:val="20"/>
+        </w:rPr>
+        <w:t xml:space="preserve">3. </w:t>
+      </w:r>
+      <w:r>
+        <w:rPr>
+          <w:rFonts w:ascii="맑은 고딕" w:hAnsi="맑은 고딕" w:eastAsia="맑은 고딕"/>
+          <w:b w:val="0"/>
+          <w:color w:val="1F2430"/>
+          <w:sz w:val="20"/>
+        </w:rPr>
+        <w:tab/>
+      </w:r>
+    </w:p>
+    <w:p>
+      <w:pPr>
         <w:spacing w:before="20" w:after="0" w:line="276" w:lineRule="auto"/>
         <w:ind w:left="170"/>
       </w:pPr>
@@ -14245,20 +14560,47 @@
           <w:color w:val="1F2430"/>
           <w:sz w:val="20"/>
         </w:rPr>
-        <w:t xml:space="preserve">3. </w:t>
-      </w:r>
-      <w:r>
-        <w:rPr>
-          <w:rFonts w:ascii="맑은 고딕" w:hAnsi="맑은 고딕" w:eastAsia="맑은 고딕"/>
-          <w:b w:val="0"/>
-          <w:color w:val="1F2430"/>
-          <w:sz w:val="20"/>
-        </w:rPr>
-        <w:t>________________________________________</w:t>
+        <w:t xml:space="preserve">4. </w:t>
+      </w:r>
+      <w:r>
+        <w:rPr>
+          <w:rFonts w:ascii="맑은 고딕" w:hAnsi="맑은 고딕" w:eastAsia="맑은 고딕"/>
+          <w:b w:val="0"/>
+          <w:color w:val="1F2430"/>
+          <w:sz w:val="20"/>
+        </w:rPr>
+        <w:t>______________________</w:t>
       </w:r>
     </w:p>
     <w:p>
       <w:pPr>
+        <w:tabs>
+          <w:tab w:val="right" w:leader="underscore" w:pos="10300"/>
+        </w:tabs>
+        <w:spacing w:before="20" w:after="0" w:line="384" w:lineRule="auto"/>
+        <w:ind w:left="170"/>
+      </w:pPr>
+      <w:r>
+        <w:rPr>
+          <w:rFonts w:ascii="맑은 고딕" w:hAnsi="맑은 고딕" w:eastAsia="맑은 고딕"/>
+          <w:b w:val="0"/>
+          <w:color w:val="1F2430"/>
+          <w:sz w:val="20"/>
+        </w:rPr>
+        <w:t xml:space="preserve">5. </w:t>
+      </w:r>
+      <w:r>
+        <w:rPr>
+          <w:rFonts w:ascii="맑은 고딕" w:hAnsi="맑은 고딕" w:eastAsia="맑은 고딕"/>
+          <w:b w:val="0"/>
+          <w:color w:val="1F2430"/>
+          <w:sz w:val="20"/>
+        </w:rPr>
+        <w:tab/>
+      </w:r>
+    </w:p>
+    <w:p>
+      <w:pPr>
         <w:spacing w:before="20" w:after="0" w:line="276" w:lineRule="auto"/>
         <w:ind w:left="170"/>
       </w:pPr>
@@ -14269,20 +14611,47 @@
           <w:color w:val="1F2430"/>
           <w:sz w:val="20"/>
         </w:rPr>
-        <w:t xml:space="preserve">4. </w:t>
-      </w:r>
-      <w:r>
-        <w:rPr>
-          <w:rFonts w:ascii="맑은 고딕" w:hAnsi="맑은 고딕" w:eastAsia="맑은 고딕"/>
-          <w:b w:val="0"/>
-          <w:color w:val="1F2430"/>
-          <w:sz w:val="20"/>
-        </w:rPr>
-        <w:t>______________________</w:t>
+        <w:t xml:space="preserve">6. </w:t>
+      </w:r>
+      <w:r>
+        <w:rPr>
+          <w:rFonts w:ascii="맑은 고딕" w:hAnsi="맑은 고딕" w:eastAsia="맑은 고딕"/>
+          <w:b w:val="0"/>
+          <w:color w:val="1F2430"/>
+          <w:sz w:val="20"/>
+        </w:rPr>
+        <w:t>___________________________________</w:t>
       </w:r>
     </w:p>
     <w:p>
       <w:pPr>
+        <w:tabs>
+          <w:tab w:val="right" w:leader="underscore" w:pos="10300"/>
+        </w:tabs>
+        <w:spacing w:before="20" w:after="0" w:line="384" w:lineRule="auto"/>
+        <w:ind w:left="170"/>
+      </w:pPr>
+      <w:r>
+        <w:rPr>
+          <w:rFonts w:ascii="맑은 고딕" w:hAnsi="맑은 고딕" w:eastAsia="맑은 고딕"/>
+          <w:b w:val="0"/>
+          <w:color w:val="1F2430"/>
+          <w:sz w:val="20"/>
+        </w:rPr>
+        <w:t xml:space="preserve">7. </w:t>
+      </w:r>
+      <w:r>
+        <w:rPr>
+          <w:rFonts w:ascii="맑은 고딕" w:hAnsi="맑은 고딕" w:eastAsia="맑은 고딕"/>
+          <w:b w:val="0"/>
+          <w:color w:val="1F2430"/>
+          <w:sz w:val="20"/>
+        </w:rPr>
+        <w:tab/>
+      </w:r>
+    </w:p>
+    <w:p>
+      <w:pPr>
         <w:spacing w:before="20" w:after="0" w:line="276" w:lineRule="auto"/>
         <w:ind w:left="170"/>
       </w:pPr>
@@ -14293,21 +14662,24 @@
           <w:color w:val="1F2430"/>
           <w:sz w:val="20"/>
         </w:rPr>
-        <w:t xml:space="preserve">5. </w:t>
-      </w:r>
-      <w:r>
-        <w:rPr>
-          <w:rFonts w:ascii="맑은 고딕" w:hAnsi="맑은 고딕" w:eastAsia="맑은 고딕"/>
-          <w:b w:val="0"/>
-          <w:color w:val="1F2430"/>
-          <w:sz w:val="20"/>
-        </w:rPr>
-        <w:t>________________________________________</w:t>
+        <w:t xml:space="preserve">8. </w:t>
+      </w:r>
+      <w:r>
+        <w:rPr>
+          <w:rFonts w:ascii="맑은 고딕" w:hAnsi="맑은 고딕" w:eastAsia="맑은 고딕"/>
+          <w:b w:val="0"/>
+          <w:color w:val="1F2430"/>
+          <w:sz w:val="20"/>
+        </w:rPr>
+        <w:t>______________________________________</w:t>
       </w:r>
     </w:p>
     <w:p>
       <w:pPr>
-        <w:spacing w:before="20" w:after="0" w:line="276" w:lineRule="auto"/>
+        <w:tabs>
+          <w:tab w:val="right" w:leader="underscore" w:pos="10300"/>
+        </w:tabs>
+        <w:spacing w:before="20" w:after="0" w:line="384" w:lineRule="auto"/>
         <w:ind w:left="170"/>
       </w:pPr>
       <w:r>
@@ -14317,21 +14689,24 @@
           <w:color w:val="1F2430"/>
           <w:sz w:val="20"/>
         </w:rPr>
-        <w:t xml:space="preserve">6. </w:t>
-      </w:r>
-      <w:r>
-        <w:rPr>
-          <w:rFonts w:ascii="맑은 고딕" w:hAnsi="맑은 고딕" w:eastAsia="맑은 고딕"/>
-          <w:b w:val="0"/>
-          <w:color w:val="1F2430"/>
-          <w:sz w:val="20"/>
-        </w:rPr>
-        <w:t>___________________________________</w:t>
+        <w:t xml:space="preserve">9. </w:t>
+      </w:r>
+      <w:r>
+        <w:rPr>
+          <w:rFonts w:ascii="맑은 고딕" w:hAnsi="맑은 고딕" w:eastAsia="맑은 고딕"/>
+          <w:b w:val="0"/>
+          <w:color w:val="1F2430"/>
+          <w:sz w:val="20"/>
+        </w:rPr>
+        <w:tab/>
       </w:r>
     </w:p>
     <w:p>
       <w:pPr>
-        <w:spacing w:before="20" w:after="0" w:line="276" w:lineRule="auto"/>
+        <w:tabs>
+          <w:tab w:val="right" w:leader="underscore" w:pos="10300"/>
+        </w:tabs>
+        <w:spacing w:before="20" w:after="0" w:line="384" w:lineRule="auto"/>
         <w:ind w:left="170"/>
       </w:pPr>
       <w:r>
@@ -14341,78 +14716,6 @@
           <w:color w:val="1F2430"/>
           <w:sz w:val="20"/>
         </w:rPr>
-        <w:t xml:space="preserve">7. </w:t>
-      </w:r>
-      <w:r>
-        <w:rPr>
-          <w:rFonts w:ascii="맑은 고딕" w:hAnsi="맑은 고딕" w:eastAsia="맑은 고딕"/>
-          <w:b w:val="0"/>
-          <w:color w:val="1F2430"/>
-          <w:sz w:val="20"/>
-        </w:rPr>
-        <w:t>________________________________________</w:t>
-      </w:r>
-    </w:p>
-    <w:p>
-      <w:pPr>
-        <w:spacing w:before="20" w:after="0" w:line="276" w:lineRule="auto"/>
-        <w:ind w:left="170"/>
-      </w:pPr>
-      <w:r>
-        <w:rPr>
-          <w:rFonts w:ascii="맑은 고딕" w:hAnsi="맑은 고딕" w:eastAsia="맑은 고딕"/>
-          <w:b w:val="0"/>
-          <w:color w:val="1F2430"/>
-          <w:sz w:val="20"/>
-        </w:rPr>
-        <w:t xml:space="preserve">8. </w:t>
-      </w:r>
-      <w:r>
-        <w:rPr>
-          <w:rFonts w:ascii="맑은 고딕" w:hAnsi="맑은 고딕" w:eastAsia="맑은 고딕"/>
-          <w:b w:val="0"/>
-          <w:color w:val="1F2430"/>
-          <w:sz w:val="20"/>
-        </w:rPr>
-        <w:t>______________________________________</w:t>
-      </w:r>
-    </w:p>
-    <w:p>
-      <w:pPr>
-        <w:spacing w:before="20" w:after="0" w:line="276" w:lineRule="auto"/>
-        <w:ind w:left="170"/>
-      </w:pPr>
-      <w:r>
-        <w:rPr>
-          <w:rFonts w:ascii="맑은 고딕" w:hAnsi="맑은 고딕" w:eastAsia="맑은 고딕"/>
-          <w:b w:val="0"/>
-          <w:color w:val="1F2430"/>
-          <w:sz w:val="20"/>
-        </w:rPr>
-        <w:t xml:space="preserve">9. </w:t>
-      </w:r>
-      <w:r>
-        <w:rPr>
-          <w:rFonts w:ascii="맑은 고딕" w:hAnsi="맑은 고딕" w:eastAsia="맑은 고딕"/>
-          <w:b w:val="0"/>
-          <w:color w:val="1F2430"/>
-          <w:sz w:val="20"/>
-        </w:rPr>
-        <w:t>________________________________________</w:t>
-      </w:r>
-    </w:p>
-    <w:p>
-      <w:pPr>
-        <w:spacing w:before="20" w:after="0" w:line="276" w:lineRule="auto"/>
-        <w:ind w:left="170"/>
-      </w:pPr>
-      <w:r>
-        <w:rPr>
-          <w:rFonts w:ascii="맑은 고딕" w:hAnsi="맑은 고딕" w:eastAsia="맑은 고딕"/>
-          <w:b w:val="0"/>
-          <w:color w:val="1F2430"/>
-          <w:sz w:val="20"/>
-        </w:rPr>
         <w:t xml:space="preserve">10. </w:t>
       </w:r>
       <w:r>
@@ -14422,7 +14725,7 @@
           <w:color w:val="1F2430"/>
           <w:sz w:val="20"/>
         </w:rPr>
-        <w:t>________________________________________</w:t>
+        <w:tab/>
       </w:r>
     </w:p>
     <w:p>
@@ -19475,7 +19778,10 @@
     </w:p>
     <w:p>
       <w:pPr>
-        <w:spacing w:before="20" w:after="0" w:line="276" w:lineRule="auto"/>
+        <w:tabs>
+          <w:tab w:val="right" w:leader="underscore" w:pos="10300"/>
+        </w:tabs>
+        <w:spacing w:before="20" w:after="0" w:line="384" w:lineRule="auto"/>
         <w:ind w:left="170"/>
       </w:pPr>
       <w:r>
@@ -19494,7 +19800,7 @@
           <w:color w:val="1F2430"/>
           <w:sz w:val="20"/>
         </w:rPr>
-        <w:t>________________________________________</w:t>
+        <w:tab/>
       </w:r>
       <w:r>
         <w:rPr>
@@ -25955,7 +26261,10 @@
     </w:p>
     <w:p>
       <w:pPr>
-        <w:spacing w:before="20" w:after="0" w:line="276" w:lineRule="auto"/>
+        <w:tabs>
+          <w:tab w:val="right" w:leader="underscore" w:pos="10300"/>
+        </w:tabs>
+        <w:spacing w:before="20" w:after="0" w:line="384" w:lineRule="auto"/>
         <w:ind w:left="170"/>
       </w:pPr>
       <w:r>
@@ -25974,12 +26283,15 @@
           <w:color w:val="1F2430"/>
           <w:sz w:val="20"/>
         </w:rPr>
-        <w:t>________________________________________</w:t>
+        <w:tab/>
       </w:r>
     </w:p>
     <w:p>
       <w:pPr>
-        <w:spacing w:before="20" w:after="0" w:line="276" w:lineRule="auto"/>
+        <w:tabs>
+          <w:tab w:val="right" w:leader="underscore" w:pos="10300"/>
+        </w:tabs>
+        <w:spacing w:before="20" w:after="0" w:line="384" w:lineRule="auto"/>
         <w:ind w:left="170"/>
       </w:pPr>
       <w:r>
@@ -25998,12 +26310,15 @@
           <w:color w:val="1F2430"/>
           <w:sz w:val="20"/>
         </w:rPr>
-        <w:t>________________________________________</w:t>
+        <w:tab/>
       </w:r>
     </w:p>
     <w:p>
       <w:pPr>
-        <w:spacing w:before="20" w:after="0" w:line="276" w:lineRule="auto"/>
+        <w:tabs>
+          <w:tab w:val="right" w:leader="underscore" w:pos="10300"/>
+        </w:tabs>
+        <w:spacing w:before="20" w:after="0" w:line="384" w:lineRule="auto"/>
         <w:ind w:left="170"/>
       </w:pPr>
       <w:r>
@@ -26022,12 +26337,15 @@
           <w:color w:val="1F2430"/>
           <w:sz w:val="20"/>
         </w:rPr>
-        <w:t>________________________________________</w:t>
+        <w:tab/>
       </w:r>
     </w:p>
     <w:p>
       <w:pPr>
-        <w:spacing w:before="20" w:after="0" w:line="276" w:lineRule="auto"/>
+        <w:tabs>
+          <w:tab w:val="right" w:leader="underscore" w:pos="10300"/>
+        </w:tabs>
+        <w:spacing w:before="20" w:after="0" w:line="384" w:lineRule="auto"/>
         <w:ind w:left="170"/>
       </w:pPr>
       <w:r>
@@ -26046,7 +26364,7 @@
           <w:color w:val="1F2430"/>
           <w:sz w:val="20"/>
         </w:rPr>
-        <w:t>________________________________________</w:t>
+        <w:tab/>
       </w:r>
     </w:p>
     <w:p>
@@ -27759,7 +28077,10 @@
     </w:p>
     <w:p>
       <w:pPr>
-        <w:spacing w:before="20" w:after="0" w:line="276" w:lineRule="auto"/>
+        <w:tabs>
+          <w:tab w:val="right" w:leader="underscore" w:pos="10300"/>
+        </w:tabs>
+        <w:spacing w:before="20" w:after="0" w:line="384" w:lineRule="auto"/>
         <w:ind w:left="170"/>
       </w:pPr>
       <w:r>
@@ -27778,7 +28099,7 @@
           <w:color w:val="1F2430"/>
           <w:sz w:val="20"/>
         </w:rPr>
-        <w:t>________________________________________</w:t>
+        <w:tab/>
       </w:r>
       <w:r>
         <w:rPr>
@@ -27792,7 +28113,10 @@
     </w:p>
     <w:p>
       <w:pPr>
-        <w:spacing w:before="20" w:after="0" w:line="276" w:lineRule="auto"/>
+        <w:tabs>
+          <w:tab w:val="right" w:leader="underscore" w:pos="10300"/>
+        </w:tabs>
+        <w:spacing w:before="20" w:after="0" w:line="384" w:lineRule="auto"/>
         <w:ind w:left="170"/>
       </w:pPr>
       <w:r>
@@ -27811,7 +28135,7 @@
           <w:color w:val="1F2430"/>
           <w:sz w:val="20"/>
         </w:rPr>
-        <w:t>________________________________________</w:t>
+        <w:tab/>
       </w:r>
       <w:r>
         <w:rPr>
@@ -27825,7 +28149,10 @@
     </w:p>
     <w:p>
       <w:pPr>
-        <w:spacing w:before="20" w:after="0" w:line="276" w:lineRule="auto"/>
+        <w:tabs>
+          <w:tab w:val="right" w:leader="underscore" w:pos="10300"/>
+        </w:tabs>
+        <w:spacing w:before="20" w:after="0" w:line="384" w:lineRule="auto"/>
         <w:ind w:left="170"/>
       </w:pPr>
       <w:r>
@@ -27844,7 +28171,7 @@
           <w:color w:val="1F2430"/>
           <w:sz w:val="20"/>
         </w:rPr>
-        <w:t>________________________________________</w:t>
+        <w:tab/>
       </w:r>
       <w:r>
         <w:rPr>
@@ -27858,7 +28185,10 @@
     </w:p>
     <w:p>
       <w:pPr>
-        <w:spacing w:before="20" w:after="0" w:line="276" w:lineRule="auto"/>
+        <w:tabs>
+          <w:tab w:val="right" w:leader="underscore" w:pos="10300"/>
+        </w:tabs>
+        <w:spacing w:before="20" w:after="0" w:line="384" w:lineRule="auto"/>
         <w:ind w:left="170"/>
       </w:pPr>
       <w:r>
@@ -27877,7 +28207,7 @@
           <w:color w:val="1F2430"/>
           <w:sz w:val="20"/>
         </w:rPr>
-        <w:t>________________________________________</w:t>
+        <w:tab/>
       </w:r>
       <w:r>
         <w:rPr>
@@ -28586,6 +28916,129 @@
     </w:p>
     <w:p>
       <w:pPr>
+        <w:tabs>
+          <w:tab w:val="right" w:leader="underscore" w:pos="10300"/>
+        </w:tabs>
+        <w:spacing w:before="20" w:after="0" w:line="384" w:lineRule="auto"/>
+        <w:ind w:left="170"/>
+      </w:pPr>
+      <w:r>
+        <w:rPr>
+          <w:rFonts w:ascii="맑은 고딕" w:hAnsi="맑은 고딕" w:eastAsia="맑은 고딕"/>
+          <w:b w:val="0"/>
+          <w:color w:val="1F2430"/>
+          <w:sz w:val="20"/>
+        </w:rPr>
+        <w:t xml:space="preserve">1. "Watching movies is exciting." → James thinks </w:t>
+      </w:r>
+      <w:r>
+        <w:rPr>
+          <w:rFonts w:ascii="맑은 고딕" w:hAnsi="맑은 고딕" w:eastAsia="맑은 고딕"/>
+          <w:b w:val="0"/>
+          <w:color w:val="1F2430"/>
+          <w:sz w:val="20"/>
+        </w:rPr>
+        <w:tab/>
+      </w:r>
+    </w:p>
+    <w:p>
+      <w:pPr>
+        <w:tabs>
+          <w:tab w:val="right" w:leader="underscore" w:pos="10300"/>
+        </w:tabs>
+        <w:spacing w:before="20" w:after="0" w:line="384" w:lineRule="auto"/>
+        <w:ind w:left="170"/>
+      </w:pPr>
+      <w:r>
+        <w:rPr>
+          <w:rFonts w:ascii="맑은 고딕" w:hAnsi="맑은 고딕" w:eastAsia="맑은 고딕"/>
+          <w:b w:val="0"/>
+          <w:color w:val="1F2430"/>
+          <w:sz w:val="20"/>
+        </w:rPr>
+        <w:t xml:space="preserve">2. "A positive attitude is important." → They believe </w:t>
+      </w:r>
+      <w:r>
+        <w:rPr>
+          <w:rFonts w:ascii="맑은 고딕" w:hAnsi="맑은 고딕" w:eastAsia="맑은 고딕"/>
+          <w:b w:val="0"/>
+          <w:color w:val="1F2430"/>
+          <w:sz w:val="20"/>
+        </w:rPr>
+        <w:tab/>
+      </w:r>
+    </w:p>
+    <w:p>
+      <w:pPr>
+        <w:tabs>
+          <w:tab w:val="right" w:leader="underscore" w:pos="10300"/>
+        </w:tabs>
+        <w:spacing w:before="20" w:after="0" w:line="384" w:lineRule="auto"/>
+        <w:ind w:left="170"/>
+      </w:pPr>
+      <w:r>
+        <w:rPr>
+          <w:rFonts w:ascii="맑은 고딕" w:hAnsi="맑은 고딕" w:eastAsia="맑은 고딕"/>
+          <w:b w:val="0"/>
+          <w:color w:val="1F2430"/>
+          <w:sz w:val="20"/>
+        </w:rPr>
+        <w:t xml:space="preserve">3. "I should study English hard." → Ann thinks </w:t>
+      </w:r>
+      <w:r>
+        <w:rPr>
+          <w:rFonts w:ascii="맑은 고딕" w:hAnsi="맑은 고딕" w:eastAsia="맑은 고딕"/>
+          <w:b w:val="0"/>
+          <w:color w:val="1F2430"/>
+          <w:sz w:val="20"/>
+        </w:rPr>
+        <w:tab/>
+      </w:r>
+    </w:p>
+    <w:p>
+      <w:pPr>
+        <w:tabs>
+          <w:tab w:val="right" w:leader="underscore" w:pos="10300"/>
+        </w:tabs>
+        <w:spacing w:before="20" w:after="0" w:line="384" w:lineRule="auto"/>
+        <w:ind w:left="170"/>
+      </w:pPr>
+      <w:r>
+        <w:rPr>
+          <w:rFonts w:ascii="맑은 고딕" w:hAnsi="맑은 고딕" w:eastAsia="맑은 고딕"/>
+          <w:b w:val="0"/>
+          <w:color w:val="1F2430"/>
+          <w:sz w:val="20"/>
+        </w:rPr>
+        <w:t xml:space="preserve">4. "I can't finish painting the picture today." → The man knows </w:t>
+      </w:r>
+      <w:r>
+        <w:rPr>
+          <w:rFonts w:ascii="맑은 고딕" w:hAnsi="맑은 고딕" w:eastAsia="맑은 고딕"/>
+          <w:b w:val="0"/>
+          <w:color w:val="1F2430"/>
+          <w:sz w:val="20"/>
+        </w:rPr>
+        <w:tab/>
+      </w:r>
+    </w:p>
+    <w:p>
+      <w:pPr>
+        <w:keepNext/>
+        <w:spacing w:before="100" w:after="20" w:line="276" w:lineRule="auto"/>
+      </w:pPr>
+      <w:r>
+        <w:rPr>
+          <w:rFonts w:ascii="맑은 고딕" w:hAnsi="맑은 고딕" w:eastAsia="맑은 고딕"/>
+          <w:b/>
+          <w:color w:val="1F2430"/>
+          <w:sz w:val="20"/>
+        </w:rPr>
+        <w:t>B 우리말과 일치하도록 괄호 안의 표현을 활용하여 문장을 완성해 봅시다.</w:t>
+      </w:r>
+    </w:p>
+    <w:p>
+      <w:pPr>
         <w:spacing w:before="20" w:after="0" w:line="276" w:lineRule="auto"/>
         <w:ind w:left="170"/>
       </w:pPr>
@@ -28596,21 +29049,33 @@
           <w:color w:val="1F2430"/>
           <w:sz w:val="20"/>
         </w:rPr>
-        <w:t xml:space="preserve">1. "Watching movies is exciting." → James thinks </w:t>
-      </w:r>
-      <w:r>
-        <w:rPr>
-          <w:rFonts w:ascii="맑은 고딕" w:hAnsi="맑은 고딕" w:eastAsia="맑은 고딕"/>
-          <w:b w:val="0"/>
-          <w:color w:val="1F2430"/>
-          <w:sz w:val="20"/>
-        </w:rPr>
-        <w:t>________________________________________</w:t>
+        <w:t xml:space="preserve">1. 나는 오늘 Max가 아프다고 들었다. (sick) → I heard </w:t>
+      </w:r>
+      <w:r>
+        <w:rPr>
+          <w:rFonts w:ascii="맑은 고딕" w:hAnsi="맑은 고딕" w:eastAsia="맑은 고딕"/>
+          <w:b w:val="0"/>
+          <w:color w:val="1F2430"/>
+          <w:sz w:val="20"/>
+        </w:rPr>
+        <w:t>_________________________</w:t>
+      </w:r>
+      <w:r>
+        <w:rPr>
+          <w:rFonts w:ascii="맑은 고딕" w:hAnsi="맑은 고딕" w:eastAsia="맑은 고딕"/>
+          <w:b w:val="0"/>
+          <w:color w:val="1F2430"/>
+          <w:sz w:val="20"/>
+        </w:rPr>
+        <w:t xml:space="preserve"> today.</w:t>
       </w:r>
     </w:p>
     <w:p>
       <w:pPr>
-        <w:spacing w:before="20" w:after="0" w:line="276" w:lineRule="auto"/>
+        <w:tabs>
+          <w:tab w:val="right" w:leader="underscore" w:pos="10300"/>
+        </w:tabs>
+        <w:spacing w:before="20" w:after="0" w:line="384" w:lineRule="auto"/>
         <w:ind w:left="170"/>
       </w:pPr>
       <w:r>
@@ -28620,21 +29085,33 @@
           <w:color w:val="1F2430"/>
           <w:sz w:val="20"/>
         </w:rPr>
-        <w:t xml:space="preserve">2. "A positive attitude is important." → They believe </w:t>
-      </w:r>
-      <w:r>
-        <w:rPr>
-          <w:rFonts w:ascii="맑은 고딕" w:hAnsi="맑은 고딕" w:eastAsia="맑은 고딕"/>
-          <w:b w:val="0"/>
-          <w:color w:val="1F2430"/>
-          <w:sz w:val="20"/>
-        </w:rPr>
-        <w:t>________________________________________</w:t>
+        <w:t xml:space="preserve">2. 그는 역사 시험이 어려웠다고 생각했다. (the history test, difficult) → He thought </w:t>
+      </w:r>
+      <w:r>
+        <w:rPr>
+          <w:rFonts w:ascii="맑은 고딕" w:hAnsi="맑은 고딕" w:eastAsia="맑은 고딕"/>
+          <w:b w:val="0"/>
+          <w:color w:val="1F2430"/>
+          <w:sz w:val="20"/>
+        </w:rPr>
+        <w:tab/>
+      </w:r>
+      <w:r>
+        <w:rPr>
+          <w:rFonts w:ascii="맑은 고딕" w:hAnsi="맑은 고딕" w:eastAsia="맑은 고딕"/>
+          <w:b w:val="0"/>
+          <w:color w:val="1F2430"/>
+          <w:sz w:val="20"/>
+        </w:rPr>
+        <w:t>.</w:t>
       </w:r>
     </w:p>
     <w:p>
       <w:pPr>
-        <w:spacing w:before="20" w:after="0" w:line="276" w:lineRule="auto"/>
+        <w:tabs>
+          <w:tab w:val="right" w:leader="underscore" w:pos="10300"/>
+        </w:tabs>
+        <w:spacing w:before="20" w:after="0" w:line="384" w:lineRule="auto"/>
         <w:ind w:left="170"/>
       </w:pPr>
       <w:r>
@@ -28644,21 +29121,33 @@
           <w:color w:val="1F2430"/>
           <w:sz w:val="20"/>
         </w:rPr>
-        <w:t xml:space="preserve">3. "I should study English hard." → Ann thinks </w:t>
-      </w:r>
-      <w:r>
-        <w:rPr>
-          <w:rFonts w:ascii="맑은 고딕" w:hAnsi="맑은 고딕" w:eastAsia="맑은 고딕"/>
-          <w:b w:val="0"/>
-          <w:color w:val="1F2430"/>
-          <w:sz w:val="20"/>
-        </w:rPr>
-        <w:t>________________________________________</w:t>
+        <w:t xml:space="preserve">3. 나는 그녀가 미래에 비행기 조종사가 될 것이라고 믿는다. (become, a pilot) → I believe </w:t>
+      </w:r>
+      <w:r>
+        <w:rPr>
+          <w:rFonts w:ascii="맑은 고딕" w:hAnsi="맑은 고딕" w:eastAsia="맑은 고딕"/>
+          <w:b w:val="0"/>
+          <w:color w:val="1F2430"/>
+          <w:sz w:val="20"/>
+        </w:rPr>
+        <w:tab/>
+      </w:r>
+      <w:r>
+        <w:rPr>
+          <w:rFonts w:ascii="맑은 고딕" w:hAnsi="맑은 고딕" w:eastAsia="맑은 고딕"/>
+          <w:b w:val="0"/>
+          <w:color w:val="1F2430"/>
+          <w:sz w:val="20"/>
+        </w:rPr>
+        <w:t xml:space="preserve"> in the future.</w:t>
       </w:r>
     </w:p>
     <w:p>
       <w:pPr>
-        <w:spacing w:before="20" w:after="0" w:line="276" w:lineRule="auto"/>
+        <w:tabs>
+          <w:tab w:val="right" w:leader="underscore" w:pos="10300"/>
+        </w:tabs>
+        <w:spacing w:before="20" w:after="0" w:line="384" w:lineRule="auto"/>
         <w:ind w:left="170"/>
       </w:pPr>
       <w:r>
@@ -28668,144 +29157,6 @@
           <w:color w:val="1F2430"/>
           <w:sz w:val="20"/>
         </w:rPr>
-        <w:t xml:space="preserve">4. "I can't finish painting the picture today." → The man knows </w:t>
-      </w:r>
-      <w:r>
-        <w:rPr>
-          <w:rFonts w:ascii="맑은 고딕" w:hAnsi="맑은 고딕" w:eastAsia="맑은 고딕"/>
-          <w:b w:val="0"/>
-          <w:color w:val="1F2430"/>
-          <w:sz w:val="20"/>
-        </w:rPr>
-        <w:t>________________________________________</w:t>
-      </w:r>
-    </w:p>
-    <w:p>
-      <w:pPr>
-        <w:keepNext/>
-        <w:spacing w:before="100" w:after="20" w:line="276" w:lineRule="auto"/>
-      </w:pPr>
-      <w:r>
-        <w:rPr>
-          <w:rFonts w:ascii="맑은 고딕" w:hAnsi="맑은 고딕" w:eastAsia="맑은 고딕"/>
-          <w:b/>
-          <w:color w:val="1F2430"/>
-          <w:sz w:val="20"/>
-        </w:rPr>
-        <w:t>B 우리말과 일치하도록 괄호 안의 표현을 활용하여 문장을 완성해 봅시다.</w:t>
-      </w:r>
-    </w:p>
-    <w:p>
-      <w:pPr>
-        <w:spacing w:before="20" w:after="0" w:line="276" w:lineRule="auto"/>
-        <w:ind w:left="170"/>
-      </w:pPr>
-      <w:r>
-        <w:rPr>
-          <w:rFonts w:ascii="맑은 고딕" w:hAnsi="맑은 고딕" w:eastAsia="맑은 고딕"/>
-          <w:b w:val="0"/>
-          <w:color w:val="1F2430"/>
-          <w:sz w:val="20"/>
-        </w:rPr>
-        <w:t xml:space="preserve">1. 나는 오늘 Max가 아프다고 들었다. (sick) → I heard </w:t>
-      </w:r>
-      <w:r>
-        <w:rPr>
-          <w:rFonts w:ascii="맑은 고딕" w:hAnsi="맑은 고딕" w:eastAsia="맑은 고딕"/>
-          <w:b w:val="0"/>
-          <w:color w:val="1F2430"/>
-          <w:sz w:val="20"/>
-        </w:rPr>
-        <w:t>_________________________</w:t>
-      </w:r>
-      <w:r>
-        <w:rPr>
-          <w:rFonts w:ascii="맑은 고딕" w:hAnsi="맑은 고딕" w:eastAsia="맑은 고딕"/>
-          <w:b w:val="0"/>
-          <w:color w:val="1F2430"/>
-          <w:sz w:val="20"/>
-        </w:rPr>
-        <w:t xml:space="preserve"> today.</w:t>
-      </w:r>
-    </w:p>
-    <w:p>
-      <w:pPr>
-        <w:spacing w:before="20" w:after="0" w:line="276" w:lineRule="auto"/>
-        <w:ind w:left="170"/>
-      </w:pPr>
-      <w:r>
-        <w:rPr>
-          <w:rFonts w:ascii="맑은 고딕" w:hAnsi="맑은 고딕" w:eastAsia="맑은 고딕"/>
-          <w:b w:val="0"/>
-          <w:color w:val="1F2430"/>
-          <w:sz w:val="20"/>
-        </w:rPr>
-        <w:t xml:space="preserve">2. 그는 역사 시험이 어려웠다고 생각했다. (the history test, difficult) → He thought </w:t>
-      </w:r>
-      <w:r>
-        <w:rPr>
-          <w:rFonts w:ascii="맑은 고딕" w:hAnsi="맑은 고딕" w:eastAsia="맑은 고딕"/>
-          <w:b w:val="0"/>
-          <w:color w:val="1F2430"/>
-          <w:sz w:val="20"/>
-        </w:rPr>
-        <w:t>________________________________________</w:t>
-      </w:r>
-      <w:r>
-        <w:rPr>
-          <w:rFonts w:ascii="맑은 고딕" w:hAnsi="맑은 고딕" w:eastAsia="맑은 고딕"/>
-          <w:b w:val="0"/>
-          <w:color w:val="1F2430"/>
-          <w:sz w:val="20"/>
-        </w:rPr>
-        <w:t>.</w:t>
-      </w:r>
-    </w:p>
-    <w:p>
-      <w:pPr>
-        <w:spacing w:before="20" w:after="0" w:line="276" w:lineRule="auto"/>
-        <w:ind w:left="170"/>
-      </w:pPr>
-      <w:r>
-        <w:rPr>
-          <w:rFonts w:ascii="맑은 고딕" w:hAnsi="맑은 고딕" w:eastAsia="맑은 고딕"/>
-          <w:b w:val="0"/>
-          <w:color w:val="1F2430"/>
-          <w:sz w:val="20"/>
-        </w:rPr>
-        <w:t xml:space="preserve">3. 나는 그녀가 미래에 비행기 조종사가 될 것이라고 믿는다. (become, a pilot) → I believe </w:t>
-      </w:r>
-      <w:r>
-        <w:rPr>
-          <w:rFonts w:ascii="맑은 고딕" w:hAnsi="맑은 고딕" w:eastAsia="맑은 고딕"/>
-          <w:b w:val="0"/>
-          <w:color w:val="1F2430"/>
-          <w:sz w:val="20"/>
-        </w:rPr>
-        <w:t>________________________________________</w:t>
-      </w:r>
-      <w:r>
-        <w:rPr>
-          <w:rFonts w:ascii="맑은 고딕" w:hAnsi="맑은 고딕" w:eastAsia="맑은 고딕"/>
-          <w:b w:val="0"/>
-          <w:color w:val="1F2430"/>
-          <w:sz w:val="20"/>
-        </w:rPr>
-        <w:t xml:space="preserve"> in the future.</w:t>
-      </w:r>
-    </w:p>
-    <w:p>
-      <w:pPr>
-        <w:spacing w:before="20" w:after="0" w:line="276" w:lineRule="auto"/>
-        <w:ind w:left="170"/>
-      </w:pPr>
-      <w:r>
-        <w:rPr>
-          <w:rFonts w:ascii="맑은 고딕" w:hAnsi="맑은 고딕" w:eastAsia="맑은 고딕"/>
-          <w:b w:val="0"/>
-          <w:color w:val="1F2430"/>
-          <w:sz w:val="20"/>
-        </w:rPr>
         <w:t xml:space="preserve">4. 나는 Jim이 그의 식습관을 바꿔야 한다고 생각한다. (should change, eating habits) → I think </w:t>
       </w:r>
       <w:r>
@@ -28815,7 +29166,7 @@
           <w:color w:val="1F2430"/>
           <w:sz w:val="20"/>
         </w:rPr>
-        <w:t>________________________________________</w:t>
+        <w:tab/>
       </w:r>
       <w:r>
         <w:rPr>
